--- a/doc/empirical.docx
+++ b/doc/empirical.docx
@@ -2,28 +2,27 @@
 <file path=word/document.xml><?xml version="1.0" encoding="utf-8"?>
 <w:document xmlns:w="http://schemas.openxmlformats.org/wordprocessingml/2006/main" xmlns:m="http://schemas.openxmlformats.org/officeDocument/2006/math" xmlns:r="http://schemas.openxmlformats.org/officeDocument/2006/relationships" xmlns:o="urn:schemas-microsoft-com:office:office" xmlns:v="urn:schemas-microsoft-com:vml" xmlns:w10="urn:schemas-microsoft-com:office:word" xmlns:a="http://schemas.openxmlformats.org/drawingml/2006/main" xmlns:pic="http://schemas.openxmlformats.org/drawingml/2006/picture" xmlns:wp="http://schemas.openxmlformats.org/drawingml/2006/wordprocessingDrawing">
   <w:body>
-    <w:bookmarkStart w:id="25" w:name="part-4-empirical-application"/>
+    <w:p>
+      <w:pPr>
+        <w:pStyle w:val="Title"/>
+      </w:pPr>
+      <w:r>
+        <w:t xml:space="preserve">Empirical Application</w:t>
+      </w:r>
+    </w:p>
+    <w:bookmarkStart w:id="12" w:name="methods"/>
     <w:p>
       <w:pPr>
         <w:pStyle w:val="Heading1"/>
       </w:pPr>
       <w:r>
-        <w:t xml:space="preserve">PART 4: Empirical Application</w:t>
+        <w:t xml:space="preserve">Methods</w:t>
       </w:r>
     </w:p>
-    <w:bookmarkStart w:id="23" w:name="methods"/>
+    <w:bookmarkStart w:id="9" w:name="fossil-leaf-data"/>
     <w:p>
       <w:pPr>
         <w:pStyle w:val="Heading2"/>
-      </w:pPr>
-      <w:r>
-        <w:t xml:space="preserve">Methods</w:t>
-      </w:r>
-    </w:p>
-    <w:bookmarkStart w:id="20" w:name="fossil-leaf-data"/>
-    <w:p>
-      <w:pPr>
-        <w:pStyle w:val="Heading3"/>
       </w:pPr>
       <w:r>
         <w:t xml:space="preserve">Fossil leaf data</w:t>
@@ -52,11 +51,11 @@
         <w:t xml:space="preserve">function in the dilp R package. A subset of fossil species also carry measurements of PW²/A (petiole width squared divided by blade area), the single predictor used in the LMA model; species without this measurement were excluded from LMA prediction.</w:t>
       </w:r>
     </w:p>
-    <w:bookmarkEnd w:id="20"/>
-    <w:bookmarkStart w:id="21" w:name="phylogenetic-placement"/>
+    <w:bookmarkEnd w:id="9"/>
+    <w:bookmarkStart w:id="10" w:name="phylogenetic-placement"/>
     <w:p>
       <w:pPr>
-        <w:pStyle w:val="Heading3"/>
+        <w:pStyle w:val="Heading2"/>
       </w:pPr>
       <w:r>
         <w:t xml:space="preserve">Phylogenetic placement</w:t>
@@ -67,14 +66,14 @@
         <w:pStyle w:val="FirstParagraph"/>
       </w:pPr>
       <w:r>
-        <w:t xml:space="preserve">Each fossil species was grafted onto the angiosperm scaffold tree (described in Part 1) using a genus-then-family-then-order fallback hierarchy. Placement proceeded as follows. If one or more extant tips with a matching genus were present in the scaffold, the fossil was attached at the most recent common ancestor (MRCA) of those tips. If no genus match was found, the MRCA of tips belonging to the same family was used. If no family match was found, the MRCA of tips belonging to the same order was used. If no order match was found, the fossil was attached at the root with a warning. The edge length assigned to each graft was chosen so that the fossil tip falls at the correct time depth, computed from the calibrated scaffold tree height minus the fossil’s age in Ma. When a fossil predates the crown age of its placement clade, the code walks up the tree to find the branch that was alive at the fossil’s age and splits that branch, attaching the fossil with a zero-length terminal edge. This ancestral branch approach ensures that no fossil is placed at a node younger than itself.</w:t>
+        <w:t xml:space="preserve">Each fossil occurrence was grafted onto the angiosperm scaffold tree (described in Part 1) using a genus-then-family-then-order fallback hierarchy and that occurrence’s site age. The formal-only analysis is primary: a genus, family, or order reported in quotation marks is treated as informal and is not used as placement evidence. A separate sensitivity scenario provisionally includes those quoted ranks. If two or more extant scaffold tips match the highest available formal rank, their MRCA is the placement target; a single matching tip defines the target branch; otherwise the next formal rank is used, with the root as the final fallback. The edge length is chosen so that the fossil tip falls at its correct time depth. When a fossil predates the crown age of its placement clade, the code walks up the tree to find a branch alive at the fossil’s age and splits that branch. This ancestral-branch approach ensures that no fossil is placed at a node younger than itself.</w:t>
       </w:r>
     </w:p>
-    <w:bookmarkEnd w:id="21"/>
-    <w:bookmarkStart w:id="22" w:name="pip-prediction"/>
+    <w:bookmarkEnd w:id="10"/>
+    <w:bookmarkStart w:id="11" w:name="pip-prediction"/>
     <w:p>
       <w:pPr>
-        <w:pStyle w:val="Heading3"/>
+        <w:pStyle w:val="Heading2"/>
       </w:pPr>
       <w:r>
         <w:t xml:space="preserve">PIP prediction</w:t>
@@ -85,7 +84,7 @@
         <w:pStyle w:val="FirstParagraph"/>
       </w:pPr>
       <w:r>
-        <w:t xml:space="preserve">After placement, the phylogenetic variance-covariance matrix was computed for the combined set of extant training species and fossil species using</w:t>
+        <w:t xml:space="preserve">After placement, the phylogenetic variance-covariance matrix was computed for the combined set of extant training species and fossil occurrences using</w:t>
       </w:r>
       <w:r>
         <w:t xml:space="preserve"> </w:t>
@@ -163,7 +162,7 @@
         <w:t xml:space="preserve"> </w:t>
       </w:r>
       <w:r>
-        <w:t xml:space="preserve">fossil species was extracted and scaled by Pagel’s</w:t>
+        <w:t xml:space="preserve">fossil occurrences was extracted and scaled by Pagel’s</w:t>
       </w:r>
       <w:r>
         <w:t xml:space="preserve"> </w:t>
@@ -298,24 +297,7 @@
         <w:t xml:space="preserve"> </w:t>
       </w:r>
       <w:r>
-        <w:t xml:space="preserve">was computed using site-specific trait means for each fossil species, so that species appearing at more than one site contribute a distinct</w:t>
-      </w:r>
-      <w:r>
-        <w:t xml:space="preserve"> </w:t>
-      </w:r>
-      <m:oMath>
-        <m:r>
-          <m:t>X</m:t>
-        </m:r>
-        <m:r>
-          <m:t>β</m:t>
-        </m:r>
-      </m:oMath>
-      <w:r>
-        <w:t xml:space="preserve"> </w:t>
-      </w:r>
-      <w:r>
-        <w:t xml:space="preserve">value for each site while sharing the same phylogenetic adjustment. Missing trait values were filled by bagged-tree imputation before constructing the design matrix. Predictions on the log(MAP) scale were exponentiated before site averaging. Site-level MAT and MAP estimates are the mean of species-level predictions within each site.</w:t>
+        <w:t xml:space="preserve">was computed using site-specific trait means for each fossil occurrence. Each occurrence is also placed at its own age, so both its cross-covariance and phylogenetic adjustment can differ when the same label occurs at more than one site or age. Missing trait values were filled by bagged-tree imputation before constructing the design matrix. Predictions on the log(MAP) scale were averaged within each site and then exponentiated, giving geometric site means. Site-level MAT estimates remain arithmetic means of the occurrence-level predictions.</w:t>
       </w:r>
     </w:p>
     <w:p>
@@ -337,7 +319,7 @@
         <w:t xml:space="preserve"> </w:t>
       </w:r>
       <w:r>
-        <w:t xml:space="preserve">contains an intercept column and a column of log₁₀(PW²/A) values aggregated to within-site species means. No imputation was applied; species without PW²/A measurements were excluded. The phylogenetic adjustment used the same grafted tree and cross-covariance procedure described above, with</w:t>
+        <w:t xml:space="preserve">contains an intercept column and a column of log₁₀(PW²/A) values aggregated to within-site species means. No imputation was applied; species without PW²/A measurements were excluded. The separate LMA pipeline used species-level fossil placement at mean occurrence ages, with</w:t>
       </w:r>
       <w:r>
         <w:t xml:space="preserve"> </w:t>
@@ -409,7 +391,7 @@
         <w:t xml:space="preserve"> </w:t>
       </w:r>
       <w:r>
-        <w:t xml:space="preserve">drawn from the LMA model components. Predictions on the log₁₀(LMA) scale were back-transformed as</w:t>
+        <w:t xml:space="preserve">drawn from its own fitted components. The occurrence-specific climate placement update described above has not been applied to these LMA results. Predictions on the log₁₀(LMA) scale were back-transformed as</w:t>
       </w:r>
       <w:r>
         <w:t xml:space="preserve"> </w:t>
@@ -447,7 +429,7 @@
         <w:pStyle w:val="BodyText"/>
       </w:pPr>
       <w:r>
-        <w:t xml:space="preserve">These analyses can be reproduced using the</w:t>
+        <w:t xml:space="preserve">The climate predictions can be reproduced using the updated local</w:t>
       </w:r>
       <w:r>
         <w:t xml:space="preserve"> </w:t>
@@ -462,15 +444,15 @@
         <w:t xml:space="preserve"> </w:t>
       </w:r>
       <w:r>
-        <w:t xml:space="preserve">function in the dilp R package. The function accepts a specimen-level data frame with the standard DiLP trait columns plus the species, genus, family, order, and age_ma fields, and returns site-level and species-level predictions together with a placement log recording how each fossil species was grafted onto the scaffold phylogeny.</w:t>
+        <w:t xml:space="preserve">implementation; the previously pinned public commit does not contain these changes. The function accepts a specimen-level data frame with the standard DiLP trait columns plus the species, genus, family, order, and age_ma fields, and returns site-level and species-level predictions together with a placement log recording how each fossil species was grafted onto the scaffold phylogeny.</w:t>
       </w:r>
     </w:p>
-    <w:bookmarkEnd w:id="22"/>
-    <w:bookmarkEnd w:id="23"/>
-    <w:bookmarkStart w:id="24" w:name="results"/>
+    <w:bookmarkEnd w:id="11"/>
+    <w:bookmarkEnd w:id="12"/>
+    <w:bookmarkStart w:id="13" w:name="results"/>
     <w:p>
       <w:pPr>
-        <w:pStyle w:val="Heading2"/>
+        <w:pStyle w:val="Heading1"/>
       </w:pPr>
       <w:r>
         <w:t xml:space="preserve">Results</w:t>
@@ -481,722 +463,2804 @@
         <w:pStyle w:val="FirstParagraph"/>
       </w:pPr>
       <w:r>
-        <w:t xml:space="preserve">PIP MAT estimates ranged from 14.2 °C at Republic (49.4 Ma) to 22.1 °C at Cerrejon (58.0 Ma). MAP estimates ranged from 151 cm at Republic and Bonanza to 225 cm at Cerrejon. The number of species contributing to each site average ranged from 6 at Palacio de los Loros PL2 to 118 at Laguna del Hunco. Site-level predictions are given in Table 4.</w:t>
+        <w:t xml:space="preserve">All 361 fossil occurrences were retained in the formal-only climate analysis. PIP MAT estimates range from 14.1 °C at Republic to 21.6 °C at Cerrejon, and MAP estimates from 148 to 220 cm at the same sites. The practical non-phylogenetic comparison uses LM site sp+zero with imputation. Both methods use imputation for MAT and MAP.</w:t>
       </w:r>
     </w:p>
     <w:p>
       <w:pPr>
         <w:pStyle w:val="BodyText"/>
+        <w:keepNext/>
       </w:pPr>
       <w:r>
         <w:rPr>
           <w:b/>
           <w:bCs/>
         </w:rPr>
-        <w:t xml:space="preserve">Table 4.</w:t>
+        <w:t xml:space="preserve">Table 6.</w:t>
       </w:r>
       <w:r>
         <w:t xml:space="preserve"> </w:t>
       </w:r>
       <w:r>
-        <w:t xml:space="preserve">PIP site-level paleoclimate estimates for 11 fossil sites from Peppe et al. (2011). MAT is in °C. MAP is in cm. n is the number of fossil species contributing to the site mean.</w:t>
+        <w:t xml:space="preserve">Site-level climate estimates for 11 fossil floras. PIP uses occurrence-specific traits and ages with formal-only taxonomy; LM is the site sp+zero imputed baseline. n is the number of species-site occurrences contributing to each PIP estimate. MAP values are geometric means in cm.</w:t>
       </w:r>
     </w:p>
     <w:tbl>
       <w:tblPr>
         <w:tblStyle w:val="Table"/>
-        <w:tblW w:type="auto" w:w="0"/>
+        <w:tblW w:type="pct" w:w="5000"/>
+        <w:jc w:val="center"/>
+        <w:tblLayout w:type="fixed"/>
         <w:tblLook w:firstRow="1" w:lastRow="0" w:firstColumn="0" w:lastColumn="0" w:noHBand="0" w:noVBand="0" w:val="0020"/>
       </w:tblPr>
       <w:tblGrid>
-        <w:gridCol w:w="1584"/>
-        <w:gridCol w:w="1584"/>
-        <w:gridCol w:w="1584"/>
-        <w:gridCol w:w="1584"/>
-        <w:gridCol w:w="1584"/>
+        <w:gridCol w:w="3096"/>
+        <w:gridCol w:w="1008"/>
+        <w:gridCol w:w="1152"/>
+        <w:gridCol w:w="1152"/>
+        <w:gridCol w:w="1152"/>
+        <w:gridCol w:w="1152"/>
+        <w:gridCol w:w="648"/>
       </w:tblGrid>
       <w:tr>
         <w:trPr>
           <w:tblHeader w:val="on"/>
+          <w:tblHeader/>
+          <w:cantSplit/>
         </w:trPr>
         <w:tc>
-          <w:tcPr/>
-          <w:p>
-            <w:pPr>
-              <w:pStyle w:val="Compact"/>
-            </w:pPr>
-            <w:r>
+          <w:tcPr>
+            <w:tcW w:type="dxa" w:w="3096"/>
+            <w:vAlign w:val="center"/>
+            <w:tcMar>
+              <w:top w:w="75" w:type="dxa"/>
+              <w:left w:w="75" w:type="dxa"/>
+              <w:bottom w:w="75" w:type="dxa"/>
+              <w:right w:w="75" w:type="dxa"/>
+            </w:tcMar>
+            <w:tcBorders>
+              <w:top w:val="single" w:sz="4" w:color="D9D9D9"/>
+              <w:left w:val="single" w:sz="4" w:color="D9D9D9"/>
+              <w:bottom w:val="single" w:sz="4" w:color="D9D9D9"/>
+              <w:right w:val="single" w:sz="4" w:color="D9D9D9"/>
+            </w:tcBorders>
+            <w:shd w:fill="E7EDF3"/>
+          </w:tcPr>
+          <w:p>
+            <w:pPr>
+              <w:pStyle w:val="Compact"/>
+              <w:spacing w:after="40" w:before="40" w:line="240" w:lineRule="auto"/>
+              <w:jc w:val="left"/>
+            </w:pPr>
+            <w:r>
+              <w:rPr>
+                <w:b/>
+                <w:color w:val="000000"/>
+                <w:sz w:val="19"/>
+              </w:rPr>
               <w:t xml:space="preserve">Site</w:t>
             </w:r>
           </w:p>
         </w:tc>
         <w:tc>
-          <w:tcPr/>
-          <w:p>
-            <w:pPr>
-              <w:pStyle w:val="Compact"/>
-            </w:pPr>
-            <w:r>
+          <w:tcPr>
+            <w:tcW w:type="dxa" w:w="1008"/>
+            <w:vAlign w:val="center"/>
+            <w:tcMar>
+              <w:top w:w="75" w:type="dxa"/>
+              <w:left w:w="75" w:type="dxa"/>
+              <w:bottom w:w="75" w:type="dxa"/>
+              <w:right w:w="75" w:type="dxa"/>
+            </w:tcMar>
+            <w:tcBorders>
+              <w:top w:val="single" w:sz="4" w:color="D9D9D9"/>
+              <w:left w:val="single" w:sz="4" w:color="D9D9D9"/>
+              <w:bottom w:val="single" w:sz="4" w:color="D9D9D9"/>
+              <w:right w:val="single" w:sz="4" w:color="D9D9D9"/>
+            </w:tcBorders>
+            <w:shd w:fill="E7EDF3"/>
+          </w:tcPr>
+          <w:p>
+            <w:pPr>
+              <w:pStyle w:val="Compact"/>
+              <w:spacing w:after="40" w:before="40" w:line="240" w:lineRule="auto"/>
+              <w:jc w:val="center"/>
+            </w:pPr>
+            <w:r>
+              <w:rPr>
+                <w:b/>
+                <w:color w:val="000000"/>
+                <w:sz w:val="19"/>
+              </w:rPr>
               <w:t xml:space="preserve">Age (Ma)</w:t>
             </w:r>
           </w:p>
         </w:tc>
         <w:tc>
-          <w:tcPr/>
-          <w:p>
-            <w:pPr>
-              <w:pStyle w:val="Compact"/>
-            </w:pPr>
-            <w:r>
-              <w:t xml:space="preserve">MAT (°C)</w:t>
-            </w:r>
-          </w:p>
-        </w:tc>
-        <w:tc>
-          <w:tcPr/>
-          <w:p>
-            <w:pPr>
-              <w:pStyle w:val="Compact"/>
-            </w:pPr>
-            <w:r>
-              <w:t xml:space="preserve">MAP (cm)</w:t>
-            </w:r>
-          </w:p>
-        </w:tc>
-        <w:tc>
-          <w:tcPr/>
-          <w:p>
-            <w:pPr>
-              <w:pStyle w:val="Compact"/>
-            </w:pPr>
-            <w:r>
+          <w:tcPr>
+            <w:tcW w:type="dxa" w:w="1152"/>
+            <w:vAlign w:val="center"/>
+            <w:tcMar>
+              <w:top w:w="75" w:type="dxa"/>
+              <w:left w:w="75" w:type="dxa"/>
+              <w:bottom w:w="75" w:type="dxa"/>
+              <w:right w:w="75" w:type="dxa"/>
+            </w:tcMar>
+            <w:tcBorders>
+              <w:top w:val="single" w:sz="4" w:color="D9D9D9"/>
+              <w:left w:val="single" w:sz="4" w:color="D9D9D9"/>
+              <w:bottom w:val="single" w:sz="4" w:color="D9D9D9"/>
+              <w:right w:val="single" w:sz="4" w:color="D9D9D9"/>
+            </w:tcBorders>
+            <w:shd w:fill="E7EDF3"/>
+          </w:tcPr>
+          <w:p>
+            <w:pPr>
+              <w:pStyle w:val="Compact"/>
+              <w:spacing w:after="40" w:before="40" w:line="240" w:lineRule="auto"/>
+              <w:jc w:val="center"/>
+            </w:pPr>
+            <w:r>
+              <w:rPr>
+                <w:b/>
+                <w:color w:val="000000"/>
+                <w:sz w:val="19"/>
+              </w:rPr>
+              <w:t xml:space="preserve">MAT PIP (°C)</w:t>
+            </w:r>
+          </w:p>
+        </w:tc>
+        <w:tc>
+          <w:tcPr>
+            <w:tcW w:type="dxa" w:w="1152"/>
+            <w:vAlign w:val="center"/>
+            <w:tcMar>
+              <w:top w:w="75" w:type="dxa"/>
+              <w:left w:w="75" w:type="dxa"/>
+              <w:bottom w:w="75" w:type="dxa"/>
+              <w:right w:w="75" w:type="dxa"/>
+            </w:tcMar>
+            <w:tcBorders>
+              <w:top w:val="single" w:sz="4" w:color="D9D9D9"/>
+              <w:left w:val="single" w:sz="4" w:color="D9D9D9"/>
+              <w:bottom w:val="single" w:sz="4" w:color="D9D9D9"/>
+              <w:right w:val="single" w:sz="4" w:color="D9D9D9"/>
+            </w:tcBorders>
+            <w:shd w:fill="E7EDF3"/>
+          </w:tcPr>
+          <w:p>
+            <w:pPr>
+              <w:pStyle w:val="Compact"/>
+              <w:spacing w:after="40" w:before="40" w:line="240" w:lineRule="auto"/>
+              <w:jc w:val="center"/>
+            </w:pPr>
+            <w:r>
+              <w:rPr>
+                <w:b/>
+                <w:color w:val="000000"/>
+                <w:sz w:val="19"/>
+              </w:rPr>
+              <w:t xml:space="preserve">MAT LM (°C)</w:t>
+            </w:r>
+          </w:p>
+        </w:tc>
+        <w:tc>
+          <w:tcPr>
+            <w:tcW w:type="dxa" w:w="1152"/>
+            <w:vAlign w:val="center"/>
+            <w:tcMar>
+              <w:top w:w="75" w:type="dxa"/>
+              <w:left w:w="75" w:type="dxa"/>
+              <w:bottom w:w="75" w:type="dxa"/>
+              <w:right w:w="75" w:type="dxa"/>
+            </w:tcMar>
+            <w:tcBorders>
+              <w:top w:val="single" w:sz="4" w:color="D9D9D9"/>
+              <w:left w:val="single" w:sz="4" w:color="D9D9D9"/>
+              <w:bottom w:val="single" w:sz="4" w:color="D9D9D9"/>
+              <w:right w:val="single" w:sz="4" w:color="D9D9D9"/>
+            </w:tcBorders>
+            <w:shd w:fill="E7EDF3"/>
+          </w:tcPr>
+          <w:p>
+            <w:pPr>
+              <w:pStyle w:val="Compact"/>
+              <w:spacing w:after="40" w:before="40" w:line="240" w:lineRule="auto"/>
+              <w:jc w:val="center"/>
+            </w:pPr>
+            <w:r>
+              <w:rPr>
+                <w:b/>
+                <w:color w:val="000000"/>
+                <w:sz w:val="19"/>
+              </w:rPr>
+              <w:t xml:space="preserve">MAP PIP (cm)</w:t>
+            </w:r>
+          </w:p>
+        </w:tc>
+        <w:tc>
+          <w:tcPr>
+            <w:tcW w:type="dxa" w:w="1152"/>
+            <w:vAlign w:val="center"/>
+            <w:tcMar>
+              <w:top w:w="75" w:type="dxa"/>
+              <w:left w:w="75" w:type="dxa"/>
+              <w:bottom w:w="75" w:type="dxa"/>
+              <w:right w:w="75" w:type="dxa"/>
+            </w:tcMar>
+            <w:tcBorders>
+              <w:top w:val="single" w:sz="4" w:color="D9D9D9"/>
+              <w:left w:val="single" w:sz="4" w:color="D9D9D9"/>
+              <w:bottom w:val="single" w:sz="4" w:color="D9D9D9"/>
+              <w:right w:val="single" w:sz="4" w:color="D9D9D9"/>
+            </w:tcBorders>
+            <w:shd w:fill="E7EDF3"/>
+          </w:tcPr>
+          <w:p>
+            <w:pPr>
+              <w:pStyle w:val="Compact"/>
+              <w:spacing w:after="40" w:before="40" w:line="240" w:lineRule="auto"/>
+              <w:jc w:val="center"/>
+            </w:pPr>
+            <w:r>
+              <w:rPr>
+                <w:b/>
+                <w:color w:val="000000"/>
+                <w:sz w:val="19"/>
+              </w:rPr>
+              <w:t xml:space="preserve">MAP LM (cm)</w:t>
+            </w:r>
+          </w:p>
+        </w:tc>
+        <w:tc>
+          <w:tcPr>
+            <w:tcW w:type="dxa" w:w="648"/>
+            <w:vAlign w:val="center"/>
+            <w:tcMar>
+              <w:top w:w="75" w:type="dxa"/>
+              <w:left w:w="75" w:type="dxa"/>
+              <w:bottom w:w="75" w:type="dxa"/>
+              <w:right w:w="75" w:type="dxa"/>
+            </w:tcMar>
+            <w:tcBorders>
+              <w:top w:val="single" w:sz="4" w:color="D9D9D9"/>
+              <w:left w:val="single" w:sz="4" w:color="D9D9D9"/>
+              <w:bottom w:val="single" w:sz="4" w:color="D9D9D9"/>
+              <w:right w:val="single" w:sz="4" w:color="D9D9D9"/>
+            </w:tcBorders>
+            <w:shd w:fill="E7EDF3"/>
+          </w:tcPr>
+          <w:p>
+            <w:pPr>
+              <w:pStyle w:val="Compact"/>
+              <w:spacing w:after="40" w:before="40" w:line="240" w:lineRule="auto"/>
+              <w:jc w:val="center"/>
+            </w:pPr>
+            <w:r>
+              <w:rPr>
+                <w:b/>
+                <w:color w:val="000000"/>
+                <w:sz w:val="19"/>
+              </w:rPr>
               <w:t xml:space="preserve">n</w:t>
             </w:r>
           </w:p>
         </w:tc>
       </w:tr>
       <w:tr>
-        <w:tc>
-          <w:tcPr/>
-          <w:p>
-            <w:pPr>
-              <w:pStyle w:val="Compact"/>
-            </w:pPr>
-            <w:r>
+        <w:trPr>
+          <w:cantSplit/>
+        </w:trPr>
+        <w:tc>
+          <w:tcPr>
+            <w:tcW w:type="dxa" w:w="3096"/>
+            <w:vAlign w:val="center"/>
+            <w:tcMar>
+              <w:top w:w="75" w:type="dxa"/>
+              <w:left w:w="75" w:type="dxa"/>
+              <w:bottom w:w="75" w:type="dxa"/>
+              <w:right w:w="75" w:type="dxa"/>
+            </w:tcMar>
+            <w:tcBorders>
+              <w:top w:val="single" w:sz="4" w:color="D9D9D9"/>
+              <w:left w:val="single" w:sz="4" w:color="D9D9D9"/>
+              <w:bottom w:val="single" w:sz="4" w:color="D9D9D9"/>
+              <w:right w:val="single" w:sz="4" w:color="D9D9D9"/>
+            </w:tcBorders>
+          </w:tcPr>
+          <w:p>
+            <w:pPr>
+              <w:pStyle w:val="Compact"/>
+              <w:spacing w:after="40" w:before="40" w:line="240" w:lineRule="auto"/>
+              <w:jc w:val="left"/>
+            </w:pPr>
+            <w:r>
+              <w:rPr>
+                <w:color w:val="000000"/>
+                <w:sz w:val="19"/>
+              </w:rPr>
               <w:t xml:space="preserve">Fox Hills</w:t>
             </w:r>
           </w:p>
         </w:tc>
         <w:tc>
-          <w:tcPr/>
-          <w:p>
-            <w:pPr>
-              <w:pStyle w:val="Compact"/>
-            </w:pPr>
-            <w:r>
+          <w:tcPr>
+            <w:tcW w:type="dxa" w:w="1008"/>
+            <w:vAlign w:val="center"/>
+            <w:tcMar>
+              <w:top w:w="75" w:type="dxa"/>
+              <w:left w:w="75" w:type="dxa"/>
+              <w:bottom w:w="75" w:type="dxa"/>
+              <w:right w:w="75" w:type="dxa"/>
+            </w:tcMar>
+            <w:tcBorders>
+              <w:top w:val="single" w:sz="4" w:color="D9D9D9"/>
+              <w:left w:val="single" w:sz="4" w:color="D9D9D9"/>
+              <w:bottom w:val="single" w:sz="4" w:color="D9D9D9"/>
+              <w:right w:val="single" w:sz="4" w:color="D9D9D9"/>
+            </w:tcBorders>
+          </w:tcPr>
+          <w:p>
+            <w:pPr>
+              <w:pStyle w:val="Compact"/>
+              <w:spacing w:after="40" w:before="40" w:line="240" w:lineRule="auto"/>
+              <w:jc w:val="center"/>
+            </w:pPr>
+            <w:r>
+              <w:rPr>
+                <w:color w:val="000000"/>
+                <w:sz w:val="19"/>
+              </w:rPr>
               <w:t xml:space="preserve">66.5</w:t>
             </w:r>
           </w:p>
         </w:tc>
         <w:tc>
-          <w:tcPr/>
-          <w:p>
-            <w:pPr>
-              <w:pStyle w:val="Compact"/>
-            </w:pPr>
-            <w:r>
-              <w:t xml:space="preserve">16.2</w:t>
-            </w:r>
-          </w:p>
-        </w:tc>
-        <w:tc>
-          <w:tcPr/>
-          <w:p>
-            <w:pPr>
-              <w:pStyle w:val="Compact"/>
-            </w:pPr>
-            <w:r>
-              <w:t xml:space="preserve">156</w:t>
-            </w:r>
-          </w:p>
-        </w:tc>
-        <w:tc>
-          <w:tcPr/>
-          <w:p>
-            <w:pPr>
-              <w:pStyle w:val="Compact"/>
-            </w:pPr>
-            <w:r>
-              <w:t xml:space="preserve">25</w:t>
+          <w:tcPr>
+            <w:tcW w:type="dxa" w:w="1152"/>
+            <w:vAlign w:val="center"/>
+            <w:tcMar>
+              <w:top w:w="75" w:type="dxa"/>
+              <w:left w:w="75" w:type="dxa"/>
+              <w:bottom w:w="75" w:type="dxa"/>
+              <w:right w:w="75" w:type="dxa"/>
+            </w:tcMar>
+            <w:tcBorders>
+              <w:top w:val="single" w:sz="4" w:color="D9D9D9"/>
+              <w:left w:val="single" w:sz="4" w:color="D9D9D9"/>
+              <w:bottom w:val="single" w:sz="4" w:color="D9D9D9"/>
+              <w:right w:val="single" w:sz="4" w:color="D9D9D9"/>
+            </w:tcBorders>
+          </w:tcPr>
+          <w:p>
+            <w:pPr>
+              <w:pStyle w:val="Compact"/>
+              <w:spacing w:after="40" w:before="40" w:line="240" w:lineRule="auto"/>
+              <w:jc w:val="center"/>
+            </w:pPr>
+            <w:r>
+              <w:rPr>
+                <w:color w:val="000000"/>
+                <w:sz w:val="19"/>
+              </w:rPr>
+              <w:t xml:space="preserve">16.3</w:t>
+            </w:r>
+          </w:p>
+        </w:tc>
+        <w:tc>
+          <w:tcPr>
+            <w:tcW w:type="dxa" w:w="1152"/>
+            <w:vAlign w:val="center"/>
+            <w:tcMar>
+              <w:top w:w="75" w:type="dxa"/>
+              <w:left w:w="75" w:type="dxa"/>
+              <w:bottom w:w="75" w:type="dxa"/>
+              <w:right w:w="75" w:type="dxa"/>
+            </w:tcMar>
+            <w:tcBorders>
+              <w:top w:val="single" w:sz="4" w:color="D9D9D9"/>
+              <w:left w:val="single" w:sz="4" w:color="D9D9D9"/>
+              <w:bottom w:val="single" w:sz="4" w:color="D9D9D9"/>
+              <w:right w:val="single" w:sz="4" w:color="D9D9D9"/>
+            </w:tcBorders>
+          </w:tcPr>
+          <w:p>
+            <w:pPr>
+              <w:pStyle w:val="Compact"/>
+              <w:spacing w:after="40" w:before="40" w:line="240" w:lineRule="auto"/>
+              <w:jc w:val="center"/>
+            </w:pPr>
+            <w:r>
+              <w:rPr>
+                <w:color w:val="000000"/>
+                <w:sz w:val="19"/>
+              </w:rPr>
+              <w:t xml:space="preserve">18.1</w:t>
+            </w:r>
+          </w:p>
+        </w:tc>
+        <w:tc>
+          <w:tcPr>
+            <w:tcW w:type="dxa" w:w="1152"/>
+            <w:vAlign w:val="center"/>
+            <w:tcMar>
+              <w:top w:w="75" w:type="dxa"/>
+              <w:left w:w="75" w:type="dxa"/>
+              <w:bottom w:w="75" w:type="dxa"/>
+              <w:right w:w="75" w:type="dxa"/>
+            </w:tcMar>
+            <w:tcBorders>
+              <w:top w:val="single" w:sz="4" w:color="D9D9D9"/>
+              <w:left w:val="single" w:sz="4" w:color="D9D9D9"/>
+              <w:bottom w:val="single" w:sz="4" w:color="D9D9D9"/>
+              <w:right w:val="single" w:sz="4" w:color="D9D9D9"/>
+            </w:tcBorders>
+          </w:tcPr>
+          <w:p>
+            <w:pPr>
+              <w:pStyle w:val="Compact"/>
+              <w:spacing w:after="40" w:before="40" w:line="240" w:lineRule="auto"/>
+              <w:jc w:val="center"/>
+            </w:pPr>
+            <w:r>
+              <w:rPr>
+                <w:color w:val="000000"/>
+                <w:sz w:val="19"/>
+              </w:rPr>
+              <w:t xml:space="preserve">153</w:t>
+            </w:r>
+          </w:p>
+        </w:tc>
+        <w:tc>
+          <w:tcPr>
+            <w:tcW w:type="dxa" w:w="1152"/>
+            <w:vAlign w:val="center"/>
+            <w:tcMar>
+              <w:top w:w="75" w:type="dxa"/>
+              <w:left w:w="75" w:type="dxa"/>
+              <w:bottom w:w="75" w:type="dxa"/>
+              <w:right w:w="75" w:type="dxa"/>
+            </w:tcMar>
+            <w:tcBorders>
+              <w:top w:val="single" w:sz="4" w:color="D9D9D9"/>
+              <w:left w:val="single" w:sz="4" w:color="D9D9D9"/>
+              <w:bottom w:val="single" w:sz="4" w:color="D9D9D9"/>
+              <w:right w:val="single" w:sz="4" w:color="D9D9D9"/>
+            </w:tcBorders>
+          </w:tcPr>
+          <w:p>
+            <w:pPr>
+              <w:pStyle w:val="Compact"/>
+              <w:spacing w:after="40" w:before="40" w:line="240" w:lineRule="auto"/>
+              <w:jc w:val="center"/>
+            </w:pPr>
+            <w:r>
+              <w:rPr>
+                <w:color w:val="000000"/>
+                <w:sz w:val="19"/>
+              </w:rPr>
+              <w:t xml:space="preserve">83</w:t>
+            </w:r>
+          </w:p>
+        </w:tc>
+        <w:tc>
+          <w:tcPr>
+            <w:tcW w:type="dxa" w:w="648"/>
+            <w:vAlign w:val="center"/>
+            <w:tcMar>
+              <w:top w:w="75" w:type="dxa"/>
+              <w:left w:w="75" w:type="dxa"/>
+              <w:bottom w:w="75" w:type="dxa"/>
+              <w:right w:w="75" w:type="dxa"/>
+            </w:tcMar>
+            <w:tcBorders>
+              <w:top w:val="single" w:sz="4" w:color="D9D9D9"/>
+              <w:left w:val="single" w:sz="4" w:color="D9D9D9"/>
+              <w:bottom w:val="single" w:sz="4" w:color="D9D9D9"/>
+              <w:right w:val="single" w:sz="4" w:color="D9D9D9"/>
+            </w:tcBorders>
+          </w:tcPr>
+          <w:p>
+            <w:pPr>
+              <w:pStyle w:val="Compact"/>
+              <w:spacing w:after="40" w:before="40" w:line="240" w:lineRule="auto"/>
+              <w:jc w:val="center"/>
+            </w:pPr>
+            <w:r>
+              <w:rPr>
+                <w:color w:val="000000"/>
+                <w:sz w:val="19"/>
+              </w:rPr>
+              <w:t xml:space="preserve">24</w:t>
             </w:r>
           </w:p>
         </w:tc>
       </w:tr>
       <w:tr>
-        <w:tc>
-          <w:tcPr/>
-          <w:p>
-            <w:pPr>
-              <w:pStyle w:val="Compact"/>
-            </w:pPr>
-            <w:r>
+        <w:trPr>
+          <w:cantSplit/>
+        </w:trPr>
+        <w:tc>
+          <w:tcPr>
+            <w:tcW w:type="dxa" w:w="3096"/>
+            <w:vAlign w:val="center"/>
+            <w:tcMar>
+              <w:top w:w="75" w:type="dxa"/>
+              <w:left w:w="75" w:type="dxa"/>
+              <w:bottom w:w="75" w:type="dxa"/>
+              <w:right w:w="75" w:type="dxa"/>
+            </w:tcMar>
+            <w:tcBorders>
+              <w:top w:val="single" w:sz="4" w:color="D9D9D9"/>
+              <w:left w:val="single" w:sz="4" w:color="D9D9D9"/>
+              <w:bottom w:val="single" w:sz="4" w:color="D9D9D9"/>
+              <w:right w:val="single" w:sz="4" w:color="D9D9D9"/>
+            </w:tcBorders>
+          </w:tcPr>
+          <w:p>
+            <w:pPr>
+              <w:pStyle w:val="Compact"/>
+              <w:spacing w:after="40" w:before="40" w:line="240" w:lineRule="auto"/>
+              <w:jc w:val="left"/>
+            </w:pPr>
+            <w:r>
+              <w:rPr>
+                <w:color w:val="000000"/>
+                <w:sz w:val="19"/>
+              </w:rPr>
               <w:t xml:space="preserve">Williston Basin I</w:t>
             </w:r>
           </w:p>
         </w:tc>
         <w:tc>
-          <w:tcPr/>
-          <w:p>
-            <w:pPr>
-              <w:pStyle w:val="Compact"/>
-            </w:pPr>
-            <w:r>
-              <w:t xml:space="preserve">64.8</w:t>
-            </w:r>
-          </w:p>
-        </w:tc>
-        <w:tc>
-          <w:tcPr/>
-          <w:p>
-            <w:pPr>
-              <w:pStyle w:val="Compact"/>
-            </w:pPr>
-            <w:r>
-              <w:t xml:space="preserve">17.1</w:t>
-            </w:r>
-          </w:p>
-        </w:tc>
-        <w:tc>
-          <w:tcPr/>
-          <w:p>
-            <w:pPr>
-              <w:pStyle w:val="Compact"/>
-            </w:pPr>
-            <w:r>
-              <w:t xml:space="preserve">172</w:t>
-            </w:r>
-          </w:p>
-        </w:tc>
-        <w:tc>
-          <w:tcPr/>
-          <w:p>
-            <w:pPr>
-              <w:pStyle w:val="Compact"/>
-            </w:pPr>
-            <w:r>
+          <w:tcPr>
+            <w:tcW w:type="dxa" w:w="1008"/>
+            <w:vAlign w:val="center"/>
+            <w:tcMar>
+              <w:top w:w="75" w:type="dxa"/>
+              <w:left w:w="75" w:type="dxa"/>
+              <w:bottom w:w="75" w:type="dxa"/>
+              <w:right w:w="75" w:type="dxa"/>
+            </w:tcMar>
+            <w:tcBorders>
+              <w:top w:val="single" w:sz="4" w:color="D9D9D9"/>
+              <w:left w:val="single" w:sz="4" w:color="D9D9D9"/>
+              <w:bottom w:val="single" w:sz="4" w:color="D9D9D9"/>
+              <w:right w:val="single" w:sz="4" w:color="D9D9D9"/>
+            </w:tcBorders>
+          </w:tcPr>
+          <w:p>
+            <w:pPr>
+              <w:pStyle w:val="Compact"/>
+              <w:spacing w:after="40" w:before="40" w:line="240" w:lineRule="auto"/>
+              <w:jc w:val="center"/>
+            </w:pPr>
+            <w:r>
+              <w:rPr>
+                <w:color w:val="000000"/>
+                <w:sz w:val="19"/>
+              </w:rPr>
+              <w:t xml:space="preserve">64.75</w:t>
+            </w:r>
+          </w:p>
+        </w:tc>
+        <w:tc>
+          <w:tcPr>
+            <w:tcW w:type="dxa" w:w="1152"/>
+            <w:vAlign w:val="center"/>
+            <w:tcMar>
+              <w:top w:w="75" w:type="dxa"/>
+              <w:left w:w="75" w:type="dxa"/>
+              <w:bottom w:w="75" w:type="dxa"/>
+              <w:right w:w="75" w:type="dxa"/>
+            </w:tcMar>
+            <w:tcBorders>
+              <w:top w:val="single" w:sz="4" w:color="D9D9D9"/>
+              <w:left w:val="single" w:sz="4" w:color="D9D9D9"/>
+              <w:bottom w:val="single" w:sz="4" w:color="D9D9D9"/>
+              <w:right w:val="single" w:sz="4" w:color="D9D9D9"/>
+            </w:tcBorders>
+          </w:tcPr>
+          <w:p>
+            <w:pPr>
+              <w:pStyle w:val="Compact"/>
+              <w:spacing w:after="40" w:before="40" w:line="240" w:lineRule="auto"/>
+              <w:jc w:val="center"/>
+            </w:pPr>
+            <w:r>
+              <w:rPr>
+                <w:color w:val="000000"/>
+                <w:sz w:val="19"/>
+              </w:rPr>
+              <w:t xml:space="preserve">17.5</w:t>
+            </w:r>
+          </w:p>
+        </w:tc>
+        <w:tc>
+          <w:tcPr>
+            <w:tcW w:type="dxa" w:w="1152"/>
+            <w:vAlign w:val="center"/>
+            <w:tcMar>
+              <w:top w:w="75" w:type="dxa"/>
+              <w:left w:w="75" w:type="dxa"/>
+              <w:bottom w:w="75" w:type="dxa"/>
+              <w:right w:w="75" w:type="dxa"/>
+            </w:tcMar>
+            <w:tcBorders>
+              <w:top w:val="single" w:sz="4" w:color="D9D9D9"/>
+              <w:left w:val="single" w:sz="4" w:color="D9D9D9"/>
+              <w:bottom w:val="single" w:sz="4" w:color="D9D9D9"/>
+              <w:right w:val="single" w:sz="4" w:color="D9D9D9"/>
+            </w:tcBorders>
+          </w:tcPr>
+          <w:p>
+            <w:pPr>
+              <w:pStyle w:val="Compact"/>
+              <w:spacing w:after="40" w:before="40" w:line="240" w:lineRule="auto"/>
+              <w:jc w:val="center"/>
+            </w:pPr>
+            <w:r>
+              <w:rPr>
+                <w:color w:val="000000"/>
+                <w:sz w:val="19"/>
+              </w:rPr>
+              <w:t xml:space="preserve">14.6</w:t>
+            </w:r>
+          </w:p>
+        </w:tc>
+        <w:tc>
+          <w:tcPr>
+            <w:tcW w:type="dxa" w:w="1152"/>
+            <w:vAlign w:val="center"/>
+            <w:tcMar>
+              <w:top w:w="75" w:type="dxa"/>
+              <w:left w:w="75" w:type="dxa"/>
+              <w:bottom w:w="75" w:type="dxa"/>
+              <w:right w:w="75" w:type="dxa"/>
+            </w:tcMar>
+            <w:tcBorders>
+              <w:top w:val="single" w:sz="4" w:color="D9D9D9"/>
+              <w:left w:val="single" w:sz="4" w:color="D9D9D9"/>
+              <w:bottom w:val="single" w:sz="4" w:color="D9D9D9"/>
+              <w:right w:val="single" w:sz="4" w:color="D9D9D9"/>
+            </w:tcBorders>
+          </w:tcPr>
+          <w:p>
+            <w:pPr>
+              <w:pStyle w:val="Compact"/>
+              <w:spacing w:after="40" w:before="40" w:line="240" w:lineRule="auto"/>
+              <w:jc w:val="center"/>
+            </w:pPr>
+            <w:r>
+              <w:rPr>
+                <w:color w:val="000000"/>
+                <w:sz w:val="19"/>
+              </w:rPr>
+              <w:t xml:space="preserve">168</w:t>
+            </w:r>
+          </w:p>
+        </w:tc>
+        <w:tc>
+          <w:tcPr>
+            <w:tcW w:type="dxa" w:w="1152"/>
+            <w:vAlign w:val="center"/>
+            <w:tcMar>
+              <w:top w:w="75" w:type="dxa"/>
+              <w:left w:w="75" w:type="dxa"/>
+              <w:bottom w:w="75" w:type="dxa"/>
+              <w:right w:w="75" w:type="dxa"/>
+            </w:tcMar>
+            <w:tcBorders>
+              <w:top w:val="single" w:sz="4" w:color="D9D9D9"/>
+              <w:left w:val="single" w:sz="4" w:color="D9D9D9"/>
+              <w:bottom w:val="single" w:sz="4" w:color="D9D9D9"/>
+              <w:right w:val="single" w:sz="4" w:color="D9D9D9"/>
+            </w:tcBorders>
+          </w:tcPr>
+          <w:p>
+            <w:pPr>
+              <w:pStyle w:val="Compact"/>
+              <w:spacing w:after="40" w:before="40" w:line="240" w:lineRule="auto"/>
+              <w:jc w:val="center"/>
+            </w:pPr>
+            <w:r>
+              <w:rPr>
+                <w:color w:val="000000"/>
+                <w:sz w:val="19"/>
+              </w:rPr>
+              <w:t xml:space="preserve">138</w:t>
+            </w:r>
+          </w:p>
+        </w:tc>
+        <w:tc>
+          <w:tcPr>
+            <w:tcW w:type="dxa" w:w="648"/>
+            <w:vAlign w:val="center"/>
+            <w:tcMar>
+              <w:top w:w="75" w:type="dxa"/>
+              <w:left w:w="75" w:type="dxa"/>
+              <w:bottom w:w="75" w:type="dxa"/>
+              <w:right w:w="75" w:type="dxa"/>
+            </w:tcMar>
+            <w:tcBorders>
+              <w:top w:val="single" w:sz="4" w:color="D9D9D9"/>
+              <w:left w:val="single" w:sz="4" w:color="D9D9D9"/>
+              <w:bottom w:val="single" w:sz="4" w:color="D9D9D9"/>
+              <w:right w:val="single" w:sz="4" w:color="D9D9D9"/>
+            </w:tcBorders>
+          </w:tcPr>
+          <w:p>
+            <w:pPr>
+              <w:pStyle w:val="Compact"/>
+              <w:spacing w:after="40" w:before="40" w:line="240" w:lineRule="auto"/>
+              <w:jc w:val="center"/>
+            </w:pPr>
+            <w:r>
+              <w:rPr>
+                <w:color w:val="000000"/>
+                <w:sz w:val="19"/>
+              </w:rPr>
               <w:t xml:space="preserve">20</w:t>
             </w:r>
           </w:p>
         </w:tc>
       </w:tr>
       <w:tr>
-        <w:tc>
-          <w:tcPr/>
-          <w:p>
-            <w:pPr>
-              <w:pStyle w:val="Compact"/>
-            </w:pPr>
-            <w:r>
+        <w:trPr>
+          <w:cantSplit/>
+        </w:trPr>
+        <w:tc>
+          <w:tcPr>
+            <w:tcW w:type="dxa" w:w="3096"/>
+            <w:vAlign w:val="center"/>
+            <w:tcMar>
+              <w:top w:w="75" w:type="dxa"/>
+              <w:left w:w="75" w:type="dxa"/>
+              <w:bottom w:w="75" w:type="dxa"/>
+              <w:right w:w="75" w:type="dxa"/>
+            </w:tcMar>
+            <w:tcBorders>
+              <w:top w:val="single" w:sz="4" w:color="D9D9D9"/>
+              <w:left w:val="single" w:sz="4" w:color="D9D9D9"/>
+              <w:bottom w:val="single" w:sz="4" w:color="D9D9D9"/>
+              <w:right w:val="single" w:sz="4" w:color="D9D9D9"/>
+            </w:tcBorders>
+          </w:tcPr>
+          <w:p>
+            <w:pPr>
+              <w:pStyle w:val="Compact"/>
+              <w:spacing w:after="40" w:before="40" w:line="240" w:lineRule="auto"/>
+              <w:jc w:val="left"/>
+            </w:pPr>
+            <w:r>
+              <w:rPr>
+                <w:color w:val="000000"/>
+                <w:sz w:val="19"/>
+              </w:rPr>
               <w:t xml:space="preserve">Williston Basin II</w:t>
             </w:r>
           </w:p>
         </w:tc>
         <w:tc>
-          <w:tcPr/>
-          <w:p>
-            <w:pPr>
-              <w:pStyle w:val="Compact"/>
-            </w:pPr>
-            <w:r>
+          <w:tcPr>
+            <w:tcW w:type="dxa" w:w="1008"/>
+            <w:vAlign w:val="center"/>
+            <w:tcMar>
+              <w:top w:w="75" w:type="dxa"/>
+              <w:left w:w="75" w:type="dxa"/>
+              <w:bottom w:w="75" w:type="dxa"/>
+              <w:right w:w="75" w:type="dxa"/>
+            </w:tcMar>
+            <w:tcBorders>
+              <w:top w:val="single" w:sz="4" w:color="D9D9D9"/>
+              <w:left w:val="single" w:sz="4" w:color="D9D9D9"/>
+              <w:bottom w:val="single" w:sz="4" w:color="D9D9D9"/>
+              <w:right w:val="single" w:sz="4" w:color="D9D9D9"/>
+            </w:tcBorders>
+          </w:tcPr>
+          <w:p>
+            <w:pPr>
+              <w:pStyle w:val="Compact"/>
+              <w:spacing w:after="40" w:before="40" w:line="240" w:lineRule="auto"/>
+              <w:jc w:val="center"/>
+            </w:pPr>
+            <w:r>
+              <w:rPr>
+                <w:color w:val="000000"/>
+                <w:sz w:val="19"/>
+              </w:rPr>
               <w:t xml:space="preserve">63.5</w:t>
             </w:r>
           </w:p>
         </w:tc>
         <w:tc>
-          <w:tcPr/>
-          <w:p>
-            <w:pPr>
-              <w:pStyle w:val="Compact"/>
-            </w:pPr>
-            <w:r>
-              <w:t xml:space="preserve">16.2</w:t>
-            </w:r>
-          </w:p>
-        </w:tc>
-        <w:tc>
-          <w:tcPr/>
-          <w:p>
-            <w:pPr>
-              <w:pStyle w:val="Compact"/>
-            </w:pPr>
-            <w:r>
-              <w:t xml:space="preserve">166</w:t>
-            </w:r>
-          </w:p>
-        </w:tc>
-        <w:tc>
-          <w:tcPr/>
-          <w:p>
-            <w:pPr>
-              <w:pStyle w:val="Compact"/>
-            </w:pPr>
-            <w:r>
+          <w:tcPr>
+            <w:tcW w:type="dxa" w:w="1152"/>
+            <w:vAlign w:val="center"/>
+            <w:tcMar>
+              <w:top w:w="75" w:type="dxa"/>
+              <w:left w:w="75" w:type="dxa"/>
+              <w:bottom w:w="75" w:type="dxa"/>
+              <w:right w:w="75" w:type="dxa"/>
+            </w:tcMar>
+            <w:tcBorders>
+              <w:top w:val="single" w:sz="4" w:color="D9D9D9"/>
+              <w:left w:val="single" w:sz="4" w:color="D9D9D9"/>
+              <w:bottom w:val="single" w:sz="4" w:color="D9D9D9"/>
+              <w:right w:val="single" w:sz="4" w:color="D9D9D9"/>
+            </w:tcBorders>
+          </w:tcPr>
+          <w:p>
+            <w:pPr>
+              <w:pStyle w:val="Compact"/>
+              <w:spacing w:after="40" w:before="40" w:line="240" w:lineRule="auto"/>
+              <w:jc w:val="center"/>
+            </w:pPr>
+            <w:r>
+              <w:rPr>
+                <w:color w:val="000000"/>
+                <w:sz w:val="19"/>
+              </w:rPr>
+              <w:t xml:space="preserve">16.7</w:t>
+            </w:r>
+          </w:p>
+        </w:tc>
+        <w:tc>
+          <w:tcPr>
+            <w:tcW w:type="dxa" w:w="1152"/>
+            <w:vAlign w:val="center"/>
+            <w:tcMar>
+              <w:top w:w="75" w:type="dxa"/>
+              <w:left w:w="75" w:type="dxa"/>
+              <w:bottom w:w="75" w:type="dxa"/>
+              <w:right w:w="75" w:type="dxa"/>
+            </w:tcMar>
+            <w:tcBorders>
+              <w:top w:val="single" w:sz="4" w:color="D9D9D9"/>
+              <w:left w:val="single" w:sz="4" w:color="D9D9D9"/>
+              <w:bottom w:val="single" w:sz="4" w:color="D9D9D9"/>
+              <w:right w:val="single" w:sz="4" w:color="D9D9D9"/>
+            </w:tcBorders>
+          </w:tcPr>
+          <w:p>
+            <w:pPr>
+              <w:pStyle w:val="Compact"/>
+              <w:spacing w:after="40" w:before="40" w:line="240" w:lineRule="auto"/>
+              <w:jc w:val="center"/>
+            </w:pPr>
+            <w:r>
+              <w:rPr>
+                <w:color w:val="000000"/>
+                <w:sz w:val="19"/>
+              </w:rPr>
+              <w:t xml:space="preserve">13.8</w:t>
+            </w:r>
+          </w:p>
+        </w:tc>
+        <w:tc>
+          <w:tcPr>
+            <w:tcW w:type="dxa" w:w="1152"/>
+            <w:vAlign w:val="center"/>
+            <w:tcMar>
+              <w:top w:w="75" w:type="dxa"/>
+              <w:left w:w="75" w:type="dxa"/>
+              <w:bottom w:w="75" w:type="dxa"/>
+              <w:right w:w="75" w:type="dxa"/>
+            </w:tcMar>
+            <w:tcBorders>
+              <w:top w:val="single" w:sz="4" w:color="D9D9D9"/>
+              <w:left w:val="single" w:sz="4" w:color="D9D9D9"/>
+              <w:bottom w:val="single" w:sz="4" w:color="D9D9D9"/>
+              <w:right w:val="single" w:sz="4" w:color="D9D9D9"/>
+            </w:tcBorders>
+          </w:tcPr>
+          <w:p>
+            <w:pPr>
+              <w:pStyle w:val="Compact"/>
+              <w:spacing w:after="40" w:before="40" w:line="240" w:lineRule="auto"/>
+              <w:jc w:val="center"/>
+            </w:pPr>
+            <w:r>
+              <w:rPr>
+                <w:color w:val="000000"/>
+                <w:sz w:val="19"/>
+              </w:rPr>
+              <w:t xml:space="preserve">161</w:t>
+            </w:r>
+          </w:p>
+        </w:tc>
+        <w:tc>
+          <w:tcPr>
+            <w:tcW w:type="dxa" w:w="1152"/>
+            <w:vAlign w:val="center"/>
+            <w:tcMar>
+              <w:top w:w="75" w:type="dxa"/>
+              <w:left w:w="75" w:type="dxa"/>
+              <w:bottom w:w="75" w:type="dxa"/>
+              <w:right w:w="75" w:type="dxa"/>
+            </w:tcMar>
+            <w:tcBorders>
+              <w:top w:val="single" w:sz="4" w:color="D9D9D9"/>
+              <w:left w:val="single" w:sz="4" w:color="D9D9D9"/>
+              <w:bottom w:val="single" w:sz="4" w:color="D9D9D9"/>
+              <w:right w:val="single" w:sz="4" w:color="D9D9D9"/>
+            </w:tcBorders>
+          </w:tcPr>
+          <w:p>
+            <w:pPr>
+              <w:pStyle w:val="Compact"/>
+              <w:spacing w:after="40" w:before="40" w:line="240" w:lineRule="auto"/>
+              <w:jc w:val="center"/>
+            </w:pPr>
+            <w:r>
+              <w:rPr>
+                <w:color w:val="000000"/>
+                <w:sz w:val="19"/>
+              </w:rPr>
+              <w:t xml:space="preserve">102</w:t>
+            </w:r>
+          </w:p>
+        </w:tc>
+        <w:tc>
+          <w:tcPr>
+            <w:tcW w:type="dxa" w:w="648"/>
+            <w:vAlign w:val="center"/>
+            <w:tcMar>
+              <w:top w:w="75" w:type="dxa"/>
+              <w:left w:w="75" w:type="dxa"/>
+              <w:bottom w:w="75" w:type="dxa"/>
+              <w:right w:w="75" w:type="dxa"/>
+            </w:tcMar>
+            <w:tcBorders>
+              <w:top w:val="single" w:sz="4" w:color="D9D9D9"/>
+              <w:left w:val="single" w:sz="4" w:color="D9D9D9"/>
+              <w:bottom w:val="single" w:sz="4" w:color="D9D9D9"/>
+              <w:right w:val="single" w:sz="4" w:color="D9D9D9"/>
+            </w:tcBorders>
+          </w:tcPr>
+          <w:p>
+            <w:pPr>
+              <w:pStyle w:val="Compact"/>
+              <w:spacing w:after="40" w:before="40" w:line="240" w:lineRule="auto"/>
+              <w:jc w:val="center"/>
+            </w:pPr>
+            <w:r>
+              <w:rPr>
+                <w:color w:val="000000"/>
+                <w:sz w:val="19"/>
+              </w:rPr>
               <w:t xml:space="preserve">23</w:t>
             </w:r>
           </w:p>
         </w:tc>
       </w:tr>
       <w:tr>
-        <w:tc>
-          <w:tcPr/>
-          <w:p>
-            <w:pPr>
-              <w:pStyle w:val="Compact"/>
-            </w:pPr>
-            <w:r>
+        <w:trPr>
+          <w:cantSplit/>
+        </w:trPr>
+        <w:tc>
+          <w:tcPr>
+            <w:tcW w:type="dxa" w:w="3096"/>
+            <w:vAlign w:val="center"/>
+            <w:tcMar>
+              <w:top w:w="75" w:type="dxa"/>
+              <w:left w:w="75" w:type="dxa"/>
+              <w:bottom w:w="75" w:type="dxa"/>
+              <w:right w:w="75" w:type="dxa"/>
+            </w:tcMar>
+            <w:tcBorders>
+              <w:top w:val="single" w:sz="4" w:color="D9D9D9"/>
+              <w:left w:val="single" w:sz="4" w:color="D9D9D9"/>
+              <w:bottom w:val="single" w:sz="4" w:color="D9D9D9"/>
+              <w:right w:val="single" w:sz="4" w:color="D9D9D9"/>
+            </w:tcBorders>
+          </w:tcPr>
+          <w:p>
+            <w:pPr>
+              <w:pStyle w:val="Compact"/>
+              <w:spacing w:after="40" w:before="40" w:line="240" w:lineRule="auto"/>
+              <w:jc w:val="left"/>
+            </w:pPr>
+            <w:r>
+              <w:rPr>
+                <w:color w:val="000000"/>
+                <w:sz w:val="19"/>
+              </w:rPr>
               <w:t xml:space="preserve">Palacio de los Loros PL1</w:t>
             </w:r>
           </w:p>
         </w:tc>
         <w:tc>
-          <w:tcPr/>
-          <w:p>
-            <w:pPr>
-              <w:pStyle w:val="Compact"/>
-            </w:pPr>
-            <w:r>
+          <w:tcPr>
+            <w:tcW w:type="dxa" w:w="1008"/>
+            <w:vAlign w:val="center"/>
+            <w:tcMar>
+              <w:top w:w="75" w:type="dxa"/>
+              <w:left w:w="75" w:type="dxa"/>
+              <w:bottom w:w="75" w:type="dxa"/>
+              <w:right w:w="75" w:type="dxa"/>
+            </w:tcMar>
+            <w:tcBorders>
+              <w:top w:val="single" w:sz="4" w:color="D9D9D9"/>
+              <w:left w:val="single" w:sz="4" w:color="D9D9D9"/>
+              <w:bottom w:val="single" w:sz="4" w:color="D9D9D9"/>
+              <w:right w:val="single" w:sz="4" w:color="D9D9D9"/>
+            </w:tcBorders>
+          </w:tcPr>
+          <w:p>
+            <w:pPr>
+              <w:pStyle w:val="Compact"/>
+              <w:spacing w:after="40" w:before="40" w:line="240" w:lineRule="auto"/>
+              <w:jc w:val="center"/>
+            </w:pPr>
+            <w:r>
+              <w:rPr>
+                <w:color w:val="000000"/>
+                <w:sz w:val="19"/>
+              </w:rPr>
               <w:t xml:space="preserve">61.7</w:t>
             </w:r>
           </w:p>
         </w:tc>
         <w:tc>
-          <w:tcPr/>
-          <w:p>
-            <w:pPr>
-              <w:pStyle w:val="Compact"/>
-            </w:pPr>
-            <w:r>
-              <w:t xml:space="preserve">17.0</w:t>
-            </w:r>
-          </w:p>
-        </w:tc>
-        <w:tc>
-          <w:tcPr/>
-          <w:p>
-            <w:pPr>
-              <w:pStyle w:val="Compact"/>
-            </w:pPr>
-            <w:r>
-              <w:t xml:space="preserve">165</w:t>
-            </w:r>
-          </w:p>
-        </w:tc>
-        <w:tc>
-          <w:tcPr/>
-          <w:p>
-            <w:pPr>
-              <w:pStyle w:val="Compact"/>
-            </w:pPr>
-            <w:r>
-              <w:t xml:space="preserve">26</w:t>
+          <w:tcPr>
+            <w:tcW w:type="dxa" w:w="1152"/>
+            <w:vAlign w:val="center"/>
+            <w:tcMar>
+              <w:top w:w="75" w:type="dxa"/>
+              <w:left w:w="75" w:type="dxa"/>
+              <w:bottom w:w="75" w:type="dxa"/>
+              <w:right w:w="75" w:type="dxa"/>
+            </w:tcMar>
+            <w:tcBorders>
+              <w:top w:val="single" w:sz="4" w:color="D9D9D9"/>
+              <w:left w:val="single" w:sz="4" w:color="D9D9D9"/>
+              <w:bottom w:val="single" w:sz="4" w:color="D9D9D9"/>
+              <w:right w:val="single" w:sz="4" w:color="D9D9D9"/>
+            </w:tcBorders>
+          </w:tcPr>
+          <w:p>
+            <w:pPr>
+              <w:pStyle w:val="Compact"/>
+              <w:spacing w:after="40" w:before="40" w:line="240" w:lineRule="auto"/>
+              <w:jc w:val="center"/>
+            </w:pPr>
+            <w:r>
+              <w:rPr>
+                <w:color w:val="000000"/>
+                <w:sz w:val="19"/>
+              </w:rPr>
+              <w:t xml:space="preserve">17.1</w:t>
+            </w:r>
+          </w:p>
+        </w:tc>
+        <w:tc>
+          <w:tcPr>
+            <w:tcW w:type="dxa" w:w="1152"/>
+            <w:vAlign w:val="center"/>
+            <w:tcMar>
+              <w:top w:w="75" w:type="dxa"/>
+              <w:left w:w="75" w:type="dxa"/>
+              <w:bottom w:w="75" w:type="dxa"/>
+              <w:right w:w="75" w:type="dxa"/>
+            </w:tcMar>
+            <w:tcBorders>
+              <w:top w:val="single" w:sz="4" w:color="D9D9D9"/>
+              <w:left w:val="single" w:sz="4" w:color="D9D9D9"/>
+              <w:bottom w:val="single" w:sz="4" w:color="D9D9D9"/>
+              <w:right w:val="single" w:sz="4" w:color="D9D9D9"/>
+            </w:tcBorders>
+          </w:tcPr>
+          <w:p>
+            <w:pPr>
+              <w:pStyle w:val="Compact"/>
+              <w:spacing w:after="40" w:before="40" w:line="240" w:lineRule="auto"/>
+              <w:jc w:val="center"/>
+            </w:pPr>
+            <w:r>
+              <w:rPr>
+                <w:color w:val="000000"/>
+                <w:sz w:val="19"/>
+              </w:rPr>
+              <w:t xml:space="preserve">12.9</w:t>
+            </w:r>
+          </w:p>
+        </w:tc>
+        <w:tc>
+          <w:tcPr>
+            <w:tcW w:type="dxa" w:w="1152"/>
+            <w:vAlign w:val="center"/>
+            <w:tcMar>
+              <w:top w:w="75" w:type="dxa"/>
+              <w:left w:w="75" w:type="dxa"/>
+              <w:bottom w:w="75" w:type="dxa"/>
+              <w:right w:w="75" w:type="dxa"/>
+            </w:tcMar>
+            <w:tcBorders>
+              <w:top w:val="single" w:sz="4" w:color="D9D9D9"/>
+              <w:left w:val="single" w:sz="4" w:color="D9D9D9"/>
+              <w:bottom w:val="single" w:sz="4" w:color="D9D9D9"/>
+              <w:right w:val="single" w:sz="4" w:color="D9D9D9"/>
+            </w:tcBorders>
+          </w:tcPr>
+          <w:p>
+            <w:pPr>
+              <w:pStyle w:val="Compact"/>
+              <w:spacing w:after="40" w:before="40" w:line="240" w:lineRule="auto"/>
+              <w:jc w:val="center"/>
+            </w:pPr>
+            <w:r>
+              <w:rPr>
+                <w:color w:val="000000"/>
+                <w:sz w:val="19"/>
+              </w:rPr>
+              <w:t xml:space="preserve">168</w:t>
+            </w:r>
+          </w:p>
+        </w:tc>
+        <w:tc>
+          <w:tcPr>
+            <w:tcW w:type="dxa" w:w="1152"/>
+            <w:vAlign w:val="center"/>
+            <w:tcMar>
+              <w:top w:w="75" w:type="dxa"/>
+              <w:left w:w="75" w:type="dxa"/>
+              <w:bottom w:w="75" w:type="dxa"/>
+              <w:right w:w="75" w:type="dxa"/>
+            </w:tcMar>
+            <w:tcBorders>
+              <w:top w:val="single" w:sz="4" w:color="D9D9D9"/>
+              <w:left w:val="single" w:sz="4" w:color="D9D9D9"/>
+              <w:bottom w:val="single" w:sz="4" w:color="D9D9D9"/>
+              <w:right w:val="single" w:sz="4" w:color="D9D9D9"/>
+            </w:tcBorders>
+          </w:tcPr>
+          <w:p>
+            <w:pPr>
+              <w:pStyle w:val="Compact"/>
+              <w:spacing w:after="40" w:before="40" w:line="240" w:lineRule="auto"/>
+              <w:jc w:val="center"/>
+            </w:pPr>
+            <w:r>
+              <w:rPr>
+                <w:color w:val="000000"/>
+                <w:sz w:val="19"/>
+              </w:rPr>
+              <w:t xml:space="preserve">118</w:t>
+            </w:r>
+          </w:p>
+        </w:tc>
+        <w:tc>
+          <w:tcPr>
+            <w:tcW w:type="dxa" w:w="648"/>
+            <w:vAlign w:val="center"/>
+            <w:tcMar>
+              <w:top w:w="75" w:type="dxa"/>
+              <w:left w:w="75" w:type="dxa"/>
+              <w:bottom w:w="75" w:type="dxa"/>
+              <w:right w:w="75" w:type="dxa"/>
+            </w:tcMar>
+            <w:tcBorders>
+              <w:top w:val="single" w:sz="4" w:color="D9D9D9"/>
+              <w:left w:val="single" w:sz="4" w:color="D9D9D9"/>
+              <w:bottom w:val="single" w:sz="4" w:color="D9D9D9"/>
+              <w:right w:val="single" w:sz="4" w:color="D9D9D9"/>
+            </w:tcBorders>
+          </w:tcPr>
+          <w:p>
+            <w:pPr>
+              <w:pStyle w:val="Compact"/>
+              <w:spacing w:after="40" w:before="40" w:line="240" w:lineRule="auto"/>
+              <w:jc w:val="center"/>
+            </w:pPr>
+            <w:r>
+              <w:rPr>
+                <w:color w:val="000000"/>
+                <w:sz w:val="19"/>
+              </w:rPr>
+              <w:t xml:space="preserve">24</w:t>
             </w:r>
           </w:p>
         </w:tc>
       </w:tr>
       <w:tr>
-        <w:tc>
-          <w:tcPr/>
-          <w:p>
-            <w:pPr>
-              <w:pStyle w:val="Compact"/>
-            </w:pPr>
-            <w:r>
+        <w:trPr>
+          <w:cantSplit/>
+        </w:trPr>
+        <w:tc>
+          <w:tcPr>
+            <w:tcW w:type="dxa" w:w="3096"/>
+            <w:vAlign w:val="center"/>
+            <w:tcMar>
+              <w:top w:w="75" w:type="dxa"/>
+              <w:left w:w="75" w:type="dxa"/>
+              <w:bottom w:w="75" w:type="dxa"/>
+              <w:right w:w="75" w:type="dxa"/>
+            </w:tcMar>
+            <w:tcBorders>
+              <w:top w:val="single" w:sz="4" w:color="D9D9D9"/>
+              <w:left w:val="single" w:sz="4" w:color="D9D9D9"/>
+              <w:bottom w:val="single" w:sz="4" w:color="D9D9D9"/>
+              <w:right w:val="single" w:sz="4" w:color="D9D9D9"/>
+            </w:tcBorders>
+          </w:tcPr>
+          <w:p>
+            <w:pPr>
+              <w:pStyle w:val="Compact"/>
+              <w:spacing w:after="40" w:before="40" w:line="240" w:lineRule="auto"/>
+              <w:jc w:val="left"/>
+            </w:pPr>
+            <w:r>
+              <w:rPr>
+                <w:color w:val="000000"/>
+                <w:sz w:val="19"/>
+              </w:rPr>
               <w:t xml:space="preserve">Palacio de los Loros PL2</w:t>
             </w:r>
           </w:p>
         </w:tc>
         <w:tc>
-          <w:tcPr/>
-          <w:p>
-            <w:pPr>
-              <w:pStyle w:val="Compact"/>
-            </w:pPr>
-            <w:r>
+          <w:tcPr>
+            <w:tcW w:type="dxa" w:w="1008"/>
+            <w:vAlign w:val="center"/>
+            <w:tcMar>
+              <w:top w:w="75" w:type="dxa"/>
+              <w:left w:w="75" w:type="dxa"/>
+              <w:bottom w:w="75" w:type="dxa"/>
+              <w:right w:w="75" w:type="dxa"/>
+            </w:tcMar>
+            <w:tcBorders>
+              <w:top w:val="single" w:sz="4" w:color="D9D9D9"/>
+              <w:left w:val="single" w:sz="4" w:color="D9D9D9"/>
+              <w:bottom w:val="single" w:sz="4" w:color="D9D9D9"/>
+              <w:right w:val="single" w:sz="4" w:color="D9D9D9"/>
+            </w:tcBorders>
+          </w:tcPr>
+          <w:p>
+            <w:pPr>
+              <w:pStyle w:val="Compact"/>
+              <w:spacing w:after="40" w:before="40" w:line="240" w:lineRule="auto"/>
+              <w:jc w:val="center"/>
+            </w:pPr>
+            <w:r>
+              <w:rPr>
+                <w:color w:val="000000"/>
+                <w:sz w:val="19"/>
+              </w:rPr>
               <w:t xml:space="preserve">61.7</w:t>
             </w:r>
           </w:p>
         </w:tc>
         <w:tc>
-          <w:tcPr/>
-          <w:p>
-            <w:pPr>
-              <w:pStyle w:val="Compact"/>
-            </w:pPr>
-            <w:r>
-              <w:t xml:space="preserve">18.1</w:t>
-            </w:r>
-          </w:p>
-        </w:tc>
-        <w:tc>
-          <w:tcPr/>
-          <w:p>
-            <w:pPr>
-              <w:pStyle w:val="Compact"/>
-            </w:pPr>
-            <w:r>
-              <w:t xml:space="preserve">159</w:t>
-            </w:r>
-          </w:p>
-        </w:tc>
-        <w:tc>
-          <w:tcPr/>
-          <w:p>
-            <w:pPr>
-              <w:pStyle w:val="Compact"/>
-            </w:pPr>
-            <w:r>
+          <w:tcPr>
+            <w:tcW w:type="dxa" w:w="1152"/>
+            <w:vAlign w:val="center"/>
+            <w:tcMar>
+              <w:top w:w="75" w:type="dxa"/>
+              <w:left w:w="75" w:type="dxa"/>
+              <w:bottom w:w="75" w:type="dxa"/>
+              <w:right w:w="75" w:type="dxa"/>
+            </w:tcMar>
+            <w:tcBorders>
+              <w:top w:val="single" w:sz="4" w:color="D9D9D9"/>
+              <w:left w:val="single" w:sz="4" w:color="D9D9D9"/>
+              <w:bottom w:val="single" w:sz="4" w:color="D9D9D9"/>
+              <w:right w:val="single" w:sz="4" w:color="D9D9D9"/>
+            </w:tcBorders>
+          </w:tcPr>
+          <w:p>
+            <w:pPr>
+              <w:pStyle w:val="Compact"/>
+              <w:spacing w:after="40" w:before="40" w:line="240" w:lineRule="auto"/>
+              <w:jc w:val="center"/>
+            </w:pPr>
+            <w:r>
+              <w:rPr>
+                <w:color w:val="000000"/>
+                <w:sz w:val="19"/>
+              </w:rPr>
+              <w:t xml:space="preserve">18.2</w:t>
+            </w:r>
+          </w:p>
+        </w:tc>
+        <w:tc>
+          <w:tcPr>
+            <w:tcW w:type="dxa" w:w="1152"/>
+            <w:vAlign w:val="center"/>
+            <w:tcMar>
+              <w:top w:w="75" w:type="dxa"/>
+              <w:left w:w="75" w:type="dxa"/>
+              <w:bottom w:w="75" w:type="dxa"/>
+              <w:right w:w="75" w:type="dxa"/>
+            </w:tcMar>
+            <w:tcBorders>
+              <w:top w:val="single" w:sz="4" w:color="D9D9D9"/>
+              <w:left w:val="single" w:sz="4" w:color="D9D9D9"/>
+              <w:bottom w:val="single" w:sz="4" w:color="D9D9D9"/>
+              <w:right w:val="single" w:sz="4" w:color="D9D9D9"/>
+            </w:tcBorders>
+          </w:tcPr>
+          <w:p>
+            <w:pPr>
+              <w:pStyle w:val="Compact"/>
+              <w:spacing w:after="40" w:before="40" w:line="240" w:lineRule="auto"/>
+              <w:jc w:val="center"/>
+            </w:pPr>
+            <w:r>
+              <w:rPr>
+                <w:color w:val="000000"/>
+                <w:sz w:val="19"/>
+              </w:rPr>
+              <w:t xml:space="preserve">17.6</w:t>
+            </w:r>
+          </w:p>
+        </w:tc>
+        <w:tc>
+          <w:tcPr>
+            <w:tcW w:type="dxa" w:w="1152"/>
+            <w:vAlign w:val="center"/>
+            <w:tcMar>
+              <w:top w:w="75" w:type="dxa"/>
+              <w:left w:w="75" w:type="dxa"/>
+              <w:bottom w:w="75" w:type="dxa"/>
+              <w:right w:w="75" w:type="dxa"/>
+            </w:tcMar>
+            <w:tcBorders>
+              <w:top w:val="single" w:sz="4" w:color="D9D9D9"/>
+              <w:left w:val="single" w:sz="4" w:color="D9D9D9"/>
+              <w:bottom w:val="single" w:sz="4" w:color="D9D9D9"/>
+              <w:right w:val="single" w:sz="4" w:color="D9D9D9"/>
+            </w:tcBorders>
+          </w:tcPr>
+          <w:p>
+            <w:pPr>
+              <w:pStyle w:val="Compact"/>
+              <w:spacing w:after="40" w:before="40" w:line="240" w:lineRule="auto"/>
+              <w:jc w:val="center"/>
+            </w:pPr>
+            <w:r>
+              <w:rPr>
+                <w:color w:val="000000"/>
+                <w:sz w:val="19"/>
+              </w:rPr>
+              <w:t xml:space="preserve">161</w:t>
+            </w:r>
+          </w:p>
+        </w:tc>
+        <w:tc>
+          <w:tcPr>
+            <w:tcW w:type="dxa" w:w="1152"/>
+            <w:vAlign w:val="center"/>
+            <w:tcMar>
+              <w:top w:w="75" w:type="dxa"/>
+              <w:left w:w="75" w:type="dxa"/>
+              <w:bottom w:w="75" w:type="dxa"/>
+              <w:right w:w="75" w:type="dxa"/>
+            </w:tcMar>
+            <w:tcBorders>
+              <w:top w:val="single" w:sz="4" w:color="D9D9D9"/>
+              <w:left w:val="single" w:sz="4" w:color="D9D9D9"/>
+              <w:bottom w:val="single" w:sz="4" w:color="D9D9D9"/>
+              <w:right w:val="single" w:sz="4" w:color="D9D9D9"/>
+            </w:tcBorders>
+          </w:tcPr>
+          <w:p>
+            <w:pPr>
+              <w:pStyle w:val="Compact"/>
+              <w:spacing w:after="40" w:before="40" w:line="240" w:lineRule="auto"/>
+              <w:jc w:val="center"/>
+            </w:pPr>
+            <w:r>
+              <w:rPr>
+                <w:color w:val="000000"/>
+                <w:sz w:val="19"/>
+              </w:rPr>
+              <w:t xml:space="preserve">83</w:t>
+            </w:r>
+          </w:p>
+        </w:tc>
+        <w:tc>
+          <w:tcPr>
+            <w:tcW w:type="dxa" w:w="648"/>
+            <w:vAlign w:val="center"/>
+            <w:tcMar>
+              <w:top w:w="75" w:type="dxa"/>
+              <w:left w:w="75" w:type="dxa"/>
+              <w:bottom w:w="75" w:type="dxa"/>
+              <w:right w:w="75" w:type="dxa"/>
+            </w:tcMar>
+            <w:tcBorders>
+              <w:top w:val="single" w:sz="4" w:color="D9D9D9"/>
+              <w:left w:val="single" w:sz="4" w:color="D9D9D9"/>
+              <w:bottom w:val="single" w:sz="4" w:color="D9D9D9"/>
+              <w:right w:val="single" w:sz="4" w:color="D9D9D9"/>
+            </w:tcBorders>
+          </w:tcPr>
+          <w:p>
+            <w:pPr>
+              <w:pStyle w:val="Compact"/>
+              <w:spacing w:after="40" w:before="40" w:line="240" w:lineRule="auto"/>
+              <w:jc w:val="center"/>
+            </w:pPr>
+            <w:r>
+              <w:rPr>
+                <w:color w:val="000000"/>
+                <w:sz w:val="19"/>
+              </w:rPr>
               <w:t xml:space="preserve">6</w:t>
             </w:r>
           </w:p>
         </w:tc>
       </w:tr>
       <w:tr>
-        <w:tc>
-          <w:tcPr/>
-          <w:p>
-            <w:pPr>
-              <w:pStyle w:val="Compact"/>
-            </w:pPr>
-            <w:r>
+        <w:trPr>
+          <w:cantSplit/>
+        </w:trPr>
+        <w:tc>
+          <w:tcPr>
+            <w:tcW w:type="dxa" w:w="3096"/>
+            <w:vAlign w:val="center"/>
+            <w:tcMar>
+              <w:top w:w="75" w:type="dxa"/>
+              <w:left w:w="75" w:type="dxa"/>
+              <w:bottom w:w="75" w:type="dxa"/>
+              <w:right w:w="75" w:type="dxa"/>
+            </w:tcMar>
+            <w:tcBorders>
+              <w:top w:val="single" w:sz="4" w:color="D9D9D9"/>
+              <w:left w:val="single" w:sz="4" w:color="D9D9D9"/>
+              <w:bottom w:val="single" w:sz="4" w:color="D9D9D9"/>
+              <w:right w:val="single" w:sz="4" w:color="D9D9D9"/>
+            </w:tcBorders>
+          </w:tcPr>
+          <w:p>
+            <w:pPr>
+              <w:pStyle w:val="Compact"/>
+              <w:spacing w:after="40" w:before="40" w:line="240" w:lineRule="auto"/>
+              <w:jc w:val="left"/>
+            </w:pPr>
+            <w:r>
+              <w:rPr>
+                <w:color w:val="000000"/>
+                <w:sz w:val="19"/>
+              </w:rPr>
               <w:t xml:space="preserve">Williston Basin III</w:t>
             </w:r>
           </w:p>
         </w:tc>
         <w:tc>
-          <w:tcPr/>
-          <w:p>
-            <w:pPr>
-              <w:pStyle w:val="Compact"/>
-            </w:pPr>
-            <w:r>
-              <w:t xml:space="preserve">59.8</w:t>
-            </w:r>
-          </w:p>
-        </w:tc>
-        <w:tc>
-          <w:tcPr/>
-          <w:p>
-            <w:pPr>
-              <w:pStyle w:val="Compact"/>
-            </w:pPr>
-            <w:r>
-              <w:t xml:space="preserve">16.3</w:t>
-            </w:r>
-          </w:p>
-        </w:tc>
-        <w:tc>
-          <w:tcPr/>
-          <w:p>
-            <w:pPr>
-              <w:pStyle w:val="Compact"/>
-            </w:pPr>
-            <w:r>
-              <w:t xml:space="preserve">163</w:t>
-            </w:r>
-          </w:p>
-        </w:tc>
-        <w:tc>
-          <w:tcPr/>
-          <w:p>
-            <w:pPr>
-              <w:pStyle w:val="Compact"/>
-            </w:pPr>
-            <w:r>
+          <w:tcPr>
+            <w:tcW w:type="dxa" w:w="1008"/>
+            <w:vAlign w:val="center"/>
+            <w:tcMar>
+              <w:top w:w="75" w:type="dxa"/>
+              <w:left w:w="75" w:type="dxa"/>
+              <w:bottom w:w="75" w:type="dxa"/>
+              <w:right w:w="75" w:type="dxa"/>
+            </w:tcMar>
+            <w:tcBorders>
+              <w:top w:val="single" w:sz="4" w:color="D9D9D9"/>
+              <w:left w:val="single" w:sz="4" w:color="D9D9D9"/>
+              <w:bottom w:val="single" w:sz="4" w:color="D9D9D9"/>
+              <w:right w:val="single" w:sz="4" w:color="D9D9D9"/>
+            </w:tcBorders>
+          </w:tcPr>
+          <w:p>
+            <w:pPr>
+              <w:pStyle w:val="Compact"/>
+              <w:spacing w:after="40" w:before="40" w:line="240" w:lineRule="auto"/>
+              <w:jc w:val="center"/>
+            </w:pPr>
+            <w:r>
+              <w:rPr>
+                <w:color w:val="000000"/>
+                <w:sz w:val="19"/>
+              </w:rPr>
+              <w:t xml:space="preserve">59.75</w:t>
+            </w:r>
+          </w:p>
+        </w:tc>
+        <w:tc>
+          <w:tcPr>
+            <w:tcW w:type="dxa" w:w="1152"/>
+            <w:vAlign w:val="center"/>
+            <w:tcMar>
+              <w:top w:w="75" w:type="dxa"/>
+              <w:left w:w="75" w:type="dxa"/>
+              <w:bottom w:w="75" w:type="dxa"/>
+              <w:right w:w="75" w:type="dxa"/>
+            </w:tcMar>
+            <w:tcBorders>
+              <w:top w:val="single" w:sz="4" w:color="D9D9D9"/>
+              <w:left w:val="single" w:sz="4" w:color="D9D9D9"/>
+              <w:bottom w:val="single" w:sz="4" w:color="D9D9D9"/>
+              <w:right w:val="single" w:sz="4" w:color="D9D9D9"/>
+            </w:tcBorders>
+          </w:tcPr>
+          <w:p>
+            <w:pPr>
+              <w:pStyle w:val="Compact"/>
+              <w:spacing w:after="40" w:before="40" w:line="240" w:lineRule="auto"/>
+              <w:jc w:val="center"/>
+            </w:pPr>
+            <w:r>
+              <w:rPr>
+                <w:color w:val="000000"/>
+                <w:sz w:val="19"/>
+              </w:rPr>
+              <w:t xml:space="preserve">16.6</w:t>
+            </w:r>
+          </w:p>
+        </w:tc>
+        <w:tc>
+          <w:tcPr>
+            <w:tcW w:type="dxa" w:w="1152"/>
+            <w:vAlign w:val="center"/>
+            <w:tcMar>
+              <w:top w:w="75" w:type="dxa"/>
+              <w:left w:w="75" w:type="dxa"/>
+              <w:bottom w:w="75" w:type="dxa"/>
+              <w:right w:w="75" w:type="dxa"/>
+            </w:tcMar>
+            <w:tcBorders>
+              <w:top w:val="single" w:sz="4" w:color="D9D9D9"/>
+              <w:left w:val="single" w:sz="4" w:color="D9D9D9"/>
+              <w:bottom w:val="single" w:sz="4" w:color="D9D9D9"/>
+              <w:right w:val="single" w:sz="4" w:color="D9D9D9"/>
+            </w:tcBorders>
+          </w:tcPr>
+          <w:p>
+            <w:pPr>
+              <w:pStyle w:val="Compact"/>
+              <w:spacing w:after="40" w:before="40" w:line="240" w:lineRule="auto"/>
+              <w:jc w:val="center"/>
+            </w:pPr>
+            <w:r>
+              <w:rPr>
+                <w:color w:val="000000"/>
+                <w:sz w:val="19"/>
+              </w:rPr>
+              <w:t xml:space="preserve">16.1</w:t>
+            </w:r>
+          </w:p>
+        </w:tc>
+        <w:tc>
+          <w:tcPr>
+            <w:tcW w:type="dxa" w:w="1152"/>
+            <w:vAlign w:val="center"/>
+            <w:tcMar>
+              <w:top w:w="75" w:type="dxa"/>
+              <w:left w:w="75" w:type="dxa"/>
+              <w:bottom w:w="75" w:type="dxa"/>
+              <w:right w:w="75" w:type="dxa"/>
+            </w:tcMar>
+            <w:tcBorders>
+              <w:top w:val="single" w:sz="4" w:color="D9D9D9"/>
+              <w:left w:val="single" w:sz="4" w:color="D9D9D9"/>
+              <w:bottom w:val="single" w:sz="4" w:color="D9D9D9"/>
+              <w:right w:val="single" w:sz="4" w:color="D9D9D9"/>
+            </w:tcBorders>
+          </w:tcPr>
+          <w:p>
+            <w:pPr>
+              <w:pStyle w:val="Compact"/>
+              <w:spacing w:after="40" w:before="40" w:line="240" w:lineRule="auto"/>
+              <w:jc w:val="center"/>
+            </w:pPr>
+            <w:r>
+              <w:rPr>
+                <w:color w:val="000000"/>
+                <w:sz w:val="19"/>
+              </w:rPr>
+              <w:t xml:space="preserve">160</w:t>
+            </w:r>
+          </w:p>
+        </w:tc>
+        <w:tc>
+          <w:tcPr>
+            <w:tcW w:type="dxa" w:w="1152"/>
+            <w:vAlign w:val="center"/>
+            <w:tcMar>
+              <w:top w:w="75" w:type="dxa"/>
+              <w:left w:w="75" w:type="dxa"/>
+              <w:bottom w:w="75" w:type="dxa"/>
+              <w:right w:w="75" w:type="dxa"/>
+            </w:tcMar>
+            <w:tcBorders>
+              <w:top w:val="single" w:sz="4" w:color="D9D9D9"/>
+              <w:left w:val="single" w:sz="4" w:color="D9D9D9"/>
+              <w:bottom w:val="single" w:sz="4" w:color="D9D9D9"/>
+              <w:right w:val="single" w:sz="4" w:color="D9D9D9"/>
+            </w:tcBorders>
+          </w:tcPr>
+          <w:p>
+            <w:pPr>
+              <w:pStyle w:val="Compact"/>
+              <w:spacing w:after="40" w:before="40" w:line="240" w:lineRule="auto"/>
+              <w:jc w:val="center"/>
+            </w:pPr>
+            <w:r>
+              <w:rPr>
+                <w:color w:val="000000"/>
+                <w:sz w:val="19"/>
+              </w:rPr>
+              <w:t xml:space="preserve">106</w:t>
+            </w:r>
+          </w:p>
+        </w:tc>
+        <w:tc>
+          <w:tcPr>
+            <w:tcW w:type="dxa" w:w="648"/>
+            <w:vAlign w:val="center"/>
+            <w:tcMar>
+              <w:top w:w="75" w:type="dxa"/>
+              <w:left w:w="75" w:type="dxa"/>
+              <w:bottom w:w="75" w:type="dxa"/>
+              <w:right w:w="75" w:type="dxa"/>
+            </w:tcMar>
+            <w:tcBorders>
+              <w:top w:val="single" w:sz="4" w:color="D9D9D9"/>
+              <w:left w:val="single" w:sz="4" w:color="D9D9D9"/>
+              <w:bottom w:val="single" w:sz="4" w:color="D9D9D9"/>
+              <w:right w:val="single" w:sz="4" w:color="D9D9D9"/>
+            </w:tcBorders>
+          </w:tcPr>
+          <w:p>
+            <w:pPr>
+              <w:pStyle w:val="Compact"/>
+              <w:spacing w:after="40" w:before="40" w:line="240" w:lineRule="auto"/>
+              <w:jc w:val="center"/>
+            </w:pPr>
+            <w:r>
+              <w:rPr>
+                <w:color w:val="000000"/>
+                <w:sz w:val="19"/>
+              </w:rPr>
               <w:t xml:space="preserve">18</w:t>
             </w:r>
           </w:p>
         </w:tc>
       </w:tr>
       <w:tr>
-        <w:tc>
-          <w:tcPr/>
-          <w:p>
-            <w:pPr>
-              <w:pStyle w:val="Compact"/>
-            </w:pPr>
-            <w:r>
+        <w:trPr>
+          <w:cantSplit/>
+        </w:trPr>
+        <w:tc>
+          <w:tcPr>
+            <w:tcW w:type="dxa" w:w="3096"/>
+            <w:vAlign w:val="center"/>
+            <w:tcMar>
+              <w:top w:w="75" w:type="dxa"/>
+              <w:left w:w="75" w:type="dxa"/>
+              <w:bottom w:w="75" w:type="dxa"/>
+              <w:right w:w="75" w:type="dxa"/>
+            </w:tcMar>
+            <w:tcBorders>
+              <w:top w:val="single" w:sz="4" w:color="D9D9D9"/>
+              <w:left w:val="single" w:sz="4" w:color="D9D9D9"/>
+              <w:bottom w:val="single" w:sz="4" w:color="D9D9D9"/>
+              <w:right w:val="single" w:sz="4" w:color="D9D9D9"/>
+            </w:tcBorders>
+          </w:tcPr>
+          <w:p>
+            <w:pPr>
+              <w:pStyle w:val="Compact"/>
+              <w:spacing w:after="40" w:before="40" w:line="240" w:lineRule="auto"/>
+              <w:jc w:val="left"/>
+            </w:pPr>
+            <w:r>
+              <w:rPr>
+                <w:color w:val="000000"/>
+                <w:sz w:val="19"/>
+              </w:rPr>
               <w:t xml:space="preserve">Cerrejon</w:t>
             </w:r>
           </w:p>
         </w:tc>
         <w:tc>
-          <w:tcPr/>
-          <w:p>
-            <w:pPr>
-              <w:pStyle w:val="Compact"/>
-            </w:pPr>
-            <w:r>
-              <w:t xml:space="preserve">58.0</w:t>
-            </w:r>
-          </w:p>
-        </w:tc>
-        <w:tc>
-          <w:tcPr/>
-          <w:p>
-            <w:pPr>
-              <w:pStyle w:val="Compact"/>
-            </w:pPr>
-            <w:r>
-              <w:t xml:space="preserve">22.1</w:t>
-            </w:r>
-          </w:p>
-        </w:tc>
-        <w:tc>
-          <w:tcPr/>
-          <w:p>
-            <w:pPr>
-              <w:pStyle w:val="Compact"/>
-            </w:pPr>
-            <w:r>
-              <w:t xml:space="preserve">225</w:t>
-            </w:r>
-          </w:p>
-        </w:tc>
-        <w:tc>
-          <w:tcPr/>
-          <w:p>
-            <w:pPr>
-              <w:pStyle w:val="Compact"/>
-            </w:pPr>
-            <w:r>
+          <w:tcPr>
+            <w:tcW w:type="dxa" w:w="1008"/>
+            <w:vAlign w:val="center"/>
+            <w:tcMar>
+              <w:top w:w="75" w:type="dxa"/>
+              <w:left w:w="75" w:type="dxa"/>
+              <w:bottom w:w="75" w:type="dxa"/>
+              <w:right w:w="75" w:type="dxa"/>
+            </w:tcMar>
+            <w:tcBorders>
+              <w:top w:val="single" w:sz="4" w:color="D9D9D9"/>
+              <w:left w:val="single" w:sz="4" w:color="D9D9D9"/>
+              <w:bottom w:val="single" w:sz="4" w:color="D9D9D9"/>
+              <w:right w:val="single" w:sz="4" w:color="D9D9D9"/>
+            </w:tcBorders>
+          </w:tcPr>
+          <w:p>
+            <w:pPr>
+              <w:pStyle w:val="Compact"/>
+              <w:spacing w:after="40" w:before="40" w:line="240" w:lineRule="auto"/>
+              <w:jc w:val="center"/>
+            </w:pPr>
+            <w:r>
+              <w:rPr>
+                <w:color w:val="000000"/>
+                <w:sz w:val="19"/>
+              </w:rPr>
+              <w:t xml:space="preserve">58</w:t>
+            </w:r>
+          </w:p>
+        </w:tc>
+        <w:tc>
+          <w:tcPr>
+            <w:tcW w:type="dxa" w:w="1152"/>
+            <w:vAlign w:val="center"/>
+            <w:tcMar>
+              <w:top w:w="75" w:type="dxa"/>
+              <w:left w:w="75" w:type="dxa"/>
+              <w:bottom w:w="75" w:type="dxa"/>
+              <w:right w:w="75" w:type="dxa"/>
+            </w:tcMar>
+            <w:tcBorders>
+              <w:top w:val="single" w:sz="4" w:color="D9D9D9"/>
+              <w:left w:val="single" w:sz="4" w:color="D9D9D9"/>
+              <w:bottom w:val="single" w:sz="4" w:color="D9D9D9"/>
+              <w:right w:val="single" w:sz="4" w:color="D9D9D9"/>
+            </w:tcBorders>
+          </w:tcPr>
+          <w:p>
+            <w:pPr>
+              <w:pStyle w:val="Compact"/>
+              <w:spacing w:after="40" w:before="40" w:line="240" w:lineRule="auto"/>
+              <w:jc w:val="center"/>
+            </w:pPr>
+            <w:r>
+              <w:rPr>
+                <w:color w:val="000000"/>
+                <w:sz w:val="19"/>
+              </w:rPr>
+              <w:t xml:space="preserve">21.6</w:t>
+            </w:r>
+          </w:p>
+        </w:tc>
+        <w:tc>
+          <w:tcPr>
+            <w:tcW w:type="dxa" w:w="1152"/>
+            <w:vAlign w:val="center"/>
+            <w:tcMar>
+              <w:top w:w="75" w:type="dxa"/>
+              <w:left w:w="75" w:type="dxa"/>
+              <w:bottom w:w="75" w:type="dxa"/>
+              <w:right w:w="75" w:type="dxa"/>
+            </w:tcMar>
+            <w:tcBorders>
+              <w:top w:val="single" w:sz="4" w:color="D9D9D9"/>
+              <w:left w:val="single" w:sz="4" w:color="D9D9D9"/>
+              <w:bottom w:val="single" w:sz="4" w:color="D9D9D9"/>
+              <w:right w:val="single" w:sz="4" w:color="D9D9D9"/>
+            </w:tcBorders>
+          </w:tcPr>
+          <w:p>
+            <w:pPr>
+              <w:pStyle w:val="Compact"/>
+              <w:spacing w:after="40" w:before="40" w:line="240" w:lineRule="auto"/>
+              <w:jc w:val="center"/>
+            </w:pPr>
+            <w:r>
+              <w:rPr>
+                <w:color w:val="000000"/>
+                <w:sz w:val="19"/>
+              </w:rPr>
+              <w:t xml:space="preserve">25.9</w:t>
+            </w:r>
+          </w:p>
+        </w:tc>
+        <w:tc>
+          <w:tcPr>
+            <w:tcW w:type="dxa" w:w="1152"/>
+            <w:vAlign w:val="center"/>
+            <w:tcMar>
+              <w:top w:w="75" w:type="dxa"/>
+              <w:left w:w="75" w:type="dxa"/>
+              <w:bottom w:w="75" w:type="dxa"/>
+              <w:right w:w="75" w:type="dxa"/>
+            </w:tcMar>
+            <w:tcBorders>
+              <w:top w:val="single" w:sz="4" w:color="D9D9D9"/>
+              <w:left w:val="single" w:sz="4" w:color="D9D9D9"/>
+              <w:bottom w:val="single" w:sz="4" w:color="D9D9D9"/>
+              <w:right w:val="single" w:sz="4" w:color="D9D9D9"/>
+            </w:tcBorders>
+          </w:tcPr>
+          <w:p>
+            <w:pPr>
+              <w:pStyle w:val="Compact"/>
+              <w:spacing w:after="40" w:before="40" w:line="240" w:lineRule="auto"/>
+              <w:jc w:val="center"/>
+            </w:pPr>
+            <w:r>
+              <w:rPr>
+                <w:color w:val="000000"/>
+                <w:sz w:val="19"/>
+              </w:rPr>
+              <w:t xml:space="preserve">216</w:t>
+            </w:r>
+          </w:p>
+        </w:tc>
+        <w:tc>
+          <w:tcPr>
+            <w:tcW w:type="dxa" w:w="1152"/>
+            <w:vAlign w:val="center"/>
+            <w:tcMar>
+              <w:top w:w="75" w:type="dxa"/>
+              <w:left w:w="75" w:type="dxa"/>
+              <w:bottom w:w="75" w:type="dxa"/>
+              <w:right w:w="75" w:type="dxa"/>
+            </w:tcMar>
+            <w:tcBorders>
+              <w:top w:val="single" w:sz="4" w:color="D9D9D9"/>
+              <w:left w:val="single" w:sz="4" w:color="D9D9D9"/>
+              <w:bottom w:val="single" w:sz="4" w:color="D9D9D9"/>
+              <w:right w:val="single" w:sz="4" w:color="D9D9D9"/>
+            </w:tcBorders>
+          </w:tcPr>
+          <w:p>
+            <w:pPr>
+              <w:pStyle w:val="Compact"/>
+              <w:spacing w:after="40" w:before="40" w:line="240" w:lineRule="auto"/>
+              <w:jc w:val="center"/>
+            </w:pPr>
+            <w:r>
+              <w:rPr>
+                <w:color w:val="000000"/>
+                <w:sz w:val="19"/>
+              </w:rPr>
+              <w:t xml:space="preserve">288</w:t>
+            </w:r>
+          </w:p>
+        </w:tc>
+        <w:tc>
+          <w:tcPr>
+            <w:tcW w:type="dxa" w:w="648"/>
+            <w:vAlign w:val="center"/>
+            <w:tcMar>
+              <w:top w:w="75" w:type="dxa"/>
+              <w:left w:w="75" w:type="dxa"/>
+              <w:bottom w:w="75" w:type="dxa"/>
+              <w:right w:w="75" w:type="dxa"/>
+            </w:tcMar>
+            <w:tcBorders>
+              <w:top w:val="single" w:sz="4" w:color="D9D9D9"/>
+              <w:left w:val="single" w:sz="4" w:color="D9D9D9"/>
+              <w:bottom w:val="single" w:sz="4" w:color="D9D9D9"/>
+              <w:right w:val="single" w:sz="4" w:color="D9D9D9"/>
+            </w:tcBorders>
+          </w:tcPr>
+          <w:p>
+            <w:pPr>
+              <w:pStyle w:val="Compact"/>
+              <w:spacing w:after="40" w:before="40" w:line="240" w:lineRule="auto"/>
+              <w:jc w:val="center"/>
+            </w:pPr>
+            <w:r>
+              <w:rPr>
+                <w:color w:val="000000"/>
+                <w:sz w:val="19"/>
+              </w:rPr>
               <w:t xml:space="preserve">45</w:t>
             </w:r>
           </w:p>
         </w:tc>
       </w:tr>
       <w:tr>
-        <w:tc>
-          <w:tcPr/>
-          <w:p>
-            <w:pPr>
-              <w:pStyle w:val="Compact"/>
-            </w:pPr>
-            <w:r>
+        <w:trPr>
+          <w:cantSplit/>
+        </w:trPr>
+        <w:tc>
+          <w:tcPr>
+            <w:tcW w:type="dxa" w:w="3096"/>
+            <w:vAlign w:val="center"/>
+            <w:tcMar>
+              <w:top w:w="75" w:type="dxa"/>
+              <w:left w:w="75" w:type="dxa"/>
+              <w:bottom w:w="75" w:type="dxa"/>
+              <w:right w:w="75" w:type="dxa"/>
+            </w:tcMar>
+            <w:tcBorders>
+              <w:top w:val="single" w:sz="4" w:color="D9D9D9"/>
+              <w:left w:val="single" w:sz="4" w:color="D9D9D9"/>
+              <w:bottom w:val="single" w:sz="4" w:color="D9D9D9"/>
+              <w:right w:val="single" w:sz="4" w:color="D9D9D9"/>
+            </w:tcBorders>
+          </w:tcPr>
+          <w:p>
+            <w:pPr>
+              <w:pStyle w:val="Compact"/>
+              <w:spacing w:after="40" w:before="40" w:line="240" w:lineRule="auto"/>
+              <w:jc w:val="left"/>
+            </w:pPr>
+            <w:r>
+              <w:rPr>
+                <w:color w:val="000000"/>
+                <w:sz w:val="19"/>
+              </w:rPr>
               <w:t xml:space="preserve">Hubble Bubble</w:t>
             </w:r>
           </w:p>
         </w:tc>
         <w:tc>
-          <w:tcPr/>
-          <w:p>
-            <w:pPr>
-              <w:pStyle w:val="Compact"/>
-            </w:pPr>
-            <w:r>
+          <w:tcPr>
+            <w:tcW w:type="dxa" w:w="1008"/>
+            <w:vAlign w:val="center"/>
+            <w:tcMar>
+              <w:top w:w="75" w:type="dxa"/>
+              <w:left w:w="75" w:type="dxa"/>
+              <w:bottom w:w="75" w:type="dxa"/>
+              <w:right w:w="75" w:type="dxa"/>
+            </w:tcMar>
+            <w:tcBorders>
+              <w:top w:val="single" w:sz="4" w:color="D9D9D9"/>
+              <w:left w:val="single" w:sz="4" w:color="D9D9D9"/>
+              <w:bottom w:val="single" w:sz="4" w:color="D9D9D9"/>
+              <w:right w:val="single" w:sz="4" w:color="D9D9D9"/>
+            </w:tcBorders>
+          </w:tcPr>
+          <w:p>
+            <w:pPr>
+              <w:pStyle w:val="Compact"/>
+              <w:spacing w:after="40" w:before="40" w:line="240" w:lineRule="auto"/>
+              <w:jc w:val="center"/>
+            </w:pPr>
+            <w:r>
+              <w:rPr>
+                <w:color w:val="000000"/>
+                <w:sz w:val="19"/>
+              </w:rPr>
               <w:t xml:space="preserve">55.8</w:t>
             </w:r>
           </w:p>
         </w:tc>
         <w:tc>
-          <w:tcPr/>
-          <w:p>
-            <w:pPr>
-              <w:pStyle w:val="Compact"/>
-            </w:pPr>
-            <w:r>
-              <w:t xml:space="preserve">19.8</w:t>
-            </w:r>
-          </w:p>
-        </w:tc>
-        <w:tc>
-          <w:tcPr/>
-          <w:p>
-            <w:pPr>
-              <w:pStyle w:val="Compact"/>
-            </w:pPr>
-            <w:r>
-              <w:t xml:space="preserve">170</w:t>
-            </w:r>
-          </w:p>
-        </w:tc>
-        <w:tc>
-          <w:tcPr/>
-          <w:p>
-            <w:pPr>
-              <w:pStyle w:val="Compact"/>
-            </w:pPr>
-            <w:r>
+          <w:tcPr>
+            <w:tcW w:type="dxa" w:w="1152"/>
+            <w:vAlign w:val="center"/>
+            <w:tcMar>
+              <w:top w:w="75" w:type="dxa"/>
+              <w:left w:w="75" w:type="dxa"/>
+              <w:bottom w:w="75" w:type="dxa"/>
+              <w:right w:w="75" w:type="dxa"/>
+            </w:tcMar>
+            <w:tcBorders>
+              <w:top w:val="single" w:sz="4" w:color="D9D9D9"/>
+              <w:left w:val="single" w:sz="4" w:color="D9D9D9"/>
+              <w:bottom w:val="single" w:sz="4" w:color="D9D9D9"/>
+              <w:right w:val="single" w:sz="4" w:color="D9D9D9"/>
+            </w:tcBorders>
+          </w:tcPr>
+          <w:p>
+            <w:pPr>
+              <w:pStyle w:val="Compact"/>
+              <w:spacing w:after="40" w:before="40" w:line="240" w:lineRule="auto"/>
+              <w:jc w:val="center"/>
+            </w:pPr>
+            <w:r>
+              <w:rPr>
+                <w:color w:val="000000"/>
+                <w:sz w:val="19"/>
+              </w:rPr>
+              <w:t xml:space="preserve">19.2</w:t>
+            </w:r>
+          </w:p>
+        </w:tc>
+        <w:tc>
+          <w:tcPr>
+            <w:tcW w:type="dxa" w:w="1152"/>
+            <w:vAlign w:val="center"/>
+            <w:tcMar>
+              <w:top w:w="75" w:type="dxa"/>
+              <w:left w:w="75" w:type="dxa"/>
+              <w:bottom w:w="75" w:type="dxa"/>
+              <w:right w:w="75" w:type="dxa"/>
+            </w:tcMar>
+            <w:tcBorders>
+              <w:top w:val="single" w:sz="4" w:color="D9D9D9"/>
+              <w:left w:val="single" w:sz="4" w:color="D9D9D9"/>
+              <w:bottom w:val="single" w:sz="4" w:color="D9D9D9"/>
+              <w:right w:val="single" w:sz="4" w:color="D9D9D9"/>
+            </w:tcBorders>
+          </w:tcPr>
+          <w:p>
+            <w:pPr>
+              <w:pStyle w:val="Compact"/>
+              <w:spacing w:after="40" w:before="40" w:line="240" w:lineRule="auto"/>
+              <w:jc w:val="center"/>
+            </w:pPr>
+            <w:r>
+              <w:rPr>
+                <w:color w:val="000000"/>
+                <w:sz w:val="19"/>
+              </w:rPr>
+              <w:t xml:space="preserve">17.8</w:t>
+            </w:r>
+          </w:p>
+        </w:tc>
+        <w:tc>
+          <w:tcPr>
+            <w:tcW w:type="dxa" w:w="1152"/>
+            <w:vAlign w:val="center"/>
+            <w:tcMar>
+              <w:top w:w="75" w:type="dxa"/>
+              <w:left w:w="75" w:type="dxa"/>
+              <w:bottom w:w="75" w:type="dxa"/>
+              <w:right w:w="75" w:type="dxa"/>
+            </w:tcMar>
+            <w:tcBorders>
+              <w:top w:val="single" w:sz="4" w:color="D9D9D9"/>
+              <w:left w:val="single" w:sz="4" w:color="D9D9D9"/>
+              <w:bottom w:val="single" w:sz="4" w:color="D9D9D9"/>
+              <w:right w:val="single" w:sz="4" w:color="D9D9D9"/>
+            </w:tcBorders>
+          </w:tcPr>
+          <w:p>
+            <w:pPr>
+              <w:pStyle w:val="Compact"/>
+              <w:spacing w:after="40" w:before="40" w:line="240" w:lineRule="auto"/>
+              <w:jc w:val="center"/>
+            </w:pPr>
+            <w:r>
+              <w:rPr>
+                <w:color w:val="000000"/>
+                <w:sz w:val="19"/>
+              </w:rPr>
+              <w:t xml:space="preserve">166</w:t>
+            </w:r>
+          </w:p>
+        </w:tc>
+        <w:tc>
+          <w:tcPr>
+            <w:tcW w:type="dxa" w:w="1152"/>
+            <w:vAlign w:val="center"/>
+            <w:tcMar>
+              <w:top w:w="75" w:type="dxa"/>
+              <w:left w:w="75" w:type="dxa"/>
+              <w:bottom w:w="75" w:type="dxa"/>
+              <w:right w:w="75" w:type="dxa"/>
+            </w:tcMar>
+            <w:tcBorders>
+              <w:top w:val="single" w:sz="4" w:color="D9D9D9"/>
+              <w:left w:val="single" w:sz="4" w:color="D9D9D9"/>
+              <w:bottom w:val="single" w:sz="4" w:color="D9D9D9"/>
+              <w:right w:val="single" w:sz="4" w:color="D9D9D9"/>
+            </w:tcBorders>
+          </w:tcPr>
+          <w:p>
+            <w:pPr>
+              <w:pStyle w:val="Compact"/>
+              <w:spacing w:after="40" w:before="40" w:line="240" w:lineRule="auto"/>
+              <w:jc w:val="center"/>
+            </w:pPr>
+            <w:r>
+              <w:rPr>
+                <w:color w:val="000000"/>
+                <w:sz w:val="19"/>
+              </w:rPr>
+              <w:t xml:space="preserve">96</w:t>
+            </w:r>
+          </w:p>
+        </w:tc>
+        <w:tc>
+          <w:tcPr>
+            <w:tcW w:type="dxa" w:w="648"/>
+            <w:vAlign w:val="center"/>
+            <w:tcMar>
+              <w:top w:w="75" w:type="dxa"/>
+              <w:left w:w="75" w:type="dxa"/>
+              <w:bottom w:w="75" w:type="dxa"/>
+              <w:right w:w="75" w:type="dxa"/>
+            </w:tcMar>
+            <w:tcBorders>
+              <w:top w:val="single" w:sz="4" w:color="D9D9D9"/>
+              <w:left w:val="single" w:sz="4" w:color="D9D9D9"/>
+              <w:bottom w:val="single" w:sz="4" w:color="D9D9D9"/>
+              <w:right w:val="single" w:sz="4" w:color="D9D9D9"/>
+            </w:tcBorders>
+          </w:tcPr>
+          <w:p>
+            <w:pPr>
+              <w:pStyle w:val="Compact"/>
+              <w:spacing w:after="40" w:before="40" w:line="240" w:lineRule="auto"/>
+              <w:jc w:val="center"/>
+            </w:pPr>
+            <w:r>
+              <w:rPr>
+                <w:color w:val="000000"/>
+                <w:sz w:val="19"/>
+              </w:rPr>
               <w:t xml:space="preserve">16</w:t>
             </w:r>
           </w:p>
         </w:tc>
       </w:tr>
       <w:tr>
-        <w:tc>
-          <w:tcPr/>
-          <w:p>
-            <w:pPr>
-              <w:pStyle w:val="Compact"/>
-            </w:pPr>
-            <w:r>
+        <w:trPr>
+          <w:cantSplit/>
+        </w:trPr>
+        <w:tc>
+          <w:tcPr>
+            <w:tcW w:type="dxa" w:w="3096"/>
+            <w:vAlign w:val="center"/>
+            <w:tcMar>
+              <w:top w:w="75" w:type="dxa"/>
+              <w:left w:w="75" w:type="dxa"/>
+              <w:bottom w:w="75" w:type="dxa"/>
+              <w:right w:w="75" w:type="dxa"/>
+            </w:tcMar>
+            <w:tcBorders>
+              <w:top w:val="single" w:sz="4" w:color="D9D9D9"/>
+              <w:left w:val="single" w:sz="4" w:color="D9D9D9"/>
+              <w:bottom w:val="single" w:sz="4" w:color="D9D9D9"/>
+              <w:right w:val="single" w:sz="4" w:color="D9D9D9"/>
+            </w:tcBorders>
+          </w:tcPr>
+          <w:p>
+            <w:pPr>
+              <w:pStyle w:val="Compact"/>
+              <w:spacing w:after="40" w:before="40" w:line="240" w:lineRule="auto"/>
+              <w:jc w:val="left"/>
+            </w:pPr>
+            <w:r>
+              <w:rPr>
+                <w:color w:val="000000"/>
+                <w:sz w:val="19"/>
+              </w:rPr>
               <w:t xml:space="preserve">Laguna del Hunco</w:t>
             </w:r>
           </w:p>
         </w:tc>
         <w:tc>
-          <w:tcPr/>
-          <w:p>
-            <w:pPr>
-              <w:pStyle w:val="Compact"/>
-            </w:pPr>
-            <w:r>
+          <w:tcPr>
+            <w:tcW w:type="dxa" w:w="1008"/>
+            <w:vAlign w:val="center"/>
+            <w:tcMar>
+              <w:top w:w="75" w:type="dxa"/>
+              <w:left w:w="75" w:type="dxa"/>
+              <w:bottom w:w="75" w:type="dxa"/>
+              <w:right w:w="75" w:type="dxa"/>
+            </w:tcMar>
+            <w:tcBorders>
+              <w:top w:val="single" w:sz="4" w:color="D9D9D9"/>
+              <w:left w:val="single" w:sz="4" w:color="D9D9D9"/>
+              <w:bottom w:val="single" w:sz="4" w:color="D9D9D9"/>
+              <w:right w:val="single" w:sz="4" w:color="D9D9D9"/>
+            </w:tcBorders>
+          </w:tcPr>
+          <w:p>
+            <w:pPr>
+              <w:pStyle w:val="Compact"/>
+              <w:spacing w:after="40" w:before="40" w:line="240" w:lineRule="auto"/>
+              <w:jc w:val="center"/>
+            </w:pPr>
+            <w:r>
+              <w:rPr>
+                <w:color w:val="000000"/>
+                <w:sz w:val="19"/>
+              </w:rPr>
               <w:t xml:space="preserve">51.9</w:t>
             </w:r>
           </w:p>
         </w:tc>
         <w:tc>
-          <w:tcPr/>
-          <w:p>
-            <w:pPr>
-              <w:pStyle w:val="Compact"/>
-            </w:pPr>
-            <w:r>
-              <w:t xml:space="preserve">16.8</w:t>
-            </w:r>
-          </w:p>
-        </w:tc>
-        <w:tc>
-          <w:tcPr/>
-          <w:p>
-            <w:pPr>
-              <w:pStyle w:val="Compact"/>
-            </w:pPr>
-            <w:r>
-              <w:t xml:space="preserve">170</w:t>
-            </w:r>
-          </w:p>
-        </w:tc>
-        <w:tc>
-          <w:tcPr/>
-          <w:p>
-            <w:pPr>
-              <w:pStyle w:val="Compact"/>
-            </w:pPr>
-            <w:r>
-              <w:t xml:space="preserve">118</w:t>
+          <w:tcPr>
+            <w:tcW w:type="dxa" w:w="1152"/>
+            <w:vAlign w:val="center"/>
+            <w:tcMar>
+              <w:top w:w="75" w:type="dxa"/>
+              <w:left w:w="75" w:type="dxa"/>
+              <w:bottom w:w="75" w:type="dxa"/>
+              <w:right w:w="75" w:type="dxa"/>
+            </w:tcMar>
+            <w:tcBorders>
+              <w:top w:val="single" w:sz="4" w:color="D9D9D9"/>
+              <w:left w:val="single" w:sz="4" w:color="D9D9D9"/>
+              <w:bottom w:val="single" w:sz="4" w:color="D9D9D9"/>
+              <w:right w:val="single" w:sz="4" w:color="D9D9D9"/>
+            </w:tcBorders>
+          </w:tcPr>
+          <w:p>
+            <w:pPr>
+              <w:pStyle w:val="Compact"/>
+              <w:spacing w:after="40" w:before="40" w:line="240" w:lineRule="auto"/>
+              <w:jc w:val="center"/>
+            </w:pPr>
+            <w:r>
+              <w:rPr>
+                <w:color w:val="000000"/>
+                <w:sz w:val="19"/>
+              </w:rPr>
+              <w:t xml:space="preserve">16.7</w:t>
+            </w:r>
+          </w:p>
+        </w:tc>
+        <w:tc>
+          <w:tcPr>
+            <w:tcW w:type="dxa" w:w="1152"/>
+            <w:vAlign w:val="center"/>
+            <w:tcMar>
+              <w:top w:w="75" w:type="dxa"/>
+              <w:left w:w="75" w:type="dxa"/>
+              <w:bottom w:w="75" w:type="dxa"/>
+              <w:right w:w="75" w:type="dxa"/>
+            </w:tcMar>
+            <w:tcBorders>
+              <w:top w:val="single" w:sz="4" w:color="D9D9D9"/>
+              <w:left w:val="single" w:sz="4" w:color="D9D9D9"/>
+              <w:bottom w:val="single" w:sz="4" w:color="D9D9D9"/>
+              <w:right w:val="single" w:sz="4" w:color="D9D9D9"/>
+            </w:tcBorders>
+          </w:tcPr>
+          <w:p>
+            <w:pPr>
+              <w:pStyle w:val="Compact"/>
+              <w:spacing w:after="40" w:before="40" w:line="240" w:lineRule="auto"/>
+              <w:jc w:val="center"/>
+            </w:pPr>
+            <w:r>
+              <w:rPr>
+                <w:color w:val="000000"/>
+                <w:sz w:val="19"/>
+              </w:rPr>
+              <w:t xml:space="preserve">11.0</w:t>
+            </w:r>
+          </w:p>
+        </w:tc>
+        <w:tc>
+          <w:tcPr>
+            <w:tcW w:type="dxa" w:w="1152"/>
+            <w:vAlign w:val="center"/>
+            <w:tcMar>
+              <w:top w:w="75" w:type="dxa"/>
+              <w:left w:w="75" w:type="dxa"/>
+              <w:bottom w:w="75" w:type="dxa"/>
+              <w:right w:w="75" w:type="dxa"/>
+            </w:tcMar>
+            <w:tcBorders>
+              <w:top w:val="single" w:sz="4" w:color="D9D9D9"/>
+              <w:left w:val="single" w:sz="4" w:color="D9D9D9"/>
+              <w:bottom w:val="single" w:sz="4" w:color="D9D9D9"/>
+              <w:right w:val="single" w:sz="4" w:color="D9D9D9"/>
+            </w:tcBorders>
+          </w:tcPr>
+          <w:p>
+            <w:pPr>
+              <w:pStyle w:val="Compact"/>
+              <w:spacing w:after="40" w:before="40" w:line="240" w:lineRule="auto"/>
+              <w:jc w:val="center"/>
+            </w:pPr>
+            <w:r>
+              <w:rPr>
+                <w:color w:val="000000"/>
+                <w:sz w:val="19"/>
+              </w:rPr>
+              <w:t xml:space="preserve">168</w:t>
+            </w:r>
+          </w:p>
+        </w:tc>
+        <w:tc>
+          <w:tcPr>
+            <w:tcW w:type="dxa" w:w="1152"/>
+            <w:vAlign w:val="center"/>
+            <w:tcMar>
+              <w:top w:w="75" w:type="dxa"/>
+              <w:left w:w="75" w:type="dxa"/>
+              <w:bottom w:w="75" w:type="dxa"/>
+              <w:right w:w="75" w:type="dxa"/>
+            </w:tcMar>
+            <w:tcBorders>
+              <w:top w:val="single" w:sz="4" w:color="D9D9D9"/>
+              <w:left w:val="single" w:sz="4" w:color="D9D9D9"/>
+              <w:bottom w:val="single" w:sz="4" w:color="D9D9D9"/>
+              <w:right w:val="single" w:sz="4" w:color="D9D9D9"/>
+            </w:tcBorders>
+          </w:tcPr>
+          <w:p>
+            <w:pPr>
+              <w:pStyle w:val="Compact"/>
+              <w:spacing w:after="40" w:before="40" w:line="240" w:lineRule="auto"/>
+              <w:jc w:val="center"/>
+            </w:pPr>
+            <w:r>
+              <w:rPr>
+                <w:color w:val="000000"/>
+                <w:sz w:val="19"/>
+              </w:rPr>
+              <w:t xml:space="preserve">139</w:t>
+            </w:r>
+          </w:p>
+        </w:tc>
+        <w:tc>
+          <w:tcPr>
+            <w:tcW w:type="dxa" w:w="648"/>
+            <w:vAlign w:val="center"/>
+            <w:tcMar>
+              <w:top w:w="75" w:type="dxa"/>
+              <w:left w:w="75" w:type="dxa"/>
+              <w:bottom w:w="75" w:type="dxa"/>
+              <w:right w:w="75" w:type="dxa"/>
+            </w:tcMar>
+            <w:tcBorders>
+              <w:top w:val="single" w:sz="4" w:color="D9D9D9"/>
+              <w:left w:val="single" w:sz="4" w:color="D9D9D9"/>
+              <w:bottom w:val="single" w:sz="4" w:color="D9D9D9"/>
+              <w:right w:val="single" w:sz="4" w:color="D9D9D9"/>
+            </w:tcBorders>
+          </w:tcPr>
+          <w:p>
+            <w:pPr>
+              <w:pStyle w:val="Compact"/>
+              <w:spacing w:after="40" w:before="40" w:line="240" w:lineRule="auto"/>
+              <w:jc w:val="center"/>
+            </w:pPr>
+            <w:r>
+              <w:rPr>
+                <w:color w:val="000000"/>
+                <w:sz w:val="19"/>
+              </w:rPr>
+              <w:t xml:space="preserve">119</w:t>
             </w:r>
           </w:p>
         </w:tc>
       </w:tr>
       <w:tr>
-        <w:tc>
-          <w:tcPr/>
-          <w:p>
-            <w:pPr>
-              <w:pStyle w:val="Compact"/>
-            </w:pPr>
-            <w:r>
+        <w:trPr>
+          <w:cantSplit/>
+        </w:trPr>
+        <w:tc>
+          <w:tcPr>
+            <w:tcW w:type="dxa" w:w="3096"/>
+            <w:vAlign w:val="center"/>
+            <w:tcMar>
+              <w:top w:w="75" w:type="dxa"/>
+              <w:left w:w="75" w:type="dxa"/>
+              <w:bottom w:w="75" w:type="dxa"/>
+              <w:right w:w="75" w:type="dxa"/>
+            </w:tcMar>
+            <w:tcBorders>
+              <w:top w:val="single" w:sz="4" w:color="D9D9D9"/>
+              <w:left w:val="single" w:sz="4" w:color="D9D9D9"/>
+              <w:bottom w:val="single" w:sz="4" w:color="D9D9D9"/>
+              <w:right w:val="single" w:sz="4" w:color="D9D9D9"/>
+            </w:tcBorders>
+          </w:tcPr>
+          <w:p>
+            <w:pPr>
+              <w:pStyle w:val="Compact"/>
+              <w:spacing w:after="40" w:before="40" w:line="240" w:lineRule="auto"/>
+              <w:jc w:val="left"/>
+            </w:pPr>
+            <w:r>
+              <w:rPr>
+                <w:color w:val="000000"/>
+                <w:sz w:val="19"/>
+              </w:rPr>
               <w:t xml:space="preserve">Republic</w:t>
             </w:r>
           </w:p>
         </w:tc>
         <w:tc>
-          <w:tcPr/>
-          <w:p>
-            <w:pPr>
-              <w:pStyle w:val="Compact"/>
-            </w:pPr>
-            <w:r>
+          <w:tcPr>
+            <w:tcW w:type="dxa" w:w="1008"/>
+            <w:vAlign w:val="center"/>
+            <w:tcMar>
+              <w:top w:w="75" w:type="dxa"/>
+              <w:left w:w="75" w:type="dxa"/>
+              <w:bottom w:w="75" w:type="dxa"/>
+              <w:right w:w="75" w:type="dxa"/>
+            </w:tcMar>
+            <w:tcBorders>
+              <w:top w:val="single" w:sz="4" w:color="D9D9D9"/>
+              <w:left w:val="single" w:sz="4" w:color="D9D9D9"/>
+              <w:bottom w:val="single" w:sz="4" w:color="D9D9D9"/>
+              <w:right w:val="single" w:sz="4" w:color="D9D9D9"/>
+            </w:tcBorders>
+          </w:tcPr>
+          <w:p>
+            <w:pPr>
+              <w:pStyle w:val="Compact"/>
+              <w:spacing w:after="40" w:before="40" w:line="240" w:lineRule="auto"/>
+              <w:jc w:val="center"/>
+            </w:pPr>
+            <w:r>
+              <w:rPr>
+                <w:color w:val="000000"/>
+                <w:sz w:val="19"/>
+              </w:rPr>
               <w:t xml:space="preserve">49.4</w:t>
             </w:r>
           </w:p>
         </w:tc>
         <w:tc>
-          <w:tcPr/>
-          <w:p>
-            <w:pPr>
-              <w:pStyle w:val="Compact"/>
-            </w:pPr>
-            <w:r>
-              <w:t xml:space="preserve">14.2</w:t>
-            </w:r>
-          </w:p>
-        </w:tc>
-        <w:tc>
-          <w:tcPr/>
-          <w:p>
-            <w:pPr>
-              <w:pStyle w:val="Compact"/>
-            </w:pPr>
-            <w:r>
-              <w:t xml:space="preserve">151</w:t>
-            </w:r>
-          </w:p>
-        </w:tc>
-        <w:tc>
-          <w:tcPr/>
-          <w:p>
-            <w:pPr>
-              <w:pStyle w:val="Compact"/>
-            </w:pPr>
-            <w:r>
-              <w:t xml:space="preserve">39</w:t>
+          <w:tcPr>
+            <w:tcW w:type="dxa" w:w="1152"/>
+            <w:vAlign w:val="center"/>
+            <w:tcMar>
+              <w:top w:w="75" w:type="dxa"/>
+              <w:left w:w="75" w:type="dxa"/>
+              <w:bottom w:w="75" w:type="dxa"/>
+              <w:right w:w="75" w:type="dxa"/>
+            </w:tcMar>
+            <w:tcBorders>
+              <w:top w:val="single" w:sz="4" w:color="D9D9D9"/>
+              <w:left w:val="single" w:sz="4" w:color="D9D9D9"/>
+              <w:bottom w:val="single" w:sz="4" w:color="D9D9D9"/>
+              <w:right w:val="single" w:sz="4" w:color="D9D9D9"/>
+            </w:tcBorders>
+          </w:tcPr>
+          <w:p>
+            <w:pPr>
+              <w:pStyle w:val="Compact"/>
+              <w:spacing w:after="40" w:before="40" w:line="240" w:lineRule="auto"/>
+              <w:jc w:val="center"/>
+            </w:pPr>
+            <w:r>
+              <w:rPr>
+                <w:color w:val="000000"/>
+                <w:sz w:val="19"/>
+              </w:rPr>
+              <w:t xml:space="preserve">14.1</w:t>
+            </w:r>
+          </w:p>
+        </w:tc>
+        <w:tc>
+          <w:tcPr>
+            <w:tcW w:type="dxa" w:w="1152"/>
+            <w:vAlign w:val="center"/>
+            <w:tcMar>
+              <w:top w:w="75" w:type="dxa"/>
+              <w:left w:w="75" w:type="dxa"/>
+              <w:bottom w:w="75" w:type="dxa"/>
+              <w:right w:w="75" w:type="dxa"/>
+            </w:tcMar>
+            <w:tcBorders>
+              <w:top w:val="single" w:sz="4" w:color="D9D9D9"/>
+              <w:left w:val="single" w:sz="4" w:color="D9D9D9"/>
+              <w:bottom w:val="single" w:sz="4" w:color="D9D9D9"/>
+              <w:right w:val="single" w:sz="4" w:color="D9D9D9"/>
+            </w:tcBorders>
+          </w:tcPr>
+          <w:p>
+            <w:pPr>
+              <w:pStyle w:val="Compact"/>
+              <w:spacing w:after="40" w:before="40" w:line="240" w:lineRule="auto"/>
+              <w:jc w:val="center"/>
+            </w:pPr>
+            <w:r>
+              <w:rPr>
+                <w:color w:val="000000"/>
+                <w:sz w:val="19"/>
+              </w:rPr>
+              <w:t xml:space="preserve">8.6</w:t>
+            </w:r>
+          </w:p>
+        </w:tc>
+        <w:tc>
+          <w:tcPr>
+            <w:tcW w:type="dxa" w:w="1152"/>
+            <w:vAlign w:val="center"/>
+            <w:tcMar>
+              <w:top w:w="75" w:type="dxa"/>
+              <w:left w:w="75" w:type="dxa"/>
+              <w:bottom w:w="75" w:type="dxa"/>
+              <w:right w:w="75" w:type="dxa"/>
+            </w:tcMar>
+            <w:tcBorders>
+              <w:top w:val="single" w:sz="4" w:color="D9D9D9"/>
+              <w:left w:val="single" w:sz="4" w:color="D9D9D9"/>
+              <w:bottom w:val="single" w:sz="4" w:color="D9D9D9"/>
+              <w:right w:val="single" w:sz="4" w:color="D9D9D9"/>
+            </w:tcBorders>
+          </w:tcPr>
+          <w:p>
+            <w:pPr>
+              <w:pStyle w:val="Compact"/>
+              <w:spacing w:after="40" w:before="40" w:line="240" w:lineRule="auto"/>
+              <w:jc w:val="center"/>
+            </w:pPr>
+            <w:r>
+              <w:rPr>
+                <w:color w:val="000000"/>
+                <w:sz w:val="19"/>
+              </w:rPr>
+              <w:t xml:space="preserve">146</w:t>
+            </w:r>
+          </w:p>
+        </w:tc>
+        <w:tc>
+          <w:tcPr>
+            <w:tcW w:type="dxa" w:w="1152"/>
+            <w:vAlign w:val="center"/>
+            <w:tcMar>
+              <w:top w:w="75" w:type="dxa"/>
+              <w:left w:w="75" w:type="dxa"/>
+              <w:bottom w:w="75" w:type="dxa"/>
+              <w:right w:w="75" w:type="dxa"/>
+            </w:tcMar>
+            <w:tcBorders>
+              <w:top w:val="single" w:sz="4" w:color="D9D9D9"/>
+              <w:left w:val="single" w:sz="4" w:color="D9D9D9"/>
+              <w:bottom w:val="single" w:sz="4" w:color="D9D9D9"/>
+              <w:right w:val="single" w:sz="4" w:color="D9D9D9"/>
+            </w:tcBorders>
+          </w:tcPr>
+          <w:p>
+            <w:pPr>
+              <w:pStyle w:val="Compact"/>
+              <w:spacing w:after="40" w:before="40" w:line="240" w:lineRule="auto"/>
+              <w:jc w:val="center"/>
+            </w:pPr>
+            <w:r>
+              <w:rPr>
+                <w:color w:val="000000"/>
+                <w:sz w:val="19"/>
+              </w:rPr>
+              <w:t xml:space="preserve">67</w:t>
+            </w:r>
+          </w:p>
+        </w:tc>
+        <w:tc>
+          <w:tcPr>
+            <w:tcW w:type="dxa" w:w="648"/>
+            <w:vAlign w:val="center"/>
+            <w:tcMar>
+              <w:top w:w="75" w:type="dxa"/>
+              <w:left w:w="75" w:type="dxa"/>
+              <w:bottom w:w="75" w:type="dxa"/>
+              <w:right w:w="75" w:type="dxa"/>
+            </w:tcMar>
+            <w:tcBorders>
+              <w:top w:val="single" w:sz="4" w:color="D9D9D9"/>
+              <w:left w:val="single" w:sz="4" w:color="D9D9D9"/>
+              <w:bottom w:val="single" w:sz="4" w:color="D9D9D9"/>
+              <w:right w:val="single" w:sz="4" w:color="D9D9D9"/>
+            </w:tcBorders>
+          </w:tcPr>
+          <w:p>
+            <w:pPr>
+              <w:pStyle w:val="Compact"/>
+              <w:spacing w:after="40" w:before="40" w:line="240" w:lineRule="auto"/>
+              <w:jc w:val="center"/>
+            </w:pPr>
+            <w:r>
+              <w:rPr>
+                <w:color w:val="000000"/>
+                <w:sz w:val="19"/>
+              </w:rPr>
+              <w:t xml:space="preserve">41</w:t>
             </w:r>
           </w:p>
         </w:tc>
       </w:tr>
       <w:tr>
-        <w:tc>
-          <w:tcPr/>
-          <w:p>
-            <w:pPr>
-              <w:pStyle w:val="Compact"/>
-            </w:pPr>
-            <w:r>
+        <w:trPr>
+          <w:cantSplit/>
+        </w:trPr>
+        <w:tc>
+          <w:tcPr>
+            <w:tcW w:type="dxa" w:w="3096"/>
+            <w:vAlign w:val="center"/>
+            <w:tcMar>
+              <w:top w:w="75" w:type="dxa"/>
+              <w:left w:w="75" w:type="dxa"/>
+              <w:bottom w:w="75" w:type="dxa"/>
+              <w:right w:w="75" w:type="dxa"/>
+            </w:tcMar>
+            <w:tcBorders>
+              <w:top w:val="single" w:sz="4" w:color="D9D9D9"/>
+              <w:left w:val="single" w:sz="4" w:color="D9D9D9"/>
+              <w:bottom w:val="single" w:sz="4" w:color="D9D9D9"/>
+              <w:right w:val="single" w:sz="4" w:color="D9D9D9"/>
+            </w:tcBorders>
+          </w:tcPr>
+          <w:p>
+            <w:pPr>
+              <w:pStyle w:val="Compact"/>
+              <w:spacing w:after="40" w:before="40" w:line="240" w:lineRule="auto"/>
+              <w:jc w:val="left"/>
+            </w:pPr>
+            <w:r>
+              <w:rPr>
+                <w:color w:val="000000"/>
+                <w:sz w:val="19"/>
+              </w:rPr>
               <w:t xml:space="preserve">Bonanza</w:t>
             </w:r>
           </w:p>
         </w:tc>
         <w:tc>
-          <w:tcPr/>
-          <w:p>
-            <w:pPr>
-              <w:pStyle w:val="Compact"/>
-            </w:pPr>
-            <w:r>
+          <w:tcPr>
+            <w:tcW w:type="dxa" w:w="1008"/>
+            <w:vAlign w:val="center"/>
+            <w:tcMar>
+              <w:top w:w="75" w:type="dxa"/>
+              <w:left w:w="75" w:type="dxa"/>
+              <w:bottom w:w="75" w:type="dxa"/>
+              <w:right w:w="75" w:type="dxa"/>
+            </w:tcMar>
+            <w:tcBorders>
+              <w:top w:val="single" w:sz="4" w:color="D9D9D9"/>
+              <w:left w:val="single" w:sz="4" w:color="D9D9D9"/>
+              <w:bottom w:val="single" w:sz="4" w:color="D9D9D9"/>
+              <w:right w:val="single" w:sz="4" w:color="D9D9D9"/>
+            </w:tcBorders>
+          </w:tcPr>
+          <w:p>
+            <w:pPr>
+              <w:pStyle w:val="Compact"/>
+              <w:spacing w:after="40" w:before="40" w:line="240" w:lineRule="auto"/>
+              <w:jc w:val="center"/>
+            </w:pPr>
+            <w:r>
+              <w:rPr>
+                <w:color w:val="000000"/>
+                <w:sz w:val="19"/>
+              </w:rPr>
               <w:t xml:space="preserve">47.3</w:t>
             </w:r>
           </w:p>
         </w:tc>
         <w:tc>
-          <w:tcPr/>
-          <w:p>
-            <w:pPr>
-              <w:pStyle w:val="Compact"/>
-            </w:pPr>
-            <w:r>
-              <w:t xml:space="preserve">17.0</w:t>
-            </w:r>
-          </w:p>
-        </w:tc>
-        <w:tc>
-          <w:tcPr/>
-          <w:p>
-            <w:pPr>
-              <w:pStyle w:val="Compact"/>
-            </w:pPr>
-            <w:r>
-              <w:t xml:space="preserve">151</w:t>
-            </w:r>
-          </w:p>
-        </w:tc>
-        <w:tc>
-          <w:tcPr/>
-          <w:p>
-            <w:pPr>
-              <w:pStyle w:val="Compact"/>
-            </w:pPr>
-            <w:r>
+          <w:tcPr>
+            <w:tcW w:type="dxa" w:w="1152"/>
+            <w:vAlign w:val="center"/>
+            <w:tcMar>
+              <w:top w:w="75" w:type="dxa"/>
+              <w:left w:w="75" w:type="dxa"/>
+              <w:bottom w:w="75" w:type="dxa"/>
+              <w:right w:w="75" w:type="dxa"/>
+            </w:tcMar>
+            <w:tcBorders>
+              <w:top w:val="single" w:sz="4" w:color="D9D9D9"/>
+              <w:left w:val="single" w:sz="4" w:color="D9D9D9"/>
+              <w:bottom w:val="single" w:sz="4" w:color="D9D9D9"/>
+              <w:right w:val="single" w:sz="4" w:color="D9D9D9"/>
+            </w:tcBorders>
+          </w:tcPr>
+          <w:p>
+            <w:pPr>
+              <w:pStyle w:val="Compact"/>
+              <w:spacing w:after="40" w:before="40" w:line="240" w:lineRule="auto"/>
+              <w:jc w:val="center"/>
+            </w:pPr>
+            <w:r>
+              <w:rPr>
+                <w:color w:val="000000"/>
+                <w:sz w:val="19"/>
+              </w:rPr>
+              <w:t xml:space="preserve">17.1</w:t>
+            </w:r>
+          </w:p>
+        </w:tc>
+        <w:tc>
+          <w:tcPr>
+            <w:tcW w:type="dxa" w:w="1152"/>
+            <w:vAlign w:val="center"/>
+            <w:tcMar>
+              <w:top w:w="75" w:type="dxa"/>
+              <w:left w:w="75" w:type="dxa"/>
+              <w:bottom w:w="75" w:type="dxa"/>
+              <w:right w:w="75" w:type="dxa"/>
+            </w:tcMar>
+            <w:tcBorders>
+              <w:top w:val="single" w:sz="4" w:color="D9D9D9"/>
+              <w:left w:val="single" w:sz="4" w:color="D9D9D9"/>
+              <w:bottom w:val="single" w:sz="4" w:color="D9D9D9"/>
+              <w:right w:val="single" w:sz="4" w:color="D9D9D9"/>
+            </w:tcBorders>
+          </w:tcPr>
+          <w:p>
+            <w:pPr>
+              <w:pStyle w:val="Compact"/>
+              <w:spacing w:after="40" w:before="40" w:line="240" w:lineRule="auto"/>
+              <w:jc w:val="center"/>
+            </w:pPr>
+            <w:r>
+              <w:rPr>
+                <w:color w:val="000000"/>
+                <w:sz w:val="19"/>
+              </w:rPr>
+              <w:t xml:space="preserve">10.3</w:t>
+            </w:r>
+          </w:p>
+        </w:tc>
+        <w:tc>
+          <w:tcPr>
+            <w:tcW w:type="dxa" w:w="1152"/>
+            <w:vAlign w:val="center"/>
+            <w:tcMar>
+              <w:top w:w="75" w:type="dxa"/>
+              <w:left w:w="75" w:type="dxa"/>
+              <w:bottom w:w="75" w:type="dxa"/>
+              <w:right w:w="75" w:type="dxa"/>
+            </w:tcMar>
+            <w:tcBorders>
+              <w:top w:val="single" w:sz="4" w:color="D9D9D9"/>
+              <w:left w:val="single" w:sz="4" w:color="D9D9D9"/>
+              <w:bottom w:val="single" w:sz="4" w:color="D9D9D9"/>
+              <w:right w:val="single" w:sz="4" w:color="D9D9D9"/>
+            </w:tcBorders>
+          </w:tcPr>
+          <w:p>
+            <w:pPr>
+              <w:pStyle w:val="Compact"/>
+              <w:spacing w:after="40" w:before="40" w:line="240" w:lineRule="auto"/>
+              <w:jc w:val="center"/>
+            </w:pPr>
+            <w:r>
+              <w:rPr>
+                <w:color w:val="000000"/>
+                <w:sz w:val="19"/>
+              </w:rPr>
+              <w:t xml:space="preserve">149</w:t>
+            </w:r>
+          </w:p>
+        </w:tc>
+        <w:tc>
+          <w:tcPr>
+            <w:tcW w:type="dxa" w:w="1152"/>
+            <w:vAlign w:val="center"/>
+            <w:tcMar>
+              <w:top w:w="75" w:type="dxa"/>
+              <w:left w:w="75" w:type="dxa"/>
+              <w:bottom w:w="75" w:type="dxa"/>
+              <w:right w:w="75" w:type="dxa"/>
+            </w:tcMar>
+            <w:tcBorders>
+              <w:top w:val="single" w:sz="4" w:color="D9D9D9"/>
+              <w:left w:val="single" w:sz="4" w:color="D9D9D9"/>
+              <w:bottom w:val="single" w:sz="4" w:color="D9D9D9"/>
+              <w:right w:val="single" w:sz="4" w:color="D9D9D9"/>
+            </w:tcBorders>
+          </w:tcPr>
+          <w:p>
+            <w:pPr>
+              <w:pStyle w:val="Compact"/>
+              <w:spacing w:after="40" w:before="40" w:line="240" w:lineRule="auto"/>
+              <w:jc w:val="center"/>
+            </w:pPr>
+            <w:r>
+              <w:rPr>
+                <w:color w:val="000000"/>
+                <w:sz w:val="19"/>
+              </w:rPr>
+              <w:t xml:space="preserve">116</w:t>
+            </w:r>
+          </w:p>
+        </w:tc>
+        <w:tc>
+          <w:tcPr>
+            <w:tcW w:type="dxa" w:w="648"/>
+            <w:vAlign w:val="center"/>
+            <w:tcMar>
+              <w:top w:w="75" w:type="dxa"/>
+              <w:left w:w="75" w:type="dxa"/>
+              <w:bottom w:w="75" w:type="dxa"/>
+              <w:right w:w="75" w:type="dxa"/>
+            </w:tcMar>
+            <w:tcBorders>
+              <w:top w:val="single" w:sz="4" w:color="D9D9D9"/>
+              <w:left w:val="single" w:sz="4" w:color="D9D9D9"/>
+              <w:bottom w:val="single" w:sz="4" w:color="D9D9D9"/>
+              <w:right w:val="single" w:sz="4" w:color="D9D9D9"/>
+            </w:tcBorders>
+          </w:tcPr>
+          <w:p>
+            <w:pPr>
+              <w:pStyle w:val="Compact"/>
+              <w:spacing w:after="40" w:before="40" w:line="240" w:lineRule="auto"/>
+              <w:jc w:val="center"/>
+            </w:pPr>
+            <w:r>
+              <w:rPr>
+                <w:color w:val="000000"/>
+                <w:sz w:val="19"/>
+              </w:rPr>
               <w:t xml:space="preserve">25</w:t>
             </w:r>
           </w:p>
@@ -1208,7 +3272,7 @@
         <w:pStyle w:val="BodyText"/>
       </w:pPr>
       <w:r>
-        <w:t xml:space="preserve">The cross-validation RMSE from Part 3 provides the relevant uncertainty benchmark for these estimates. PIP MAT predictions carry an expected error of approximately 3.4 °C (RMSE across 93 held-out modern sites). log(MAP) RMSE of 0.52 log cm corresponds to a multiplicative uncertainty of roughly a factor of 1.7 on the linear precipitation scale, so MAP estimates should be treated as order-of-magnitude reconstructions. Sites with few contributing species, particularly Palacio de los Loros PL2 (n = 6), carry additional uncertainty because the site mean is based on a small sample of species-level predictions.</w:t>
+        <w:t xml:space="preserve">Cross-validation RMSE is 3.414 °C for imputed PIP MAT and 0.525 for ln(MAP), the latter corresponding to a multiplicative error scale of approximately ×1.69. These are calibration error benchmarks, not fossil-specific confidence intervals, and do not include taxonomic-placement or age uncertainty. Under primary formal-only placement, 193 of the 361 occurrences attach at the root, 99 at family, 49 at genus, and 20 at order level. Provisionally including quoted taxonomic ranks changes rounded site PIP estimates by at most 0.5 °C and 4 cm MAP, both at Cerrejon. The sensitivity results do not resolve the validity of the provisional taxonomic assignments.</w:t>
       </w:r>
     </w:p>
     <w:p>
@@ -1216,19 +3280,20 @@
         <w:pStyle w:val="BodyText"/>
       </w:pPr>
       <w:r>
-        <w:t xml:space="preserve">PIP LMA estimates ranged from 74.7 g m⁻² at Williston Basin III (59.75 Ma) to 124.6 g m⁻² at Bonanza (47.3 Ma). LM and PIP estimates were closely aligned across all sites, with differences of 10 g m⁻² or less except at Hubble Bubble and Bonanza. The number of species contributing to each site LMA average ranged from 4 at Palacio de los Loros PL2 to 71 at Laguna del Hunco. Site-level LMA predictions are given in Table 5.</w:t>
+        <w:t xml:space="preserve">PIP LMA estimates ranged from 74.7 g m⁻² at Williston Basin III (59.75 Ma) to 124.6 g m⁻² at Bonanza (47.3 Ma). LM and PIP estimates were closely aligned across all sites, with differences of 10 g m⁻² or less except at Hubble Bubble and Bonanza. The number of species contributing to each site LMA average ranged from 4 at Palacio de los Loros PL2 to 71 at Laguna del Hunco. Site-level LMA predictions are given in Table 7.</w:t>
       </w:r>
     </w:p>
     <w:p>
       <w:pPr>
         <w:pStyle w:val="BodyText"/>
+        <w:keepNext/>
       </w:pPr>
       <w:r>
         <w:rPr>
           <w:b/>
           <w:bCs/>
         </w:rPr>
-        <w:t xml:space="preserve">Table 5.</w:t>
+        <w:t xml:space="preserve">Table 7.</w:t>
       </w:r>
       <w:r>
         <w:t xml:space="preserve"> </w:t>
@@ -1241,698 +3306,2005 @@
       <w:tblPr>
         <w:tblStyle w:val="Table"/>
         <w:tblW w:type="auto" w:w="0"/>
+        <w:jc w:val="center"/>
+        <w:tblLayout w:type="fixed"/>
         <w:tblLook w:firstRow="1" w:lastRow="0" w:firstColumn="0" w:lastColumn="0" w:noHBand="0" w:noVBand="0" w:val="0020"/>
       </w:tblPr>
       <w:tblGrid>
-        <w:gridCol w:w="1584"/>
-        <w:gridCol w:w="1584"/>
-        <w:gridCol w:w="1584"/>
-        <w:gridCol w:w="1584"/>
-        <w:gridCol w:w="1584"/>
+        <w:gridCol w:w="1872"/>
+        <w:gridCol w:w="1872"/>
+        <w:gridCol w:w="1872"/>
+        <w:gridCol w:w="1872"/>
+        <w:gridCol w:w="1872"/>
       </w:tblGrid>
       <w:tr>
         <w:trPr>
           <w:tblHeader w:val="on"/>
+          <w:tblHeader/>
+          <w:cantSplit/>
         </w:trPr>
         <w:tc>
-          <w:tcPr/>
-          <w:p>
-            <w:pPr>
-              <w:pStyle w:val="Compact"/>
-            </w:pPr>
-            <w:r>
+          <w:tcPr>
+            <w:tcW w:type="dxa" w:w="1872"/>
+            <w:vAlign w:val="center"/>
+            <w:tcMar>
+              <w:top w:w="75" w:type="dxa"/>
+              <w:left w:w="75" w:type="dxa"/>
+              <w:bottom w:w="75" w:type="dxa"/>
+              <w:right w:w="75" w:type="dxa"/>
+            </w:tcMar>
+            <w:tcBorders>
+              <w:top w:val="single" w:sz="4" w:color="D9D9D9"/>
+              <w:left w:val="single" w:sz="4" w:color="D9D9D9"/>
+              <w:bottom w:val="single" w:sz="4" w:color="D9D9D9"/>
+              <w:right w:val="single" w:sz="4" w:color="D9D9D9"/>
+            </w:tcBorders>
+            <w:shd w:fill="E7EDF3"/>
+          </w:tcPr>
+          <w:p>
+            <w:pPr>
+              <w:pStyle w:val="Compact"/>
+              <w:spacing w:after="40" w:before="40" w:line="240" w:lineRule="auto"/>
+              <w:jc w:val="left"/>
+            </w:pPr>
+            <w:r>
+              <w:rPr>
+                <w:b/>
+                <w:color w:val="000000"/>
+                <w:sz w:val="19"/>
+              </w:rPr>
               <w:t xml:space="preserve">Site</w:t>
             </w:r>
           </w:p>
         </w:tc>
         <w:tc>
-          <w:tcPr/>
-          <w:p>
-            <w:pPr>
-              <w:pStyle w:val="Compact"/>
-            </w:pPr>
-            <w:r>
+          <w:tcPr>
+            <w:tcW w:type="dxa" w:w="1872"/>
+            <w:vAlign w:val="center"/>
+            <w:tcMar>
+              <w:top w:w="75" w:type="dxa"/>
+              <w:left w:w="75" w:type="dxa"/>
+              <w:bottom w:w="75" w:type="dxa"/>
+              <w:right w:w="75" w:type="dxa"/>
+            </w:tcMar>
+            <w:tcBorders>
+              <w:top w:val="single" w:sz="4" w:color="D9D9D9"/>
+              <w:left w:val="single" w:sz="4" w:color="D9D9D9"/>
+              <w:bottom w:val="single" w:sz="4" w:color="D9D9D9"/>
+              <w:right w:val="single" w:sz="4" w:color="D9D9D9"/>
+            </w:tcBorders>
+            <w:shd w:fill="E7EDF3"/>
+          </w:tcPr>
+          <w:p>
+            <w:pPr>
+              <w:pStyle w:val="Compact"/>
+              <w:spacing w:after="40" w:before="40" w:line="240" w:lineRule="auto"/>
+              <w:jc w:val="center"/>
+            </w:pPr>
+            <w:r>
+              <w:rPr>
+                <w:b/>
+                <w:color w:val="000000"/>
+                <w:sz w:val="19"/>
+              </w:rPr>
               <w:t xml:space="preserve">Age (Ma)</w:t>
             </w:r>
           </w:p>
         </w:tc>
         <w:tc>
-          <w:tcPr/>
-          <w:p>
-            <w:pPr>
-              <w:pStyle w:val="Compact"/>
-            </w:pPr>
-            <w:r>
+          <w:tcPr>
+            <w:tcW w:type="dxa" w:w="1872"/>
+            <w:vAlign w:val="center"/>
+            <w:tcMar>
+              <w:top w:w="75" w:type="dxa"/>
+              <w:left w:w="75" w:type="dxa"/>
+              <w:bottom w:w="75" w:type="dxa"/>
+              <w:right w:w="75" w:type="dxa"/>
+            </w:tcMar>
+            <w:tcBorders>
+              <w:top w:val="single" w:sz="4" w:color="D9D9D9"/>
+              <w:left w:val="single" w:sz="4" w:color="D9D9D9"/>
+              <w:bottom w:val="single" w:sz="4" w:color="D9D9D9"/>
+              <w:right w:val="single" w:sz="4" w:color="D9D9D9"/>
+            </w:tcBorders>
+            <w:shd w:fill="E7EDF3"/>
+          </w:tcPr>
+          <w:p>
+            <w:pPr>
+              <w:pStyle w:val="Compact"/>
+              <w:spacing w:after="40" w:before="40" w:line="240" w:lineRule="auto"/>
+              <w:jc w:val="center"/>
+            </w:pPr>
+            <w:r>
+              <w:rPr>
+                <w:b/>
+                <w:color w:val="000000"/>
+                <w:sz w:val="19"/>
+              </w:rPr>
               <w:t xml:space="preserve">LMA PIP (g m⁻²)</w:t>
             </w:r>
           </w:p>
         </w:tc>
         <w:tc>
-          <w:tcPr/>
-          <w:p>
-            <w:pPr>
-              <w:pStyle w:val="Compact"/>
-            </w:pPr>
-            <w:r>
+          <w:tcPr>
+            <w:tcW w:type="dxa" w:w="1872"/>
+            <w:vAlign w:val="center"/>
+            <w:tcMar>
+              <w:top w:w="75" w:type="dxa"/>
+              <w:left w:w="75" w:type="dxa"/>
+              <w:bottom w:w="75" w:type="dxa"/>
+              <w:right w:w="75" w:type="dxa"/>
+            </w:tcMar>
+            <w:tcBorders>
+              <w:top w:val="single" w:sz="4" w:color="D9D9D9"/>
+              <w:left w:val="single" w:sz="4" w:color="D9D9D9"/>
+              <w:bottom w:val="single" w:sz="4" w:color="D9D9D9"/>
+              <w:right w:val="single" w:sz="4" w:color="D9D9D9"/>
+            </w:tcBorders>
+            <w:shd w:fill="E7EDF3"/>
+          </w:tcPr>
+          <w:p>
+            <w:pPr>
+              <w:pStyle w:val="Compact"/>
+              <w:spacing w:after="40" w:before="40" w:line="240" w:lineRule="auto"/>
+              <w:jc w:val="center"/>
+            </w:pPr>
+            <w:r>
+              <w:rPr>
+                <w:b/>
+                <w:color w:val="000000"/>
+                <w:sz w:val="19"/>
+              </w:rPr>
               <w:t xml:space="preserve">LMA LM (g m⁻²)</w:t>
             </w:r>
           </w:p>
         </w:tc>
         <w:tc>
-          <w:tcPr/>
-          <w:p>
-            <w:pPr>
-              <w:pStyle w:val="Compact"/>
-            </w:pPr>
-            <w:r>
+          <w:tcPr>
+            <w:tcW w:type="dxa" w:w="1872"/>
+            <w:vAlign w:val="center"/>
+            <w:tcMar>
+              <w:top w:w="75" w:type="dxa"/>
+              <w:left w:w="75" w:type="dxa"/>
+              <w:bottom w:w="75" w:type="dxa"/>
+              <w:right w:w="75" w:type="dxa"/>
+            </w:tcMar>
+            <w:tcBorders>
+              <w:top w:val="single" w:sz="4" w:color="D9D9D9"/>
+              <w:left w:val="single" w:sz="4" w:color="D9D9D9"/>
+              <w:bottom w:val="single" w:sz="4" w:color="D9D9D9"/>
+              <w:right w:val="single" w:sz="4" w:color="D9D9D9"/>
+            </w:tcBorders>
+            <w:shd w:fill="E7EDF3"/>
+          </w:tcPr>
+          <w:p>
+            <w:pPr>
+              <w:pStyle w:val="Compact"/>
+              <w:spacing w:after="40" w:before="40" w:line="240" w:lineRule="auto"/>
+              <w:jc w:val="center"/>
+            </w:pPr>
+            <w:r>
+              <w:rPr>
+                <w:b/>
+                <w:color w:val="000000"/>
+                <w:sz w:val="19"/>
+              </w:rPr>
               <w:t xml:space="preserve">n</w:t>
             </w:r>
           </w:p>
         </w:tc>
       </w:tr>
       <w:tr>
-        <w:tc>
-          <w:tcPr/>
-          <w:p>
-            <w:pPr>
-              <w:pStyle w:val="Compact"/>
-            </w:pPr>
-            <w:r>
+        <w:trPr>
+          <w:cantSplit/>
+        </w:trPr>
+        <w:tc>
+          <w:tcPr>
+            <w:tcW w:type="dxa" w:w="1872"/>
+            <w:vAlign w:val="center"/>
+            <w:tcMar>
+              <w:top w:w="75" w:type="dxa"/>
+              <w:left w:w="75" w:type="dxa"/>
+              <w:bottom w:w="75" w:type="dxa"/>
+              <w:right w:w="75" w:type="dxa"/>
+            </w:tcMar>
+            <w:tcBorders>
+              <w:top w:val="single" w:sz="4" w:color="D9D9D9"/>
+              <w:left w:val="single" w:sz="4" w:color="D9D9D9"/>
+              <w:bottom w:val="single" w:sz="4" w:color="D9D9D9"/>
+              <w:right w:val="single" w:sz="4" w:color="D9D9D9"/>
+            </w:tcBorders>
+          </w:tcPr>
+          <w:p>
+            <w:pPr>
+              <w:pStyle w:val="Compact"/>
+              <w:spacing w:after="40" w:before="40" w:line="240" w:lineRule="auto"/>
+              <w:jc w:val="left"/>
+            </w:pPr>
+            <w:r>
+              <w:rPr>
+                <w:color w:val="000000"/>
+                <w:sz w:val="19"/>
+              </w:rPr>
               <w:t xml:space="preserve">Fox Hills</w:t>
             </w:r>
           </w:p>
         </w:tc>
         <w:tc>
-          <w:tcPr/>
-          <w:p>
-            <w:pPr>
-              <w:pStyle w:val="Compact"/>
-            </w:pPr>
-            <w:r>
+          <w:tcPr>
+            <w:tcW w:type="dxa" w:w="1872"/>
+            <w:vAlign w:val="center"/>
+            <w:tcMar>
+              <w:top w:w="75" w:type="dxa"/>
+              <w:left w:w="75" w:type="dxa"/>
+              <w:bottom w:w="75" w:type="dxa"/>
+              <w:right w:w="75" w:type="dxa"/>
+            </w:tcMar>
+            <w:tcBorders>
+              <w:top w:val="single" w:sz="4" w:color="D9D9D9"/>
+              <w:left w:val="single" w:sz="4" w:color="D9D9D9"/>
+              <w:bottom w:val="single" w:sz="4" w:color="D9D9D9"/>
+              <w:right w:val="single" w:sz="4" w:color="D9D9D9"/>
+            </w:tcBorders>
+          </w:tcPr>
+          <w:p>
+            <w:pPr>
+              <w:pStyle w:val="Compact"/>
+              <w:spacing w:after="40" w:before="40" w:line="240" w:lineRule="auto"/>
+              <w:jc w:val="center"/>
+            </w:pPr>
+            <w:r>
+              <w:rPr>
+                <w:color w:val="000000"/>
+                <w:sz w:val="19"/>
+              </w:rPr>
               <w:t xml:space="preserve">66.5</w:t>
             </w:r>
           </w:p>
         </w:tc>
         <w:tc>
-          <w:tcPr/>
-          <w:p>
-            <w:pPr>
-              <w:pStyle w:val="Compact"/>
-            </w:pPr>
-            <w:r>
+          <w:tcPr>
+            <w:tcW w:type="dxa" w:w="1872"/>
+            <w:vAlign w:val="center"/>
+            <w:tcMar>
+              <w:top w:w="75" w:type="dxa"/>
+              <w:left w:w="75" w:type="dxa"/>
+              <w:bottom w:w="75" w:type="dxa"/>
+              <w:right w:w="75" w:type="dxa"/>
+            </w:tcMar>
+            <w:tcBorders>
+              <w:top w:val="single" w:sz="4" w:color="D9D9D9"/>
+              <w:left w:val="single" w:sz="4" w:color="D9D9D9"/>
+              <w:bottom w:val="single" w:sz="4" w:color="D9D9D9"/>
+              <w:right w:val="single" w:sz="4" w:color="D9D9D9"/>
+            </w:tcBorders>
+          </w:tcPr>
+          <w:p>
+            <w:pPr>
+              <w:pStyle w:val="Compact"/>
+              <w:spacing w:after="40" w:before="40" w:line="240" w:lineRule="auto"/>
+              <w:jc w:val="center"/>
+            </w:pPr>
+            <w:r>
+              <w:rPr>
+                <w:color w:val="000000"/>
+                <w:sz w:val="19"/>
+              </w:rPr>
               <w:t xml:space="preserve">89.1</w:t>
             </w:r>
           </w:p>
         </w:tc>
         <w:tc>
-          <w:tcPr/>
-          <w:p>
-            <w:pPr>
-              <w:pStyle w:val="Compact"/>
-            </w:pPr>
-            <w:r>
+          <w:tcPr>
+            <w:tcW w:type="dxa" w:w="1872"/>
+            <w:vAlign w:val="center"/>
+            <w:tcMar>
+              <w:top w:w="75" w:type="dxa"/>
+              <w:left w:w="75" w:type="dxa"/>
+              <w:bottom w:w="75" w:type="dxa"/>
+              <w:right w:w="75" w:type="dxa"/>
+            </w:tcMar>
+            <w:tcBorders>
+              <w:top w:val="single" w:sz="4" w:color="D9D9D9"/>
+              <w:left w:val="single" w:sz="4" w:color="D9D9D9"/>
+              <w:bottom w:val="single" w:sz="4" w:color="D9D9D9"/>
+              <w:right w:val="single" w:sz="4" w:color="D9D9D9"/>
+            </w:tcBorders>
+          </w:tcPr>
+          <w:p>
+            <w:pPr>
+              <w:pStyle w:val="Compact"/>
+              <w:spacing w:after="40" w:before="40" w:line="240" w:lineRule="auto"/>
+              <w:jc w:val="center"/>
+            </w:pPr>
+            <w:r>
+              <w:rPr>
+                <w:color w:val="000000"/>
+                <w:sz w:val="19"/>
+              </w:rPr>
               <w:t xml:space="preserve">86.9</w:t>
             </w:r>
           </w:p>
         </w:tc>
         <w:tc>
-          <w:tcPr/>
-          <w:p>
-            <w:pPr>
-              <w:pStyle w:val="Compact"/>
-            </w:pPr>
-            <w:r>
-              <w:t xml:space="preserve">16</w:t>
+          <w:tcPr>
+            <w:tcW w:type="dxa" w:w="1872"/>
+            <w:vAlign w:val="center"/>
+            <w:tcMar>
+              <w:top w:w="75" w:type="dxa"/>
+              <w:left w:w="75" w:type="dxa"/>
+              <w:bottom w:w="75" w:type="dxa"/>
+              <w:right w:w="75" w:type="dxa"/>
+            </w:tcMar>
+            <w:tcBorders>
+              <w:top w:val="single" w:sz="4" w:color="D9D9D9"/>
+              <w:left w:val="single" w:sz="4" w:color="D9D9D9"/>
+              <w:bottom w:val="single" w:sz="4" w:color="D9D9D9"/>
+              <w:right w:val="single" w:sz="4" w:color="D9D9D9"/>
+            </w:tcBorders>
+          </w:tcPr>
+          <w:p>
+            <w:pPr>
+              <w:pStyle w:val="Compact"/>
+              <w:spacing w:after="40" w:before="40" w:line="240" w:lineRule="auto"/>
+              <w:jc w:val="center"/>
+            </w:pPr>
+            <w:r>
+              <w:rPr>
+                <w:color w:val="000000"/>
+                <w:sz w:val="19"/>
+              </w:rPr>
+              <w:t xml:space="preserve">153</w:t>
             </w:r>
           </w:p>
         </w:tc>
       </w:tr>
       <w:tr>
-        <w:tc>
-          <w:tcPr/>
-          <w:p>
-            <w:pPr>
-              <w:pStyle w:val="Compact"/>
-            </w:pPr>
-            <w:r>
+        <w:trPr>
+          <w:cantSplit/>
+        </w:trPr>
+        <w:tc>
+          <w:tcPr>
+            <w:tcW w:type="dxa" w:w="1872"/>
+            <w:vAlign w:val="center"/>
+            <w:tcMar>
+              <w:top w:w="75" w:type="dxa"/>
+              <w:left w:w="75" w:type="dxa"/>
+              <w:bottom w:w="75" w:type="dxa"/>
+              <w:right w:w="75" w:type="dxa"/>
+            </w:tcMar>
+            <w:tcBorders>
+              <w:top w:val="single" w:sz="4" w:color="D9D9D9"/>
+              <w:left w:val="single" w:sz="4" w:color="D9D9D9"/>
+              <w:bottom w:val="single" w:sz="4" w:color="D9D9D9"/>
+              <w:right w:val="single" w:sz="4" w:color="D9D9D9"/>
+            </w:tcBorders>
+          </w:tcPr>
+          <w:p>
+            <w:pPr>
+              <w:pStyle w:val="Compact"/>
+              <w:spacing w:after="40" w:before="40" w:line="240" w:lineRule="auto"/>
+              <w:jc w:val="left"/>
+            </w:pPr>
+            <w:r>
+              <w:rPr>
+                <w:color w:val="000000"/>
+                <w:sz w:val="19"/>
+              </w:rPr>
               <w:t xml:space="preserve">Williston Basin I</w:t>
             </w:r>
           </w:p>
         </w:tc>
         <w:tc>
-          <w:tcPr/>
-          <w:p>
-            <w:pPr>
-              <w:pStyle w:val="Compact"/>
-            </w:pPr>
-            <w:r>
+          <w:tcPr>
+            <w:tcW w:type="dxa" w:w="1872"/>
+            <w:vAlign w:val="center"/>
+            <w:tcMar>
+              <w:top w:w="75" w:type="dxa"/>
+              <w:left w:w="75" w:type="dxa"/>
+              <w:bottom w:w="75" w:type="dxa"/>
+              <w:right w:w="75" w:type="dxa"/>
+            </w:tcMar>
+            <w:tcBorders>
+              <w:top w:val="single" w:sz="4" w:color="D9D9D9"/>
+              <w:left w:val="single" w:sz="4" w:color="D9D9D9"/>
+              <w:bottom w:val="single" w:sz="4" w:color="D9D9D9"/>
+              <w:right w:val="single" w:sz="4" w:color="D9D9D9"/>
+            </w:tcBorders>
+          </w:tcPr>
+          <w:p>
+            <w:pPr>
+              <w:pStyle w:val="Compact"/>
+              <w:spacing w:after="40" w:before="40" w:line="240" w:lineRule="auto"/>
+              <w:jc w:val="center"/>
+            </w:pPr>
+            <w:r>
+              <w:rPr>
+                <w:color w:val="000000"/>
+                <w:sz w:val="19"/>
+              </w:rPr>
               <w:t xml:space="preserve">64.8</w:t>
             </w:r>
           </w:p>
         </w:tc>
         <w:tc>
-          <w:tcPr/>
-          <w:p>
-            <w:pPr>
-              <w:pStyle w:val="Compact"/>
-            </w:pPr>
-            <w:r>
+          <w:tcPr>
+            <w:tcW w:type="dxa" w:w="1872"/>
+            <w:vAlign w:val="center"/>
+            <w:tcMar>
+              <w:top w:w="75" w:type="dxa"/>
+              <w:left w:w="75" w:type="dxa"/>
+              <w:bottom w:w="75" w:type="dxa"/>
+              <w:right w:w="75" w:type="dxa"/>
+            </w:tcMar>
+            <w:tcBorders>
+              <w:top w:val="single" w:sz="4" w:color="D9D9D9"/>
+              <w:left w:val="single" w:sz="4" w:color="D9D9D9"/>
+              <w:bottom w:val="single" w:sz="4" w:color="D9D9D9"/>
+              <w:right w:val="single" w:sz="4" w:color="D9D9D9"/>
+            </w:tcBorders>
+          </w:tcPr>
+          <w:p>
+            <w:pPr>
+              <w:pStyle w:val="Compact"/>
+              <w:spacing w:after="40" w:before="40" w:line="240" w:lineRule="auto"/>
+              <w:jc w:val="center"/>
+            </w:pPr>
+            <w:r>
+              <w:rPr>
+                <w:color w:val="000000"/>
+                <w:sz w:val="19"/>
+              </w:rPr>
               <w:t xml:space="preserve">96.8</w:t>
             </w:r>
           </w:p>
         </w:tc>
         <w:tc>
-          <w:tcPr/>
-          <w:p>
-            <w:pPr>
-              <w:pStyle w:val="Compact"/>
-            </w:pPr>
-            <w:r>
+          <w:tcPr>
+            <w:tcW w:type="dxa" w:w="1872"/>
+            <w:vAlign w:val="center"/>
+            <w:tcMar>
+              <w:top w:w="75" w:type="dxa"/>
+              <w:left w:w="75" w:type="dxa"/>
+              <w:bottom w:w="75" w:type="dxa"/>
+              <w:right w:w="75" w:type="dxa"/>
+            </w:tcMar>
+            <w:tcBorders>
+              <w:top w:val="single" w:sz="4" w:color="D9D9D9"/>
+              <w:left w:val="single" w:sz="4" w:color="D9D9D9"/>
+              <w:bottom w:val="single" w:sz="4" w:color="D9D9D9"/>
+              <w:right w:val="single" w:sz="4" w:color="D9D9D9"/>
+            </w:tcBorders>
+          </w:tcPr>
+          <w:p>
+            <w:pPr>
+              <w:pStyle w:val="Compact"/>
+              <w:spacing w:after="40" w:before="40" w:line="240" w:lineRule="auto"/>
+              <w:jc w:val="center"/>
+            </w:pPr>
+            <w:r>
+              <w:rPr>
+                <w:color w:val="000000"/>
+                <w:sz w:val="19"/>
+              </w:rPr>
               <w:t xml:space="preserve">93.0</w:t>
             </w:r>
           </w:p>
         </w:tc>
         <w:tc>
-          <w:tcPr/>
-          <w:p>
-            <w:pPr>
-              <w:pStyle w:val="Compact"/>
-            </w:pPr>
-            <w:r>
-              <w:t xml:space="preserve">11</w:t>
+          <w:tcPr>
+            <w:tcW w:type="dxa" w:w="1872"/>
+            <w:vAlign w:val="center"/>
+            <w:tcMar>
+              <w:top w:w="75" w:type="dxa"/>
+              <w:left w:w="75" w:type="dxa"/>
+              <w:bottom w:w="75" w:type="dxa"/>
+              <w:right w:w="75" w:type="dxa"/>
+            </w:tcMar>
+            <w:tcBorders>
+              <w:top w:val="single" w:sz="4" w:color="D9D9D9"/>
+              <w:left w:val="single" w:sz="4" w:color="D9D9D9"/>
+              <w:bottom w:val="single" w:sz="4" w:color="D9D9D9"/>
+              <w:right w:val="single" w:sz="4" w:color="D9D9D9"/>
+            </w:tcBorders>
+          </w:tcPr>
+          <w:p>
+            <w:pPr>
+              <w:pStyle w:val="Compact"/>
+              <w:spacing w:after="40" w:before="40" w:line="240" w:lineRule="auto"/>
+              <w:jc w:val="center"/>
+            </w:pPr>
+            <w:r>
+              <w:rPr>
+                <w:color w:val="000000"/>
+                <w:sz w:val="19"/>
+              </w:rPr>
+              <w:t xml:space="preserve">168</w:t>
             </w:r>
           </w:p>
         </w:tc>
       </w:tr>
       <w:tr>
-        <w:tc>
-          <w:tcPr/>
-          <w:p>
-            <w:pPr>
-              <w:pStyle w:val="Compact"/>
-            </w:pPr>
-            <w:r>
+        <w:trPr>
+          <w:cantSplit/>
+        </w:trPr>
+        <w:tc>
+          <w:tcPr>
+            <w:tcW w:type="dxa" w:w="1872"/>
+            <w:vAlign w:val="center"/>
+            <w:tcMar>
+              <w:top w:w="75" w:type="dxa"/>
+              <w:left w:w="75" w:type="dxa"/>
+              <w:bottom w:w="75" w:type="dxa"/>
+              <w:right w:w="75" w:type="dxa"/>
+            </w:tcMar>
+            <w:tcBorders>
+              <w:top w:val="single" w:sz="4" w:color="D9D9D9"/>
+              <w:left w:val="single" w:sz="4" w:color="D9D9D9"/>
+              <w:bottom w:val="single" w:sz="4" w:color="D9D9D9"/>
+              <w:right w:val="single" w:sz="4" w:color="D9D9D9"/>
+            </w:tcBorders>
+          </w:tcPr>
+          <w:p>
+            <w:pPr>
+              <w:pStyle w:val="Compact"/>
+              <w:spacing w:after="40" w:before="40" w:line="240" w:lineRule="auto"/>
+              <w:jc w:val="left"/>
+            </w:pPr>
+            <w:r>
+              <w:rPr>
+                <w:color w:val="000000"/>
+                <w:sz w:val="19"/>
+              </w:rPr>
               <w:t xml:space="preserve">Williston Basin II</w:t>
             </w:r>
           </w:p>
         </w:tc>
         <w:tc>
-          <w:tcPr/>
-          <w:p>
-            <w:pPr>
-              <w:pStyle w:val="Compact"/>
-            </w:pPr>
-            <w:r>
+          <w:tcPr>
+            <w:tcW w:type="dxa" w:w="1872"/>
+            <w:vAlign w:val="center"/>
+            <w:tcMar>
+              <w:top w:w="75" w:type="dxa"/>
+              <w:left w:w="75" w:type="dxa"/>
+              <w:bottom w:w="75" w:type="dxa"/>
+              <w:right w:w="75" w:type="dxa"/>
+            </w:tcMar>
+            <w:tcBorders>
+              <w:top w:val="single" w:sz="4" w:color="D9D9D9"/>
+              <w:left w:val="single" w:sz="4" w:color="D9D9D9"/>
+              <w:bottom w:val="single" w:sz="4" w:color="D9D9D9"/>
+              <w:right w:val="single" w:sz="4" w:color="D9D9D9"/>
+            </w:tcBorders>
+          </w:tcPr>
+          <w:p>
+            <w:pPr>
+              <w:pStyle w:val="Compact"/>
+              <w:spacing w:after="40" w:before="40" w:line="240" w:lineRule="auto"/>
+              <w:jc w:val="center"/>
+            </w:pPr>
+            <w:r>
+              <w:rPr>
+                <w:color w:val="000000"/>
+                <w:sz w:val="19"/>
+              </w:rPr>
               <w:t xml:space="preserve">63.5</w:t>
             </w:r>
           </w:p>
         </w:tc>
         <w:tc>
-          <w:tcPr/>
-          <w:p>
-            <w:pPr>
-              <w:pStyle w:val="Compact"/>
-            </w:pPr>
-            <w:r>
+          <w:tcPr>
+            <w:tcW w:type="dxa" w:w="1872"/>
+            <w:vAlign w:val="center"/>
+            <w:tcMar>
+              <w:top w:w="75" w:type="dxa"/>
+              <w:left w:w="75" w:type="dxa"/>
+              <w:bottom w:w="75" w:type="dxa"/>
+              <w:right w:w="75" w:type="dxa"/>
+            </w:tcMar>
+            <w:tcBorders>
+              <w:top w:val="single" w:sz="4" w:color="D9D9D9"/>
+              <w:left w:val="single" w:sz="4" w:color="D9D9D9"/>
+              <w:bottom w:val="single" w:sz="4" w:color="D9D9D9"/>
+              <w:right w:val="single" w:sz="4" w:color="D9D9D9"/>
+            </w:tcBorders>
+          </w:tcPr>
+          <w:p>
+            <w:pPr>
+              <w:pStyle w:val="Compact"/>
+              <w:spacing w:after="40" w:before="40" w:line="240" w:lineRule="auto"/>
+              <w:jc w:val="center"/>
+            </w:pPr>
+            <w:r>
+              <w:rPr>
+                <w:color w:val="000000"/>
+                <w:sz w:val="19"/>
+              </w:rPr>
               <w:t xml:space="preserve">80.5</w:t>
             </w:r>
           </w:p>
         </w:tc>
         <w:tc>
-          <w:tcPr/>
-          <w:p>
-            <w:pPr>
-              <w:pStyle w:val="Compact"/>
-            </w:pPr>
-            <w:r>
+          <w:tcPr>
+            <w:tcW w:type="dxa" w:w="1872"/>
+            <w:vAlign w:val="center"/>
+            <w:tcMar>
+              <w:top w:w="75" w:type="dxa"/>
+              <w:left w:w="75" w:type="dxa"/>
+              <w:bottom w:w="75" w:type="dxa"/>
+              <w:right w:w="75" w:type="dxa"/>
+            </w:tcMar>
+            <w:tcBorders>
+              <w:top w:val="single" w:sz="4" w:color="D9D9D9"/>
+              <w:left w:val="single" w:sz="4" w:color="D9D9D9"/>
+              <w:bottom w:val="single" w:sz="4" w:color="D9D9D9"/>
+              <w:right w:val="single" w:sz="4" w:color="D9D9D9"/>
+            </w:tcBorders>
+          </w:tcPr>
+          <w:p>
+            <w:pPr>
+              <w:pStyle w:val="Compact"/>
+              <w:spacing w:after="40" w:before="40" w:line="240" w:lineRule="auto"/>
+              <w:jc w:val="center"/>
+            </w:pPr>
+            <w:r>
+              <w:rPr>
+                <w:color w:val="000000"/>
+                <w:sz w:val="19"/>
+              </w:rPr>
               <w:t xml:space="preserve">79.2</w:t>
             </w:r>
           </w:p>
         </w:tc>
         <w:tc>
-          <w:tcPr/>
-          <w:p>
-            <w:pPr>
-              <w:pStyle w:val="Compact"/>
-            </w:pPr>
-            <w:r>
-              <w:t xml:space="preserve">13</w:t>
+          <w:tcPr>
+            <w:tcW w:type="dxa" w:w="1872"/>
+            <w:vAlign w:val="center"/>
+            <w:tcMar>
+              <w:top w:w="75" w:type="dxa"/>
+              <w:left w:w="75" w:type="dxa"/>
+              <w:bottom w:w="75" w:type="dxa"/>
+              <w:right w:w="75" w:type="dxa"/>
+            </w:tcMar>
+            <w:tcBorders>
+              <w:top w:val="single" w:sz="4" w:color="D9D9D9"/>
+              <w:left w:val="single" w:sz="4" w:color="D9D9D9"/>
+              <w:bottom w:val="single" w:sz="4" w:color="D9D9D9"/>
+              <w:right w:val="single" w:sz="4" w:color="D9D9D9"/>
+            </w:tcBorders>
+          </w:tcPr>
+          <w:p>
+            <w:pPr>
+              <w:pStyle w:val="Compact"/>
+              <w:spacing w:after="40" w:before="40" w:line="240" w:lineRule="auto"/>
+              <w:jc w:val="center"/>
+            </w:pPr>
+            <w:r>
+              <w:rPr>
+                <w:color w:val="000000"/>
+                <w:sz w:val="19"/>
+              </w:rPr>
+              <w:t xml:space="preserve">161</w:t>
             </w:r>
           </w:p>
         </w:tc>
       </w:tr>
       <w:tr>
-        <w:tc>
-          <w:tcPr/>
-          <w:p>
-            <w:pPr>
-              <w:pStyle w:val="Compact"/>
-            </w:pPr>
-            <w:r>
+        <w:trPr>
+          <w:cantSplit/>
+        </w:trPr>
+        <w:tc>
+          <w:tcPr>
+            <w:tcW w:type="dxa" w:w="1872"/>
+            <w:vAlign w:val="center"/>
+            <w:tcMar>
+              <w:top w:w="75" w:type="dxa"/>
+              <w:left w:w="75" w:type="dxa"/>
+              <w:bottom w:w="75" w:type="dxa"/>
+              <w:right w:w="75" w:type="dxa"/>
+            </w:tcMar>
+            <w:tcBorders>
+              <w:top w:val="single" w:sz="4" w:color="D9D9D9"/>
+              <w:left w:val="single" w:sz="4" w:color="D9D9D9"/>
+              <w:bottom w:val="single" w:sz="4" w:color="D9D9D9"/>
+              <w:right w:val="single" w:sz="4" w:color="D9D9D9"/>
+            </w:tcBorders>
+          </w:tcPr>
+          <w:p>
+            <w:pPr>
+              <w:pStyle w:val="Compact"/>
+              <w:spacing w:after="40" w:before="40" w:line="240" w:lineRule="auto"/>
+              <w:jc w:val="left"/>
+            </w:pPr>
+            <w:r>
+              <w:rPr>
+                <w:color w:val="000000"/>
+                <w:sz w:val="19"/>
+              </w:rPr>
               <w:t xml:space="preserve">Palacio de los Loros PL1</w:t>
             </w:r>
           </w:p>
         </w:tc>
         <w:tc>
-          <w:tcPr/>
-          <w:p>
-            <w:pPr>
-              <w:pStyle w:val="Compact"/>
-            </w:pPr>
-            <w:r>
+          <w:tcPr>
+            <w:tcW w:type="dxa" w:w="1872"/>
+            <w:vAlign w:val="center"/>
+            <w:tcMar>
+              <w:top w:w="75" w:type="dxa"/>
+              <w:left w:w="75" w:type="dxa"/>
+              <w:bottom w:w="75" w:type="dxa"/>
+              <w:right w:w="75" w:type="dxa"/>
+            </w:tcMar>
+            <w:tcBorders>
+              <w:top w:val="single" w:sz="4" w:color="D9D9D9"/>
+              <w:left w:val="single" w:sz="4" w:color="D9D9D9"/>
+              <w:bottom w:val="single" w:sz="4" w:color="D9D9D9"/>
+              <w:right w:val="single" w:sz="4" w:color="D9D9D9"/>
+            </w:tcBorders>
+          </w:tcPr>
+          <w:p>
+            <w:pPr>
+              <w:pStyle w:val="Compact"/>
+              <w:spacing w:after="40" w:before="40" w:line="240" w:lineRule="auto"/>
+              <w:jc w:val="center"/>
+            </w:pPr>
+            <w:r>
+              <w:rPr>
+                <w:color w:val="000000"/>
+                <w:sz w:val="19"/>
+              </w:rPr>
               <w:t xml:space="preserve">61.7</w:t>
             </w:r>
           </w:p>
         </w:tc>
         <w:tc>
-          <w:tcPr/>
-          <w:p>
-            <w:pPr>
-              <w:pStyle w:val="Compact"/>
-            </w:pPr>
-            <w:r>
+          <w:tcPr>
+            <w:tcW w:type="dxa" w:w="1872"/>
+            <w:vAlign w:val="center"/>
+            <w:tcMar>
+              <w:top w:w="75" w:type="dxa"/>
+              <w:left w:w="75" w:type="dxa"/>
+              <w:bottom w:w="75" w:type="dxa"/>
+              <w:right w:w="75" w:type="dxa"/>
+            </w:tcMar>
+            <w:tcBorders>
+              <w:top w:val="single" w:sz="4" w:color="D9D9D9"/>
+              <w:left w:val="single" w:sz="4" w:color="D9D9D9"/>
+              <w:bottom w:val="single" w:sz="4" w:color="D9D9D9"/>
+              <w:right w:val="single" w:sz="4" w:color="D9D9D9"/>
+            </w:tcBorders>
+          </w:tcPr>
+          <w:p>
+            <w:pPr>
+              <w:pStyle w:val="Compact"/>
+              <w:spacing w:after="40" w:before="40" w:line="240" w:lineRule="auto"/>
+              <w:jc w:val="center"/>
+            </w:pPr>
+            <w:r>
+              <w:rPr>
+                <w:color w:val="000000"/>
+                <w:sz w:val="19"/>
+              </w:rPr>
               <w:t xml:space="preserve">79.3</w:t>
             </w:r>
           </w:p>
         </w:tc>
         <w:tc>
-          <w:tcPr/>
-          <w:p>
-            <w:pPr>
-              <w:pStyle w:val="Compact"/>
-            </w:pPr>
-            <w:r>
+          <w:tcPr>
+            <w:tcW w:type="dxa" w:w="1872"/>
+            <w:vAlign w:val="center"/>
+            <w:tcMar>
+              <w:top w:w="75" w:type="dxa"/>
+              <w:left w:w="75" w:type="dxa"/>
+              <w:bottom w:w="75" w:type="dxa"/>
+              <w:right w:w="75" w:type="dxa"/>
+            </w:tcMar>
+            <w:tcBorders>
+              <w:top w:val="single" w:sz="4" w:color="D9D9D9"/>
+              <w:left w:val="single" w:sz="4" w:color="D9D9D9"/>
+              <w:bottom w:val="single" w:sz="4" w:color="D9D9D9"/>
+              <w:right w:val="single" w:sz="4" w:color="D9D9D9"/>
+            </w:tcBorders>
+          </w:tcPr>
+          <w:p>
+            <w:pPr>
+              <w:pStyle w:val="Compact"/>
+              <w:spacing w:after="40" w:before="40" w:line="240" w:lineRule="auto"/>
+              <w:jc w:val="center"/>
+            </w:pPr>
+            <w:r>
+              <w:rPr>
+                <w:color w:val="000000"/>
+                <w:sz w:val="19"/>
+              </w:rPr>
               <w:t xml:space="preserve">79.7</w:t>
             </w:r>
           </w:p>
         </w:tc>
         <w:tc>
-          <w:tcPr/>
-          <w:p>
-            <w:pPr>
-              <w:pStyle w:val="Compact"/>
-            </w:pPr>
-            <w:r>
-              <w:t xml:space="preserve">22</w:t>
+          <w:tcPr>
+            <w:tcW w:type="dxa" w:w="1872"/>
+            <w:vAlign w:val="center"/>
+            <w:tcMar>
+              <w:top w:w="75" w:type="dxa"/>
+              <w:left w:w="75" w:type="dxa"/>
+              <w:bottom w:w="75" w:type="dxa"/>
+              <w:right w:w="75" w:type="dxa"/>
+            </w:tcMar>
+            <w:tcBorders>
+              <w:top w:val="single" w:sz="4" w:color="D9D9D9"/>
+              <w:left w:val="single" w:sz="4" w:color="D9D9D9"/>
+              <w:bottom w:val="single" w:sz="4" w:color="D9D9D9"/>
+              <w:right w:val="single" w:sz="4" w:color="D9D9D9"/>
+            </w:tcBorders>
+          </w:tcPr>
+          <w:p>
+            <w:pPr>
+              <w:pStyle w:val="Compact"/>
+              <w:spacing w:after="40" w:before="40" w:line="240" w:lineRule="auto"/>
+              <w:jc w:val="center"/>
+            </w:pPr>
+            <w:r>
+              <w:rPr>
+                <w:color w:val="000000"/>
+                <w:sz w:val="19"/>
+              </w:rPr>
+              <w:t xml:space="preserve">168</w:t>
             </w:r>
           </w:p>
         </w:tc>
       </w:tr>
       <w:tr>
-        <w:tc>
-          <w:tcPr/>
-          <w:p>
-            <w:pPr>
-              <w:pStyle w:val="Compact"/>
-            </w:pPr>
-            <w:r>
+        <w:trPr>
+          <w:cantSplit/>
+        </w:trPr>
+        <w:tc>
+          <w:tcPr>
+            <w:tcW w:type="dxa" w:w="1872"/>
+            <w:vAlign w:val="center"/>
+            <w:tcMar>
+              <w:top w:w="75" w:type="dxa"/>
+              <w:left w:w="75" w:type="dxa"/>
+              <w:bottom w:w="75" w:type="dxa"/>
+              <w:right w:w="75" w:type="dxa"/>
+            </w:tcMar>
+            <w:tcBorders>
+              <w:top w:val="single" w:sz="4" w:color="D9D9D9"/>
+              <w:left w:val="single" w:sz="4" w:color="D9D9D9"/>
+              <w:bottom w:val="single" w:sz="4" w:color="D9D9D9"/>
+              <w:right w:val="single" w:sz="4" w:color="D9D9D9"/>
+            </w:tcBorders>
+          </w:tcPr>
+          <w:p>
+            <w:pPr>
+              <w:pStyle w:val="Compact"/>
+              <w:spacing w:after="40" w:before="40" w:line="240" w:lineRule="auto"/>
+              <w:jc w:val="left"/>
+            </w:pPr>
+            <w:r>
+              <w:rPr>
+                <w:color w:val="000000"/>
+                <w:sz w:val="19"/>
+              </w:rPr>
               <w:t xml:space="preserve">Palacio de los Loros PL2</w:t>
             </w:r>
           </w:p>
         </w:tc>
         <w:tc>
-          <w:tcPr/>
-          <w:p>
-            <w:pPr>
-              <w:pStyle w:val="Compact"/>
-            </w:pPr>
-            <w:r>
+          <w:tcPr>
+            <w:tcW w:type="dxa" w:w="1872"/>
+            <w:vAlign w:val="center"/>
+            <w:tcMar>
+              <w:top w:w="75" w:type="dxa"/>
+              <w:left w:w="75" w:type="dxa"/>
+              <w:bottom w:w="75" w:type="dxa"/>
+              <w:right w:w="75" w:type="dxa"/>
+            </w:tcMar>
+            <w:tcBorders>
+              <w:top w:val="single" w:sz="4" w:color="D9D9D9"/>
+              <w:left w:val="single" w:sz="4" w:color="D9D9D9"/>
+              <w:bottom w:val="single" w:sz="4" w:color="D9D9D9"/>
+              <w:right w:val="single" w:sz="4" w:color="D9D9D9"/>
+            </w:tcBorders>
+          </w:tcPr>
+          <w:p>
+            <w:pPr>
+              <w:pStyle w:val="Compact"/>
+              <w:spacing w:after="40" w:before="40" w:line="240" w:lineRule="auto"/>
+              <w:jc w:val="center"/>
+            </w:pPr>
+            <w:r>
+              <w:rPr>
+                <w:color w:val="000000"/>
+                <w:sz w:val="19"/>
+              </w:rPr>
               <w:t xml:space="preserve">61.7</w:t>
             </w:r>
           </w:p>
         </w:tc>
         <w:tc>
-          <w:tcPr/>
-          <w:p>
-            <w:pPr>
-              <w:pStyle w:val="Compact"/>
-            </w:pPr>
-            <w:r>
+          <w:tcPr>
+            <w:tcW w:type="dxa" w:w="1872"/>
+            <w:vAlign w:val="center"/>
+            <w:tcMar>
+              <w:top w:w="75" w:type="dxa"/>
+              <w:left w:w="75" w:type="dxa"/>
+              <w:bottom w:w="75" w:type="dxa"/>
+              <w:right w:w="75" w:type="dxa"/>
+            </w:tcMar>
+            <w:tcBorders>
+              <w:top w:val="single" w:sz="4" w:color="D9D9D9"/>
+              <w:left w:val="single" w:sz="4" w:color="D9D9D9"/>
+              <w:bottom w:val="single" w:sz="4" w:color="D9D9D9"/>
+              <w:right w:val="single" w:sz="4" w:color="D9D9D9"/>
+            </w:tcBorders>
+          </w:tcPr>
+          <w:p>
+            <w:pPr>
+              <w:pStyle w:val="Compact"/>
+              <w:spacing w:after="40" w:before="40" w:line="240" w:lineRule="auto"/>
+              <w:jc w:val="center"/>
+            </w:pPr>
+            <w:r>
+              <w:rPr>
+                <w:color w:val="000000"/>
+                <w:sz w:val="19"/>
+              </w:rPr>
               <w:t xml:space="preserve">95.2</w:t>
             </w:r>
           </w:p>
         </w:tc>
         <w:tc>
-          <w:tcPr/>
-          <w:p>
-            <w:pPr>
-              <w:pStyle w:val="Compact"/>
-            </w:pPr>
-            <w:r>
+          <w:tcPr>
+            <w:tcW w:type="dxa" w:w="1872"/>
+            <w:vAlign w:val="center"/>
+            <w:tcMar>
+              <w:top w:w="75" w:type="dxa"/>
+              <w:left w:w="75" w:type="dxa"/>
+              <w:bottom w:w="75" w:type="dxa"/>
+              <w:right w:w="75" w:type="dxa"/>
+            </w:tcMar>
+            <w:tcBorders>
+              <w:top w:val="single" w:sz="4" w:color="D9D9D9"/>
+              <w:left w:val="single" w:sz="4" w:color="D9D9D9"/>
+              <w:bottom w:val="single" w:sz="4" w:color="D9D9D9"/>
+              <w:right w:val="single" w:sz="4" w:color="D9D9D9"/>
+            </w:tcBorders>
+          </w:tcPr>
+          <w:p>
+            <w:pPr>
+              <w:pStyle w:val="Compact"/>
+              <w:spacing w:after="40" w:before="40" w:line="240" w:lineRule="auto"/>
+              <w:jc w:val="center"/>
+            </w:pPr>
+            <w:r>
+              <w:rPr>
+                <w:color w:val="000000"/>
+                <w:sz w:val="19"/>
+              </w:rPr>
               <w:t xml:space="preserve">100.3</w:t>
             </w:r>
           </w:p>
         </w:tc>
         <w:tc>
-          <w:tcPr/>
-          <w:p>
-            <w:pPr>
-              <w:pStyle w:val="Compact"/>
-            </w:pPr>
-            <w:r>
-              <w:t xml:space="preserve">4</w:t>
+          <w:tcPr>
+            <w:tcW w:type="dxa" w:w="1872"/>
+            <w:vAlign w:val="center"/>
+            <w:tcMar>
+              <w:top w:w="75" w:type="dxa"/>
+              <w:left w:w="75" w:type="dxa"/>
+              <w:bottom w:w="75" w:type="dxa"/>
+              <w:right w:w="75" w:type="dxa"/>
+            </w:tcMar>
+            <w:tcBorders>
+              <w:top w:val="single" w:sz="4" w:color="D9D9D9"/>
+              <w:left w:val="single" w:sz="4" w:color="D9D9D9"/>
+              <w:bottom w:val="single" w:sz="4" w:color="D9D9D9"/>
+              <w:right w:val="single" w:sz="4" w:color="D9D9D9"/>
+            </w:tcBorders>
+          </w:tcPr>
+          <w:p>
+            <w:pPr>
+              <w:pStyle w:val="Compact"/>
+              <w:spacing w:after="40" w:before="40" w:line="240" w:lineRule="auto"/>
+              <w:jc w:val="center"/>
+            </w:pPr>
+            <w:r>
+              <w:rPr>
+                <w:color w:val="000000"/>
+                <w:sz w:val="19"/>
+              </w:rPr>
+              <w:t xml:space="preserve">161</w:t>
             </w:r>
           </w:p>
         </w:tc>
       </w:tr>
       <w:tr>
-        <w:tc>
-          <w:tcPr/>
-          <w:p>
-            <w:pPr>
-              <w:pStyle w:val="Compact"/>
-            </w:pPr>
-            <w:r>
+        <w:trPr>
+          <w:cantSplit/>
+        </w:trPr>
+        <w:tc>
+          <w:tcPr>
+            <w:tcW w:type="dxa" w:w="1872"/>
+            <w:vAlign w:val="center"/>
+            <w:tcMar>
+              <w:top w:w="75" w:type="dxa"/>
+              <w:left w:w="75" w:type="dxa"/>
+              <w:bottom w:w="75" w:type="dxa"/>
+              <w:right w:w="75" w:type="dxa"/>
+            </w:tcMar>
+            <w:tcBorders>
+              <w:top w:val="single" w:sz="4" w:color="D9D9D9"/>
+              <w:left w:val="single" w:sz="4" w:color="D9D9D9"/>
+              <w:bottom w:val="single" w:sz="4" w:color="D9D9D9"/>
+              <w:right w:val="single" w:sz="4" w:color="D9D9D9"/>
+            </w:tcBorders>
+          </w:tcPr>
+          <w:p>
+            <w:pPr>
+              <w:pStyle w:val="Compact"/>
+              <w:spacing w:after="40" w:before="40" w:line="240" w:lineRule="auto"/>
+              <w:jc w:val="left"/>
+            </w:pPr>
+            <w:r>
+              <w:rPr>
+                <w:color w:val="000000"/>
+                <w:sz w:val="19"/>
+              </w:rPr>
               <w:t xml:space="preserve">Williston Basin III</w:t>
             </w:r>
           </w:p>
         </w:tc>
         <w:tc>
-          <w:tcPr/>
-          <w:p>
-            <w:pPr>
-              <w:pStyle w:val="Compact"/>
-            </w:pPr>
-            <w:r>
+          <w:tcPr>
+            <w:tcW w:type="dxa" w:w="1872"/>
+            <w:vAlign w:val="center"/>
+            <w:tcMar>
+              <w:top w:w="75" w:type="dxa"/>
+              <w:left w:w="75" w:type="dxa"/>
+              <w:bottom w:w="75" w:type="dxa"/>
+              <w:right w:w="75" w:type="dxa"/>
+            </w:tcMar>
+            <w:tcBorders>
+              <w:top w:val="single" w:sz="4" w:color="D9D9D9"/>
+              <w:left w:val="single" w:sz="4" w:color="D9D9D9"/>
+              <w:bottom w:val="single" w:sz="4" w:color="D9D9D9"/>
+              <w:right w:val="single" w:sz="4" w:color="D9D9D9"/>
+            </w:tcBorders>
+          </w:tcPr>
+          <w:p>
+            <w:pPr>
+              <w:pStyle w:val="Compact"/>
+              <w:spacing w:after="40" w:before="40" w:line="240" w:lineRule="auto"/>
+              <w:jc w:val="center"/>
+            </w:pPr>
+            <w:r>
+              <w:rPr>
+                <w:color w:val="000000"/>
+                <w:sz w:val="19"/>
+              </w:rPr>
               <w:t xml:space="preserve">59.8</w:t>
             </w:r>
           </w:p>
         </w:tc>
         <w:tc>
-          <w:tcPr/>
-          <w:p>
-            <w:pPr>
-              <w:pStyle w:val="Compact"/>
-            </w:pPr>
-            <w:r>
+          <w:tcPr>
+            <w:tcW w:type="dxa" w:w="1872"/>
+            <w:vAlign w:val="center"/>
+            <w:tcMar>
+              <w:top w:w="75" w:type="dxa"/>
+              <w:left w:w="75" w:type="dxa"/>
+              <w:bottom w:w="75" w:type="dxa"/>
+              <w:right w:w="75" w:type="dxa"/>
+            </w:tcMar>
+            <w:tcBorders>
+              <w:top w:val="single" w:sz="4" w:color="D9D9D9"/>
+              <w:left w:val="single" w:sz="4" w:color="D9D9D9"/>
+              <w:bottom w:val="single" w:sz="4" w:color="D9D9D9"/>
+              <w:right w:val="single" w:sz="4" w:color="D9D9D9"/>
+            </w:tcBorders>
+          </w:tcPr>
+          <w:p>
+            <w:pPr>
+              <w:pStyle w:val="Compact"/>
+              <w:spacing w:after="40" w:before="40" w:line="240" w:lineRule="auto"/>
+              <w:jc w:val="center"/>
+            </w:pPr>
+            <w:r>
+              <w:rPr>
+                <w:color w:val="000000"/>
+                <w:sz w:val="19"/>
+              </w:rPr>
               <w:t xml:space="preserve">74.7</w:t>
             </w:r>
           </w:p>
         </w:tc>
         <w:tc>
-          <w:tcPr/>
-          <w:p>
-            <w:pPr>
-              <w:pStyle w:val="Compact"/>
-            </w:pPr>
-            <w:r>
+          <w:tcPr>
+            <w:tcW w:type="dxa" w:w="1872"/>
+            <w:vAlign w:val="center"/>
+            <w:tcMar>
+              <w:top w:w="75" w:type="dxa"/>
+              <w:left w:w="75" w:type="dxa"/>
+              <w:bottom w:w="75" w:type="dxa"/>
+              <w:right w:w="75" w:type="dxa"/>
+            </w:tcMar>
+            <w:tcBorders>
+              <w:top w:val="single" w:sz="4" w:color="D9D9D9"/>
+              <w:left w:val="single" w:sz="4" w:color="D9D9D9"/>
+              <w:bottom w:val="single" w:sz="4" w:color="D9D9D9"/>
+              <w:right w:val="single" w:sz="4" w:color="D9D9D9"/>
+            </w:tcBorders>
+          </w:tcPr>
+          <w:p>
+            <w:pPr>
+              <w:pStyle w:val="Compact"/>
+              <w:spacing w:after="40" w:before="40" w:line="240" w:lineRule="auto"/>
+              <w:jc w:val="center"/>
+            </w:pPr>
+            <w:r>
+              <w:rPr>
+                <w:color w:val="000000"/>
+                <w:sz w:val="19"/>
+              </w:rPr>
               <w:t xml:space="preserve">73.2</w:t>
             </w:r>
           </w:p>
         </w:tc>
         <w:tc>
-          <w:tcPr/>
-          <w:p>
-            <w:pPr>
-              <w:pStyle w:val="Compact"/>
-            </w:pPr>
-            <w:r>
-              <w:t xml:space="preserve">13</w:t>
+          <w:tcPr>
+            <w:tcW w:type="dxa" w:w="1872"/>
+            <w:vAlign w:val="center"/>
+            <w:tcMar>
+              <w:top w:w="75" w:type="dxa"/>
+              <w:left w:w="75" w:type="dxa"/>
+              <w:bottom w:w="75" w:type="dxa"/>
+              <w:right w:w="75" w:type="dxa"/>
+            </w:tcMar>
+            <w:tcBorders>
+              <w:top w:val="single" w:sz="4" w:color="D9D9D9"/>
+              <w:left w:val="single" w:sz="4" w:color="D9D9D9"/>
+              <w:bottom w:val="single" w:sz="4" w:color="D9D9D9"/>
+              <w:right w:val="single" w:sz="4" w:color="D9D9D9"/>
+            </w:tcBorders>
+          </w:tcPr>
+          <w:p>
+            <w:pPr>
+              <w:pStyle w:val="Compact"/>
+              <w:spacing w:after="40" w:before="40" w:line="240" w:lineRule="auto"/>
+              <w:jc w:val="center"/>
+            </w:pPr>
+            <w:r>
+              <w:rPr>
+                <w:color w:val="000000"/>
+                <w:sz w:val="19"/>
+              </w:rPr>
+              <w:t xml:space="preserve">160</w:t>
             </w:r>
           </w:p>
         </w:tc>
       </w:tr>
       <w:tr>
-        <w:tc>
-          <w:tcPr/>
-          <w:p>
-            <w:pPr>
-              <w:pStyle w:val="Compact"/>
-            </w:pPr>
-            <w:r>
+        <w:trPr>
+          <w:cantSplit/>
+        </w:trPr>
+        <w:tc>
+          <w:tcPr>
+            <w:tcW w:type="dxa" w:w="1872"/>
+            <w:vAlign w:val="center"/>
+            <w:tcMar>
+              <w:top w:w="75" w:type="dxa"/>
+              <w:left w:w="75" w:type="dxa"/>
+              <w:bottom w:w="75" w:type="dxa"/>
+              <w:right w:w="75" w:type="dxa"/>
+            </w:tcMar>
+            <w:tcBorders>
+              <w:top w:val="single" w:sz="4" w:color="D9D9D9"/>
+              <w:left w:val="single" w:sz="4" w:color="D9D9D9"/>
+              <w:bottom w:val="single" w:sz="4" w:color="D9D9D9"/>
+              <w:right w:val="single" w:sz="4" w:color="D9D9D9"/>
+            </w:tcBorders>
+          </w:tcPr>
+          <w:p>
+            <w:pPr>
+              <w:pStyle w:val="Compact"/>
+              <w:spacing w:after="40" w:before="40" w:line="240" w:lineRule="auto"/>
+              <w:jc w:val="left"/>
+            </w:pPr>
+            <w:r>
+              <w:rPr>
+                <w:color w:val="000000"/>
+                <w:sz w:val="19"/>
+              </w:rPr>
               <w:t xml:space="preserve">Cerrejon</w:t>
             </w:r>
           </w:p>
         </w:tc>
         <w:tc>
-          <w:tcPr/>
-          <w:p>
-            <w:pPr>
-              <w:pStyle w:val="Compact"/>
-            </w:pPr>
-            <w:r>
+          <w:tcPr>
+            <w:tcW w:type="dxa" w:w="1872"/>
+            <w:vAlign w:val="center"/>
+            <w:tcMar>
+              <w:top w:w="75" w:type="dxa"/>
+              <w:left w:w="75" w:type="dxa"/>
+              <w:bottom w:w="75" w:type="dxa"/>
+              <w:right w:w="75" w:type="dxa"/>
+            </w:tcMar>
+            <w:tcBorders>
+              <w:top w:val="single" w:sz="4" w:color="D9D9D9"/>
+              <w:left w:val="single" w:sz="4" w:color="D9D9D9"/>
+              <w:bottom w:val="single" w:sz="4" w:color="D9D9D9"/>
+              <w:right w:val="single" w:sz="4" w:color="D9D9D9"/>
+            </w:tcBorders>
+          </w:tcPr>
+          <w:p>
+            <w:pPr>
+              <w:pStyle w:val="Compact"/>
+              <w:spacing w:after="40" w:before="40" w:line="240" w:lineRule="auto"/>
+              <w:jc w:val="center"/>
+            </w:pPr>
+            <w:r>
+              <w:rPr>
+                <w:color w:val="000000"/>
+                <w:sz w:val="19"/>
+              </w:rPr>
               <w:t xml:space="preserve">58.0</w:t>
             </w:r>
           </w:p>
         </w:tc>
         <w:tc>
-          <w:tcPr/>
-          <w:p>
-            <w:pPr>
-              <w:pStyle w:val="Compact"/>
-            </w:pPr>
-            <w:r>
+          <w:tcPr>
+            <w:tcW w:type="dxa" w:w="1872"/>
+            <w:vAlign w:val="center"/>
+            <w:tcMar>
+              <w:top w:w="75" w:type="dxa"/>
+              <w:left w:w="75" w:type="dxa"/>
+              <w:bottom w:w="75" w:type="dxa"/>
+              <w:right w:w="75" w:type="dxa"/>
+            </w:tcMar>
+            <w:tcBorders>
+              <w:top w:val="single" w:sz="4" w:color="D9D9D9"/>
+              <w:left w:val="single" w:sz="4" w:color="D9D9D9"/>
+              <w:bottom w:val="single" w:sz="4" w:color="D9D9D9"/>
+              <w:right w:val="single" w:sz="4" w:color="D9D9D9"/>
+            </w:tcBorders>
+          </w:tcPr>
+          <w:p>
+            <w:pPr>
+              <w:pStyle w:val="Compact"/>
+              <w:spacing w:after="40" w:before="40" w:line="240" w:lineRule="auto"/>
+              <w:jc w:val="center"/>
+            </w:pPr>
+            <w:r>
+              <w:rPr>
+                <w:color w:val="000000"/>
+                <w:sz w:val="19"/>
+              </w:rPr>
               <w:t xml:space="preserve">90.7</w:t>
             </w:r>
           </w:p>
         </w:tc>
         <w:tc>
-          <w:tcPr/>
-          <w:p>
-            <w:pPr>
-              <w:pStyle w:val="Compact"/>
-            </w:pPr>
-            <w:r>
+          <w:tcPr>
+            <w:tcW w:type="dxa" w:w="1872"/>
+            <w:vAlign w:val="center"/>
+            <w:tcMar>
+              <w:top w:w="75" w:type="dxa"/>
+              <w:left w:w="75" w:type="dxa"/>
+              <w:bottom w:w="75" w:type="dxa"/>
+              <w:right w:w="75" w:type="dxa"/>
+            </w:tcMar>
+            <w:tcBorders>
+              <w:top w:val="single" w:sz="4" w:color="D9D9D9"/>
+              <w:left w:val="single" w:sz="4" w:color="D9D9D9"/>
+              <w:bottom w:val="single" w:sz="4" w:color="D9D9D9"/>
+              <w:right w:val="single" w:sz="4" w:color="D9D9D9"/>
+            </w:tcBorders>
+          </w:tcPr>
+          <w:p>
+            <w:pPr>
+              <w:pStyle w:val="Compact"/>
+              <w:spacing w:after="40" w:before="40" w:line="240" w:lineRule="auto"/>
+              <w:jc w:val="center"/>
+            </w:pPr>
+            <w:r>
+              <w:rPr>
+                <w:color w:val="000000"/>
+                <w:sz w:val="19"/>
+              </w:rPr>
               <w:t xml:space="preserve">94.9</w:t>
             </w:r>
           </w:p>
         </w:tc>
         <w:tc>
-          <w:tcPr/>
-          <w:p>
-            <w:pPr>
-              <w:pStyle w:val="Compact"/>
-            </w:pPr>
-            <w:r>
-              <w:t xml:space="preserve">24</w:t>
+          <w:tcPr>
+            <w:tcW w:type="dxa" w:w="1872"/>
+            <w:vAlign w:val="center"/>
+            <w:tcMar>
+              <w:top w:w="75" w:type="dxa"/>
+              <w:left w:w="75" w:type="dxa"/>
+              <w:bottom w:w="75" w:type="dxa"/>
+              <w:right w:w="75" w:type="dxa"/>
+            </w:tcMar>
+            <w:tcBorders>
+              <w:top w:val="single" w:sz="4" w:color="D9D9D9"/>
+              <w:left w:val="single" w:sz="4" w:color="D9D9D9"/>
+              <w:bottom w:val="single" w:sz="4" w:color="D9D9D9"/>
+              <w:right w:val="single" w:sz="4" w:color="D9D9D9"/>
+            </w:tcBorders>
+          </w:tcPr>
+          <w:p>
+            <w:pPr>
+              <w:pStyle w:val="Compact"/>
+              <w:spacing w:after="40" w:before="40" w:line="240" w:lineRule="auto"/>
+              <w:jc w:val="center"/>
+            </w:pPr>
+            <w:r>
+              <w:rPr>
+                <w:color w:val="000000"/>
+                <w:sz w:val="19"/>
+              </w:rPr>
+              <w:t xml:space="preserve">216</w:t>
             </w:r>
           </w:p>
         </w:tc>
       </w:tr>
       <w:tr>
-        <w:tc>
-          <w:tcPr/>
-          <w:p>
-            <w:pPr>
-              <w:pStyle w:val="Compact"/>
-            </w:pPr>
-            <w:r>
+        <w:trPr>
+          <w:cantSplit/>
+        </w:trPr>
+        <w:tc>
+          <w:tcPr>
+            <w:tcW w:type="dxa" w:w="1872"/>
+            <w:vAlign w:val="center"/>
+            <w:tcMar>
+              <w:top w:w="75" w:type="dxa"/>
+              <w:left w:w="75" w:type="dxa"/>
+              <w:bottom w:w="75" w:type="dxa"/>
+              <w:right w:w="75" w:type="dxa"/>
+            </w:tcMar>
+            <w:tcBorders>
+              <w:top w:val="single" w:sz="4" w:color="D9D9D9"/>
+              <w:left w:val="single" w:sz="4" w:color="D9D9D9"/>
+              <w:bottom w:val="single" w:sz="4" w:color="D9D9D9"/>
+              <w:right w:val="single" w:sz="4" w:color="D9D9D9"/>
+            </w:tcBorders>
+          </w:tcPr>
+          <w:p>
+            <w:pPr>
+              <w:pStyle w:val="Compact"/>
+              <w:spacing w:after="40" w:before="40" w:line="240" w:lineRule="auto"/>
+              <w:jc w:val="left"/>
+            </w:pPr>
+            <w:r>
+              <w:rPr>
+                <w:color w:val="000000"/>
+                <w:sz w:val="19"/>
+              </w:rPr>
               <w:t xml:space="preserve">Hubble Bubble</w:t>
             </w:r>
           </w:p>
         </w:tc>
         <w:tc>
-          <w:tcPr/>
-          <w:p>
-            <w:pPr>
-              <w:pStyle w:val="Compact"/>
-            </w:pPr>
-            <w:r>
+          <w:tcPr>
+            <w:tcW w:type="dxa" w:w="1872"/>
+            <w:vAlign w:val="center"/>
+            <w:tcMar>
+              <w:top w:w="75" w:type="dxa"/>
+              <w:left w:w="75" w:type="dxa"/>
+              <w:bottom w:w="75" w:type="dxa"/>
+              <w:right w:w="75" w:type="dxa"/>
+            </w:tcMar>
+            <w:tcBorders>
+              <w:top w:val="single" w:sz="4" w:color="D9D9D9"/>
+              <w:left w:val="single" w:sz="4" w:color="D9D9D9"/>
+              <w:bottom w:val="single" w:sz="4" w:color="D9D9D9"/>
+              <w:right w:val="single" w:sz="4" w:color="D9D9D9"/>
+            </w:tcBorders>
+          </w:tcPr>
+          <w:p>
+            <w:pPr>
+              <w:pStyle w:val="Compact"/>
+              <w:spacing w:after="40" w:before="40" w:line="240" w:lineRule="auto"/>
+              <w:jc w:val="center"/>
+            </w:pPr>
+            <w:r>
+              <w:rPr>
+                <w:color w:val="000000"/>
+                <w:sz w:val="19"/>
+              </w:rPr>
               <w:t xml:space="preserve">55.8</w:t>
             </w:r>
           </w:p>
         </w:tc>
         <w:tc>
-          <w:tcPr/>
-          <w:p>
-            <w:pPr>
-              <w:pStyle w:val="Compact"/>
-            </w:pPr>
-            <w:r>
+          <w:tcPr>
+            <w:tcW w:type="dxa" w:w="1872"/>
+            <w:vAlign w:val="center"/>
+            <w:tcMar>
+              <w:top w:w="75" w:type="dxa"/>
+              <w:left w:w="75" w:type="dxa"/>
+              <w:bottom w:w="75" w:type="dxa"/>
+              <w:right w:w="75" w:type="dxa"/>
+            </w:tcMar>
+            <w:tcBorders>
+              <w:top w:val="single" w:sz="4" w:color="D9D9D9"/>
+              <w:left w:val="single" w:sz="4" w:color="D9D9D9"/>
+              <w:bottom w:val="single" w:sz="4" w:color="D9D9D9"/>
+              <w:right w:val="single" w:sz="4" w:color="D9D9D9"/>
+            </w:tcBorders>
+          </w:tcPr>
+          <w:p>
+            <w:pPr>
+              <w:pStyle w:val="Compact"/>
+              <w:spacing w:after="40" w:before="40" w:line="240" w:lineRule="auto"/>
+              <w:jc w:val="center"/>
+            </w:pPr>
+            <w:r>
+              <w:rPr>
+                <w:color w:val="000000"/>
+                <w:sz w:val="19"/>
+              </w:rPr>
               <w:t xml:space="preserve">92.8</w:t>
             </w:r>
           </w:p>
         </w:tc>
         <w:tc>
-          <w:tcPr/>
-          <w:p>
-            <w:pPr>
-              <w:pStyle w:val="Compact"/>
-            </w:pPr>
-            <w:r>
+          <w:tcPr>
+            <w:tcW w:type="dxa" w:w="1872"/>
+            <w:vAlign w:val="center"/>
+            <w:tcMar>
+              <w:top w:w="75" w:type="dxa"/>
+              <w:left w:w="75" w:type="dxa"/>
+              <w:bottom w:w="75" w:type="dxa"/>
+              <w:right w:w="75" w:type="dxa"/>
+            </w:tcMar>
+            <w:tcBorders>
+              <w:top w:val="single" w:sz="4" w:color="D9D9D9"/>
+              <w:left w:val="single" w:sz="4" w:color="D9D9D9"/>
+              <w:bottom w:val="single" w:sz="4" w:color="D9D9D9"/>
+              <w:right w:val="single" w:sz="4" w:color="D9D9D9"/>
+            </w:tcBorders>
+          </w:tcPr>
+          <w:p>
+            <w:pPr>
+              <w:pStyle w:val="Compact"/>
+              <w:spacing w:after="40" w:before="40" w:line="240" w:lineRule="auto"/>
+              <w:jc w:val="center"/>
+            </w:pPr>
+            <w:r>
+              <w:rPr>
+                <w:color w:val="000000"/>
+                <w:sz w:val="19"/>
+              </w:rPr>
               <w:t xml:space="preserve">99.3</w:t>
             </w:r>
           </w:p>
         </w:tc>
         <w:tc>
-          <w:tcPr/>
-          <w:p>
-            <w:pPr>
-              <w:pStyle w:val="Compact"/>
-            </w:pPr>
-            <w:r>
-              <w:t xml:space="preserve">12</w:t>
+          <w:tcPr>
+            <w:tcW w:type="dxa" w:w="1872"/>
+            <w:vAlign w:val="center"/>
+            <w:tcMar>
+              <w:top w:w="75" w:type="dxa"/>
+              <w:left w:w="75" w:type="dxa"/>
+              <w:bottom w:w="75" w:type="dxa"/>
+              <w:right w:w="75" w:type="dxa"/>
+            </w:tcMar>
+            <w:tcBorders>
+              <w:top w:val="single" w:sz="4" w:color="D9D9D9"/>
+              <w:left w:val="single" w:sz="4" w:color="D9D9D9"/>
+              <w:bottom w:val="single" w:sz="4" w:color="D9D9D9"/>
+              <w:right w:val="single" w:sz="4" w:color="D9D9D9"/>
+            </w:tcBorders>
+          </w:tcPr>
+          <w:p>
+            <w:pPr>
+              <w:pStyle w:val="Compact"/>
+              <w:spacing w:after="40" w:before="40" w:line="240" w:lineRule="auto"/>
+              <w:jc w:val="center"/>
+            </w:pPr>
+            <w:r>
+              <w:rPr>
+                <w:color w:val="000000"/>
+                <w:sz w:val="19"/>
+              </w:rPr>
+              <w:t xml:space="preserve">166</w:t>
             </w:r>
           </w:p>
         </w:tc>
       </w:tr>
       <w:tr>
-        <w:tc>
-          <w:tcPr/>
-          <w:p>
-            <w:pPr>
-              <w:pStyle w:val="Compact"/>
-            </w:pPr>
-            <w:r>
+        <w:trPr>
+          <w:cantSplit/>
+        </w:trPr>
+        <w:tc>
+          <w:tcPr>
+            <w:tcW w:type="dxa" w:w="1872"/>
+            <w:vAlign w:val="center"/>
+            <w:tcMar>
+              <w:top w:w="75" w:type="dxa"/>
+              <w:left w:w="75" w:type="dxa"/>
+              <w:bottom w:w="75" w:type="dxa"/>
+              <w:right w:w="75" w:type="dxa"/>
+            </w:tcMar>
+            <w:tcBorders>
+              <w:top w:val="single" w:sz="4" w:color="D9D9D9"/>
+              <w:left w:val="single" w:sz="4" w:color="D9D9D9"/>
+              <w:bottom w:val="single" w:sz="4" w:color="D9D9D9"/>
+              <w:right w:val="single" w:sz="4" w:color="D9D9D9"/>
+            </w:tcBorders>
+          </w:tcPr>
+          <w:p>
+            <w:pPr>
+              <w:pStyle w:val="Compact"/>
+              <w:spacing w:after="40" w:before="40" w:line="240" w:lineRule="auto"/>
+              <w:jc w:val="left"/>
+            </w:pPr>
+            <w:r>
+              <w:rPr>
+                <w:color w:val="000000"/>
+                <w:sz w:val="19"/>
+              </w:rPr>
               <w:t xml:space="preserve">Laguna del Hunco</w:t>
             </w:r>
           </w:p>
         </w:tc>
         <w:tc>
-          <w:tcPr/>
-          <w:p>
-            <w:pPr>
-              <w:pStyle w:val="Compact"/>
-            </w:pPr>
-            <w:r>
+          <w:tcPr>
+            <w:tcW w:type="dxa" w:w="1872"/>
+            <w:vAlign w:val="center"/>
+            <w:tcMar>
+              <w:top w:w="75" w:type="dxa"/>
+              <w:left w:w="75" w:type="dxa"/>
+              <w:bottom w:w="75" w:type="dxa"/>
+              <w:right w:w="75" w:type="dxa"/>
+            </w:tcMar>
+            <w:tcBorders>
+              <w:top w:val="single" w:sz="4" w:color="D9D9D9"/>
+              <w:left w:val="single" w:sz="4" w:color="D9D9D9"/>
+              <w:bottom w:val="single" w:sz="4" w:color="D9D9D9"/>
+              <w:right w:val="single" w:sz="4" w:color="D9D9D9"/>
+            </w:tcBorders>
+          </w:tcPr>
+          <w:p>
+            <w:pPr>
+              <w:pStyle w:val="Compact"/>
+              <w:spacing w:after="40" w:before="40" w:line="240" w:lineRule="auto"/>
+              <w:jc w:val="center"/>
+            </w:pPr>
+            <w:r>
+              <w:rPr>
+                <w:color w:val="000000"/>
+                <w:sz w:val="19"/>
+              </w:rPr>
               <w:t xml:space="preserve">51.9</w:t>
             </w:r>
           </w:p>
         </w:tc>
         <w:tc>
-          <w:tcPr/>
-          <w:p>
-            <w:pPr>
-              <w:pStyle w:val="Compact"/>
-            </w:pPr>
-            <w:r>
+          <w:tcPr>
+            <w:tcW w:type="dxa" w:w="1872"/>
+            <w:vAlign w:val="center"/>
+            <w:tcMar>
+              <w:top w:w="75" w:type="dxa"/>
+              <w:left w:w="75" w:type="dxa"/>
+              <w:bottom w:w="75" w:type="dxa"/>
+              <w:right w:w="75" w:type="dxa"/>
+            </w:tcMar>
+            <w:tcBorders>
+              <w:top w:val="single" w:sz="4" w:color="D9D9D9"/>
+              <w:left w:val="single" w:sz="4" w:color="D9D9D9"/>
+              <w:bottom w:val="single" w:sz="4" w:color="D9D9D9"/>
+              <w:right w:val="single" w:sz="4" w:color="D9D9D9"/>
+            </w:tcBorders>
+          </w:tcPr>
+          <w:p>
+            <w:pPr>
+              <w:pStyle w:val="Compact"/>
+              <w:spacing w:after="40" w:before="40" w:line="240" w:lineRule="auto"/>
+              <w:jc w:val="center"/>
+            </w:pPr>
+            <w:r>
+              <w:rPr>
+                <w:color w:val="000000"/>
+                <w:sz w:val="19"/>
+              </w:rPr>
               <w:t xml:space="preserve">98.1</w:t>
             </w:r>
           </w:p>
         </w:tc>
         <w:tc>
-          <w:tcPr/>
-          <w:p>
-            <w:pPr>
-              <w:pStyle w:val="Compact"/>
-            </w:pPr>
-            <w:r>
+          <w:tcPr>
+            <w:tcW w:type="dxa" w:w="1872"/>
+            <w:vAlign w:val="center"/>
+            <w:tcMar>
+              <w:top w:w="75" w:type="dxa"/>
+              <w:left w:w="75" w:type="dxa"/>
+              <w:bottom w:w="75" w:type="dxa"/>
+              <w:right w:w="75" w:type="dxa"/>
+            </w:tcMar>
+            <w:tcBorders>
+              <w:top w:val="single" w:sz="4" w:color="D9D9D9"/>
+              <w:left w:val="single" w:sz="4" w:color="D9D9D9"/>
+              <w:bottom w:val="single" w:sz="4" w:color="D9D9D9"/>
+              <w:right w:val="single" w:sz="4" w:color="D9D9D9"/>
+            </w:tcBorders>
+          </w:tcPr>
+          <w:p>
+            <w:pPr>
+              <w:pStyle w:val="Compact"/>
+              <w:spacing w:after="40" w:before="40" w:line="240" w:lineRule="auto"/>
+              <w:jc w:val="center"/>
+            </w:pPr>
+            <w:r>
+              <w:rPr>
+                <w:color w:val="000000"/>
+                <w:sz w:val="19"/>
+              </w:rPr>
               <w:t xml:space="preserve">100.3</w:t>
             </w:r>
           </w:p>
         </w:tc>
         <w:tc>
-          <w:tcPr/>
-          <w:p>
-            <w:pPr>
-              <w:pStyle w:val="Compact"/>
-            </w:pPr>
-            <w:r>
-              <w:t xml:space="preserve">71</w:t>
+          <w:tcPr>
+            <w:tcW w:type="dxa" w:w="1872"/>
+            <w:vAlign w:val="center"/>
+            <w:tcMar>
+              <w:top w:w="75" w:type="dxa"/>
+              <w:left w:w="75" w:type="dxa"/>
+              <w:bottom w:w="75" w:type="dxa"/>
+              <w:right w:w="75" w:type="dxa"/>
+            </w:tcMar>
+            <w:tcBorders>
+              <w:top w:val="single" w:sz="4" w:color="D9D9D9"/>
+              <w:left w:val="single" w:sz="4" w:color="D9D9D9"/>
+              <w:bottom w:val="single" w:sz="4" w:color="D9D9D9"/>
+              <w:right w:val="single" w:sz="4" w:color="D9D9D9"/>
+            </w:tcBorders>
+          </w:tcPr>
+          <w:p>
+            <w:pPr>
+              <w:pStyle w:val="Compact"/>
+              <w:spacing w:after="40" w:before="40" w:line="240" w:lineRule="auto"/>
+              <w:jc w:val="center"/>
+            </w:pPr>
+            <w:r>
+              <w:rPr>
+                <w:color w:val="000000"/>
+                <w:sz w:val="19"/>
+              </w:rPr>
+              <w:t xml:space="preserve">168</w:t>
             </w:r>
           </w:p>
         </w:tc>
       </w:tr>
       <w:tr>
-        <w:tc>
-          <w:tcPr/>
-          <w:p>
-            <w:pPr>
-              <w:pStyle w:val="Compact"/>
-            </w:pPr>
-            <w:r>
+        <w:trPr>
+          <w:cantSplit/>
+        </w:trPr>
+        <w:tc>
+          <w:tcPr>
+            <w:tcW w:type="dxa" w:w="1872"/>
+            <w:vAlign w:val="center"/>
+            <w:tcMar>
+              <w:top w:w="75" w:type="dxa"/>
+              <w:left w:w="75" w:type="dxa"/>
+              <w:bottom w:w="75" w:type="dxa"/>
+              <w:right w:w="75" w:type="dxa"/>
+            </w:tcMar>
+            <w:tcBorders>
+              <w:top w:val="single" w:sz="4" w:color="D9D9D9"/>
+              <w:left w:val="single" w:sz="4" w:color="D9D9D9"/>
+              <w:bottom w:val="single" w:sz="4" w:color="D9D9D9"/>
+              <w:right w:val="single" w:sz="4" w:color="D9D9D9"/>
+            </w:tcBorders>
+          </w:tcPr>
+          <w:p>
+            <w:pPr>
+              <w:pStyle w:val="Compact"/>
+              <w:spacing w:after="40" w:before="40" w:line="240" w:lineRule="auto"/>
+              <w:jc w:val="left"/>
+            </w:pPr>
+            <w:r>
+              <w:rPr>
+                <w:color w:val="000000"/>
+                <w:sz w:val="19"/>
+              </w:rPr>
               <w:t xml:space="preserve">Republic</w:t>
             </w:r>
           </w:p>
         </w:tc>
         <w:tc>
-          <w:tcPr/>
-          <w:p>
-            <w:pPr>
-              <w:pStyle w:val="Compact"/>
-            </w:pPr>
-            <w:r>
+          <w:tcPr>
+            <w:tcW w:type="dxa" w:w="1872"/>
+            <w:vAlign w:val="center"/>
+            <w:tcMar>
+              <w:top w:w="75" w:type="dxa"/>
+              <w:left w:w="75" w:type="dxa"/>
+              <w:bottom w:w="75" w:type="dxa"/>
+              <w:right w:w="75" w:type="dxa"/>
+            </w:tcMar>
+            <w:tcBorders>
+              <w:top w:val="single" w:sz="4" w:color="D9D9D9"/>
+              <w:left w:val="single" w:sz="4" w:color="D9D9D9"/>
+              <w:bottom w:val="single" w:sz="4" w:color="D9D9D9"/>
+              <w:right w:val="single" w:sz="4" w:color="D9D9D9"/>
+            </w:tcBorders>
+          </w:tcPr>
+          <w:p>
+            <w:pPr>
+              <w:pStyle w:val="Compact"/>
+              <w:spacing w:after="40" w:before="40" w:line="240" w:lineRule="auto"/>
+              <w:jc w:val="center"/>
+            </w:pPr>
+            <w:r>
+              <w:rPr>
+                <w:color w:val="000000"/>
+                <w:sz w:val="19"/>
+              </w:rPr>
               <w:t xml:space="preserve">49.4</w:t>
             </w:r>
           </w:p>
         </w:tc>
         <w:tc>
-          <w:tcPr/>
-          <w:p>
-            <w:pPr>
-              <w:pStyle w:val="Compact"/>
-            </w:pPr>
-            <w:r>
+          <w:tcPr>
+            <w:tcW w:type="dxa" w:w="1872"/>
+            <w:vAlign w:val="center"/>
+            <w:tcMar>
+              <w:top w:w="75" w:type="dxa"/>
+              <w:left w:w="75" w:type="dxa"/>
+              <w:bottom w:w="75" w:type="dxa"/>
+              <w:right w:w="75" w:type="dxa"/>
+            </w:tcMar>
+            <w:tcBorders>
+              <w:top w:val="single" w:sz="4" w:color="D9D9D9"/>
+              <w:left w:val="single" w:sz="4" w:color="D9D9D9"/>
+              <w:bottom w:val="single" w:sz="4" w:color="D9D9D9"/>
+              <w:right w:val="single" w:sz="4" w:color="D9D9D9"/>
+            </w:tcBorders>
+          </w:tcPr>
+          <w:p>
+            <w:pPr>
+              <w:pStyle w:val="Compact"/>
+              <w:spacing w:after="40" w:before="40" w:line="240" w:lineRule="auto"/>
+              <w:jc w:val="center"/>
+            </w:pPr>
+            <w:r>
+              <w:rPr>
+                <w:color w:val="000000"/>
+                <w:sz w:val="19"/>
+              </w:rPr>
               <w:t xml:space="preserve">83.4</w:t>
             </w:r>
           </w:p>
         </w:tc>
         <w:tc>
-          <w:tcPr/>
-          <w:p>
-            <w:pPr>
-              <w:pStyle w:val="Compact"/>
-            </w:pPr>
-            <w:r>
+          <w:tcPr>
+            <w:tcW w:type="dxa" w:w="1872"/>
+            <w:vAlign w:val="center"/>
+            <w:tcMar>
+              <w:top w:w="75" w:type="dxa"/>
+              <w:left w:w="75" w:type="dxa"/>
+              <w:bottom w:w="75" w:type="dxa"/>
+              <w:right w:w="75" w:type="dxa"/>
+            </w:tcMar>
+            <w:tcBorders>
+              <w:top w:val="single" w:sz="4" w:color="D9D9D9"/>
+              <w:left w:val="single" w:sz="4" w:color="D9D9D9"/>
+              <w:bottom w:val="single" w:sz="4" w:color="D9D9D9"/>
+              <w:right w:val="single" w:sz="4" w:color="D9D9D9"/>
+            </w:tcBorders>
+          </w:tcPr>
+          <w:p>
+            <w:pPr>
+              <w:pStyle w:val="Compact"/>
+              <w:spacing w:after="40" w:before="40" w:line="240" w:lineRule="auto"/>
+              <w:jc w:val="center"/>
+            </w:pPr>
+            <w:r>
+              <w:rPr>
+                <w:color w:val="000000"/>
+                <w:sz w:val="19"/>
+              </w:rPr>
               <w:t xml:space="preserve">87.2</w:t>
             </w:r>
           </w:p>
         </w:tc>
         <w:tc>
-          <w:tcPr/>
-          <w:p>
-            <w:pPr>
-              <w:pStyle w:val="Compact"/>
-            </w:pPr>
-            <w:r>
-              <w:t xml:space="preserve">17</w:t>
+          <w:tcPr>
+            <w:tcW w:type="dxa" w:w="1872"/>
+            <w:vAlign w:val="center"/>
+            <w:tcMar>
+              <w:top w:w="75" w:type="dxa"/>
+              <w:left w:w="75" w:type="dxa"/>
+              <w:bottom w:w="75" w:type="dxa"/>
+              <w:right w:w="75" w:type="dxa"/>
+            </w:tcMar>
+            <w:tcBorders>
+              <w:top w:val="single" w:sz="4" w:color="D9D9D9"/>
+              <w:left w:val="single" w:sz="4" w:color="D9D9D9"/>
+              <w:bottom w:val="single" w:sz="4" w:color="D9D9D9"/>
+              <w:right w:val="single" w:sz="4" w:color="D9D9D9"/>
+            </w:tcBorders>
+          </w:tcPr>
+          <w:p>
+            <w:pPr>
+              <w:pStyle w:val="Compact"/>
+              <w:spacing w:after="40" w:before="40" w:line="240" w:lineRule="auto"/>
+              <w:jc w:val="center"/>
+            </w:pPr>
+            <w:r>
+              <w:rPr>
+                <w:color w:val="000000"/>
+                <w:sz w:val="19"/>
+              </w:rPr>
+              <w:t xml:space="preserve">146</w:t>
             </w:r>
           </w:p>
         </w:tc>
       </w:tr>
       <w:tr>
-        <w:tc>
-          <w:tcPr/>
-          <w:p>
-            <w:pPr>
-              <w:pStyle w:val="Compact"/>
-            </w:pPr>
-            <w:r>
+        <w:trPr>
+          <w:cantSplit/>
+        </w:trPr>
+        <w:tc>
+          <w:tcPr>
+            <w:tcW w:type="dxa" w:w="1872"/>
+            <w:vAlign w:val="center"/>
+            <w:tcMar>
+              <w:top w:w="75" w:type="dxa"/>
+              <w:left w:w="75" w:type="dxa"/>
+              <w:bottom w:w="75" w:type="dxa"/>
+              <w:right w:w="75" w:type="dxa"/>
+            </w:tcMar>
+            <w:tcBorders>
+              <w:top w:val="single" w:sz="4" w:color="D9D9D9"/>
+              <w:left w:val="single" w:sz="4" w:color="D9D9D9"/>
+              <w:bottom w:val="single" w:sz="4" w:color="D9D9D9"/>
+              <w:right w:val="single" w:sz="4" w:color="D9D9D9"/>
+            </w:tcBorders>
+          </w:tcPr>
+          <w:p>
+            <w:pPr>
+              <w:pStyle w:val="Compact"/>
+              <w:spacing w:after="40" w:before="40" w:line="240" w:lineRule="auto"/>
+              <w:jc w:val="left"/>
+            </w:pPr>
+            <w:r>
+              <w:rPr>
+                <w:color w:val="000000"/>
+                <w:sz w:val="19"/>
+              </w:rPr>
               <w:t xml:space="preserve">Bonanza</w:t>
             </w:r>
           </w:p>
         </w:tc>
         <w:tc>
-          <w:tcPr/>
-          <w:p>
-            <w:pPr>
-              <w:pStyle w:val="Compact"/>
-            </w:pPr>
-            <w:r>
+          <w:tcPr>
+            <w:tcW w:type="dxa" w:w="1872"/>
+            <w:vAlign w:val="center"/>
+            <w:tcMar>
+              <w:top w:w="75" w:type="dxa"/>
+              <w:left w:w="75" w:type="dxa"/>
+              <w:bottom w:w="75" w:type="dxa"/>
+              <w:right w:w="75" w:type="dxa"/>
+            </w:tcMar>
+            <w:tcBorders>
+              <w:top w:val="single" w:sz="4" w:color="D9D9D9"/>
+              <w:left w:val="single" w:sz="4" w:color="D9D9D9"/>
+              <w:bottom w:val="single" w:sz="4" w:color="D9D9D9"/>
+              <w:right w:val="single" w:sz="4" w:color="D9D9D9"/>
+            </w:tcBorders>
+          </w:tcPr>
+          <w:p>
+            <w:pPr>
+              <w:pStyle w:val="Compact"/>
+              <w:spacing w:after="40" w:before="40" w:line="240" w:lineRule="auto"/>
+              <w:jc w:val="center"/>
+            </w:pPr>
+            <w:r>
+              <w:rPr>
+                <w:color w:val="000000"/>
+                <w:sz w:val="19"/>
+              </w:rPr>
               <w:t xml:space="preserve">47.3</w:t>
             </w:r>
           </w:p>
         </w:tc>
         <w:tc>
-          <w:tcPr/>
-          <w:p>
-            <w:pPr>
-              <w:pStyle w:val="Compact"/>
-            </w:pPr>
-            <w:r>
+          <w:tcPr>
+            <w:tcW w:type="dxa" w:w="1872"/>
+            <w:vAlign w:val="center"/>
+            <w:tcMar>
+              <w:top w:w="75" w:type="dxa"/>
+              <w:left w:w="75" w:type="dxa"/>
+              <w:bottom w:w="75" w:type="dxa"/>
+              <w:right w:w="75" w:type="dxa"/>
+            </w:tcMar>
+            <w:tcBorders>
+              <w:top w:val="single" w:sz="4" w:color="D9D9D9"/>
+              <w:left w:val="single" w:sz="4" w:color="D9D9D9"/>
+              <w:bottom w:val="single" w:sz="4" w:color="D9D9D9"/>
+              <w:right w:val="single" w:sz="4" w:color="D9D9D9"/>
+            </w:tcBorders>
+          </w:tcPr>
+          <w:p>
+            <w:pPr>
+              <w:pStyle w:val="Compact"/>
+              <w:spacing w:after="40" w:before="40" w:line="240" w:lineRule="auto"/>
+              <w:jc w:val="center"/>
+            </w:pPr>
+            <w:r>
+              <w:rPr>
+                <w:color w:val="000000"/>
+                <w:sz w:val="19"/>
+              </w:rPr>
               <w:t xml:space="preserve">124.6</w:t>
             </w:r>
           </w:p>
         </w:tc>
         <w:tc>
-          <w:tcPr/>
-          <w:p>
-            <w:pPr>
-              <w:pStyle w:val="Compact"/>
-            </w:pPr>
-            <w:r>
+          <w:tcPr>
+            <w:tcW w:type="dxa" w:w="1872"/>
+            <w:vAlign w:val="center"/>
+            <w:tcMar>
+              <w:top w:w="75" w:type="dxa"/>
+              <w:left w:w="75" w:type="dxa"/>
+              <w:bottom w:w="75" w:type="dxa"/>
+              <w:right w:w="75" w:type="dxa"/>
+            </w:tcMar>
+            <w:tcBorders>
+              <w:top w:val="single" w:sz="4" w:color="D9D9D9"/>
+              <w:left w:val="single" w:sz="4" w:color="D9D9D9"/>
+              <w:bottom w:val="single" w:sz="4" w:color="D9D9D9"/>
+              <w:right w:val="single" w:sz="4" w:color="D9D9D9"/>
+            </w:tcBorders>
+          </w:tcPr>
+          <w:p>
+            <w:pPr>
+              <w:pStyle w:val="Compact"/>
+              <w:spacing w:after="40" w:before="40" w:line="240" w:lineRule="auto"/>
+              <w:jc w:val="center"/>
+            </w:pPr>
+            <w:r>
+              <w:rPr>
+                <w:color w:val="000000"/>
+                <w:sz w:val="19"/>
+              </w:rPr>
               <w:t xml:space="preserve">133.2</w:t>
             </w:r>
           </w:p>
         </w:tc>
         <w:tc>
-          <w:tcPr/>
-          <w:p>
-            <w:pPr>
-              <w:pStyle w:val="Compact"/>
-            </w:pPr>
-            <w:r>
-              <w:t xml:space="preserve">16</w:t>
+          <w:tcPr>
+            <w:tcW w:type="dxa" w:w="1872"/>
+            <w:vAlign w:val="center"/>
+            <w:tcMar>
+              <w:top w:w="75" w:type="dxa"/>
+              <w:left w:w="75" w:type="dxa"/>
+              <w:bottom w:w="75" w:type="dxa"/>
+              <w:right w:w="75" w:type="dxa"/>
+            </w:tcMar>
+            <w:tcBorders>
+              <w:top w:val="single" w:sz="4" w:color="D9D9D9"/>
+              <w:left w:val="single" w:sz="4" w:color="D9D9D9"/>
+              <w:bottom w:val="single" w:sz="4" w:color="D9D9D9"/>
+              <w:right w:val="single" w:sz="4" w:color="D9D9D9"/>
+            </w:tcBorders>
+          </w:tcPr>
+          <w:p>
+            <w:pPr>
+              <w:pStyle w:val="Compact"/>
+              <w:spacing w:after="40" w:before="40" w:line="240" w:lineRule="auto"/>
+              <w:jc w:val="center"/>
+            </w:pPr>
+            <w:r>
+              <w:rPr>
+                <w:color w:val="000000"/>
+                <w:sz w:val="19"/>
+              </w:rPr>
+              <w:t xml:space="preserve">149</w:t>
             </w:r>
           </w:p>
         </w:tc>
@@ -1946,12 +5318,13 @@
         <w:t xml:space="preserve">The cross-validation RMSE for LMA is 0.130 log₁₀ g m⁻², corresponding to a multiplicative uncertainty of approximately ×1.35 on the linear scale. As with the climate estimates, sites with few contributing species carry additional uncertainty; Palacio de los Loros PL2 (n = 4) should be interpreted with particular caution.</w:t>
       </w:r>
     </w:p>
-    <w:bookmarkEnd w:id="24"/>
-    <w:bookmarkEnd w:id="25"/>
+    <w:bookmarkEnd w:id="13"/>
     <w:sectPr>
       <w:footnotePr>
         <w:numRestart w:val="eachSect"/>
       </w:footnotePr>
+      <w:pgSz w:w="12240" w:h="15840"/>
+      <w:pgMar w:top="1080" w:bottom="1080" w:left="1440" w:right="1440"/>
     </w:sectPr>
   </w:body>
 </w:document>
@@ -2069,10 +5442,10 @@
   <w:docDefaults>
     <w:rPrDefault>
       <w:rPr>
-        <w:rFonts w:asciiTheme="minorHAnsi" w:cstheme="minorBidi" w:eastAsiaTheme="minorHAnsi" w:hAnsiTheme="minorHAnsi"/>
+        <w:rFonts w:asciiTheme="minorHAnsi" w:cstheme="minorBidi" w:eastAsiaTheme="minorEastAsia" w:hAnsiTheme="minorHAnsi"/>
         <w:sz w:val="24"/>
         <w:szCs w:val="24"/>
-        <w:lang w:bidi="ar-SA" w:eastAsia="en-US" w:val="en-US"/>
+        <w:lang w:bidi="ar-SA" w:eastAsia="zh-CN" w:val="en-US"/>
       </w:rPr>
     </w:rPrDefault>
     <w:pPrDefault>
@@ -2085,6 +5458,14 @@
   <w:style w:default="1" w:styleId="Normal" w:type="paragraph">
     <w:name w:val="Normal"/>
     <w:qFormat/>
+    <w:pPr>
+      <w:spacing w:after="140" w:line="252" w:lineRule="auto"/>
+    </w:pPr>
+    <w:rPr>
+      <w:rFonts w:ascii="Cambria" w:hAnsi="Cambria"/>
+      <w:color w:val="000000"/>
+      <w:sz w:val="22"/>
+    </w:rPr>
   </w:style>
   <w:style w:styleId="BodyText" w:type="paragraph">
     <w:name w:val="Body Text"/>
@@ -2094,12 +5475,20 @@
     <w:pPr>
       <w:spacing w:after="180" w:before="180"/>
     </w:pPr>
+    <w:rPr>
+      <w:rFonts w:ascii="Cambria" w:hAnsi="Cambria"/>
+      <w:color w:val="000000"/>
+    </w:rPr>
   </w:style>
   <w:style w:customStyle="1" w:styleId="FirstParagraph" w:type="paragraph">
     <w:name w:val="First Paragraph"/>
     <w:basedOn w:val="BodyText"/>
     <w:next w:val="BodyText"/>
     <w:qFormat/>
+    <w:rPr>
+      <w:rFonts w:ascii="Cambria" w:hAnsi="Cambria"/>
+      <w:color w:val="000000"/>
+    </w:rPr>
   </w:style>
   <w:style w:customStyle="1" w:styleId="Compact" w:type="paragraph">
     <w:name w:val="Compact"/>
@@ -2108,6 +5497,10 @@
     <w:pPr>
       <w:spacing w:after="36" w:before="36"/>
     </w:pPr>
+    <w:rPr>
+      <w:rFonts w:ascii="Cambria" w:hAnsi="Cambria"/>
+      <w:color w:val="000000"/>
+    </w:rPr>
   </w:style>
   <w:style w:styleId="Title" w:type="paragraph">
     <w:name w:val="Title"/>
@@ -2118,15 +5511,14 @@
     <w:qFormat/>
     <w:rsid w:val="00A10FD9"/>
     <w:pPr>
-      <w:spacing w:after="80" w:line="240" w:lineRule="auto"/>
+      <w:spacing w:after="240" w:line="240" w:lineRule="auto"/>
       <w:contextualSpacing/>
       <w:jc w:val="center"/>
     </w:pPr>
     <w:rPr>
-      <w:rFonts w:asciiTheme="majorHAnsi" w:cstheme="majorBidi" w:eastAsiaTheme="majorEastAsia" w:hAnsiTheme="majorHAnsi"/>
-      <w:spacing w:val="-10"/>
-      <w:kern w:val="28"/>
-      <w:sz w:val="56"/>
+      <w:rFonts w:asciiTheme="majorHAnsi" w:cstheme="majorBidi" w:eastAsiaTheme="majorEastAsia" w:hAnsiTheme="majorHAnsi" w:ascii="Cambria" w:hAnsi="Cambria"/>
+      <w:color w:val="000000"/>
+      <w:sz w:val="42"/>
       <w:szCs w:val="56"/>
     </w:rPr>
   </w:style>
@@ -2138,8 +5530,6 @@
     <w:rsid w:val="00A10FD9"/>
     <w:rPr>
       <w:rFonts w:asciiTheme="majorHAnsi" w:cstheme="majorBidi" w:eastAsiaTheme="majorEastAsia" w:hAnsiTheme="majorHAnsi"/>
-      <w:spacing w:val="-10"/>
-      <w:kern w:val="28"/>
       <w:sz w:val="56"/>
       <w:szCs w:val="56"/>
     </w:rPr>
@@ -2158,7 +5548,8 @@
       </w:numPr>
     </w:pPr>
     <w:rPr>
-      <w:rFonts w:cstheme="majorBidi" w:eastAsiaTheme="majorEastAsia"/>
+      <w:rFonts w:cstheme="majorBidi" w:eastAsiaTheme="majorEastAsia" w:ascii="Cambria" w:hAnsi="Cambria"/>
+      <w:color w:val="000000"/>
       <w:spacing w:val="15"/>
       <w:sz w:val="28"/>
       <w:szCs w:val="28"/>
@@ -2180,23 +5571,35 @@
   </w:style>
   <w:style w:customStyle="1" w:styleId="Author" w:type="paragraph">
     <w:name w:val="Author"/>
+    <w:basedOn w:val="Title"/>
     <w:next w:val="BodyText"/>
     <w:qFormat/>
     <w:pPr>
       <w:keepNext/>
       <w:keepLines/>
-      <w:jc w:val="center"/>
     </w:pPr>
+    <w:rPr>
+      <w:rFonts w:ascii="Cambria" w:hAnsi="Cambria"/>
+      <w:color w:val="000000"/>
+      <w:sz w:val="24"/>
+      <w:szCs w:val="24"/>
+    </w:rPr>
   </w:style>
   <w:style w:styleId="Date" w:type="paragraph">
     <w:name w:val="Date"/>
+    <w:basedOn w:val="Title"/>
     <w:next w:val="BodyText"/>
     <w:qFormat/>
     <w:pPr>
       <w:keepNext/>
       <w:keepLines/>
-      <w:jc w:val="center"/>
     </w:pPr>
+    <w:rPr>
+      <w:rFonts w:ascii="Cambria" w:hAnsi="Cambria"/>
+      <w:color w:val="000000"/>
+      <w:sz w:val="24"/>
+      <w:szCs w:val="24"/>
+    </w:rPr>
   </w:style>
   <w:style w:customStyle="1" w:styleId="AbstractTitle" w:type="paragraph">
     <w:name w:val="Abstract Title"/>
@@ -2210,7 +5613,9 @@
       <w:jc w:val="center"/>
     </w:pPr>
     <w:rPr>
+      <w:rFonts w:ascii="Cambria" w:hAnsi="Cambria"/>
       <w:b/>
+      <w:color w:val="000000"/>
       <w:sz w:val="20"/>
       <w:szCs w:val="20"/>
     </w:rPr>
@@ -2226,6 +5631,8 @@
       <w:spacing w:after="300" w:before="100"/>
     </w:pPr>
     <w:rPr>
+      <w:rFonts w:ascii="Cambria" w:hAnsi="Cambria"/>
+      <w:color w:val="000000"/>
       <w:sz w:val="20"/>
       <w:szCs w:val="20"/>
     </w:rPr>
@@ -2236,7 +5643,10 @@
     <w:next w:val="Bibliography"/>
     <w:qFormat/>
     <w:pPr/>
-    <w:rPr/>
+    <w:rPr>
+      <w:rFonts w:ascii="Cambria" w:hAnsi="Cambria"/>
+      <w:color w:val="000000"/>
+    </w:rPr>
   </w:style>
   <w:style w:styleId="Heading1" w:type="paragraph">
     <w:name w:val="heading 1"/>
@@ -2249,13 +5659,13 @@
     <w:pPr>
       <w:keepNext/>
       <w:keepLines/>
-      <w:spacing w:after="80" w:before="360"/>
+      <w:spacing w:after="100" w:before="240"/>
       <w:outlineLvl w:val="0"/>
     </w:pPr>
     <w:rPr>
-      <w:rFonts w:asciiTheme="majorHAnsi" w:cstheme="majorBidi" w:eastAsiaTheme="majorEastAsia" w:hAnsiTheme="majorHAnsi"/>
-      <w:color w:themeColor="accent1" w:themeShade="BF" w:val="0F4761"/>
-      <w:sz w:val="40"/>
+      <w:rFonts w:asciiTheme="majorHAnsi" w:cstheme="majorBidi" w:eastAsiaTheme="majorEastAsia" w:hAnsiTheme="majorHAnsi" w:ascii="Cambria" w:hAnsi="Cambria"/>
+      <w:color w:val="000000"/>
+      <w:sz w:val="30"/>
       <w:szCs w:val="40"/>
     </w:rPr>
   </w:style>
@@ -2272,13 +5682,13 @@
     <w:pPr>
       <w:keepNext/>
       <w:keepLines/>
-      <w:spacing w:after="80" w:before="160"/>
+      <w:spacing w:after="100" w:before="240"/>
       <w:outlineLvl w:val="1"/>
     </w:pPr>
     <w:rPr>
-      <w:rFonts w:asciiTheme="majorHAnsi" w:cstheme="majorBidi" w:eastAsiaTheme="majorEastAsia" w:hAnsiTheme="majorHAnsi"/>
-      <w:color w:themeColor="accent1" w:themeShade="BF" w:val="0F4761"/>
-      <w:sz w:val="32"/>
+      <w:rFonts w:asciiTheme="majorHAnsi" w:cstheme="majorBidi" w:eastAsiaTheme="majorEastAsia" w:hAnsiTheme="majorHAnsi" w:ascii="Cambria" w:hAnsi="Cambria"/>
+      <w:color w:val="000000"/>
+      <w:sz w:val="25"/>
       <w:szCs w:val="32"/>
     </w:rPr>
   </w:style>
@@ -2295,13 +5705,13 @@
     <w:pPr>
       <w:keepNext/>
       <w:keepLines/>
-      <w:spacing w:after="80" w:before="160"/>
+      <w:spacing w:after="100" w:before="240"/>
       <w:outlineLvl w:val="2"/>
     </w:pPr>
     <w:rPr>
-      <w:rFonts w:cstheme="majorBidi" w:eastAsiaTheme="majorEastAsia"/>
-      <w:color w:themeColor="accent1" w:themeShade="BF" w:val="0F4761"/>
-      <w:sz w:val="28"/>
+      <w:rFonts w:cstheme="majorBidi" w:eastAsiaTheme="majorEastAsia" w:ascii="Cambria" w:hAnsi="Cambria"/>
+      <w:color w:val="000000"/>
+      <w:sz w:val="22"/>
       <w:szCs w:val="28"/>
     </w:rPr>
   </w:style>
@@ -2322,10 +5732,10 @@
       <w:outlineLvl w:val="3"/>
     </w:pPr>
     <w:rPr>
-      <w:rFonts w:cstheme="majorBidi" w:eastAsiaTheme="majorEastAsia"/>
+      <w:rFonts w:cstheme="majorBidi" w:eastAsiaTheme="majorEastAsia" w:ascii="Cambria" w:hAnsi="Cambria"/>
       <w:i/>
       <w:iCs/>
-      <w:color w:themeColor="accent1" w:themeShade="BF" w:val="0F4761"/>
+      <w:color w:val="000000"/>
     </w:rPr>
   </w:style>
   <w:style w:styleId="Heading5" w:type="paragraph">
@@ -2345,8 +5755,8 @@
       <w:outlineLvl w:val="4"/>
     </w:pPr>
     <w:rPr>
-      <w:rFonts w:cstheme="majorBidi" w:eastAsiaTheme="majorEastAsia"/>
-      <w:color w:themeColor="accent1" w:themeShade="BF" w:val="0F4761"/>
+      <w:rFonts w:cstheme="majorBidi" w:eastAsiaTheme="majorEastAsia" w:ascii="Cambria" w:hAnsi="Cambria"/>
+      <w:color w:val="000000"/>
     </w:rPr>
   </w:style>
   <w:style w:styleId="Heading6" w:type="paragraph">
@@ -2366,10 +5776,10 @@
       <w:outlineLvl w:val="5"/>
     </w:pPr>
     <w:rPr>
-      <w:rFonts w:cstheme="majorBidi" w:eastAsiaTheme="majorEastAsia"/>
+      <w:rFonts w:cstheme="majorBidi" w:eastAsiaTheme="majorEastAsia" w:ascii="Cambria" w:hAnsi="Cambria"/>
       <w:i/>
       <w:iCs/>
-      <w:color w:themeColor="text1" w:themeTint="A6" w:val="595959"/>
+      <w:color w:val="000000"/>
     </w:rPr>
   </w:style>
   <w:style w:styleId="Heading7" w:type="paragraph">
@@ -2389,8 +5799,8 @@
       <w:outlineLvl w:val="6"/>
     </w:pPr>
     <w:rPr>
-      <w:rFonts w:cstheme="majorBidi" w:eastAsiaTheme="majorEastAsia"/>
-      <w:color w:themeColor="text1" w:themeTint="A6" w:val="595959"/>
+      <w:rFonts w:cstheme="majorBidi" w:eastAsiaTheme="majorEastAsia" w:ascii="Cambria" w:hAnsi="Cambria"/>
+      <w:color w:val="000000"/>
     </w:rPr>
   </w:style>
   <w:style w:styleId="Heading8" w:type="paragraph">
@@ -2410,10 +5820,10 @@
       <w:outlineLvl w:val="7"/>
     </w:pPr>
     <w:rPr>
-      <w:rFonts w:cstheme="majorBidi" w:eastAsiaTheme="majorEastAsia"/>
+      <w:rFonts w:cstheme="majorBidi" w:eastAsiaTheme="majorEastAsia" w:ascii="Cambria" w:hAnsi="Cambria"/>
       <w:i/>
       <w:iCs/>
-      <w:color w:themeColor="text1" w:themeTint="D8" w:val="272727"/>
+      <w:color w:val="000000"/>
     </w:rPr>
   </w:style>
   <w:style w:styleId="Heading9" w:type="paragraph">
@@ -2433,8 +5843,8 @@
       <w:outlineLvl w:val="8"/>
     </w:pPr>
     <w:rPr>
-      <w:rFonts w:cstheme="majorBidi" w:eastAsiaTheme="majorEastAsia"/>
-      <w:color w:themeColor="text1" w:themeTint="D8" w:val="272727"/>
+      <w:rFonts w:cstheme="majorBidi" w:eastAsiaTheme="majorEastAsia" w:ascii="Cambria" w:hAnsi="Cambria"/>
+      <w:color w:val="000000"/>
     </w:rPr>
   </w:style>
   <w:style w:customStyle="1" w:styleId="Heading1Char" w:type="character">
@@ -2567,6 +5977,10 @@
       <w:spacing w:after="100" w:before="100"/>
       <w:ind w:firstLine="0" w:left="480" w:right="480"/>
     </w:pPr>
+    <w:rPr>
+      <w:rFonts w:ascii="Cambria" w:hAnsi="Cambria"/>
+      <w:color w:val="000000"/>
+    </w:rPr>
   </w:style>
   <w:style w:styleId="FootnoteText" w:type="paragraph">
     <w:name w:val="Footnote Text"/>
@@ -2575,6 +5989,10 @@
     <w:uiPriority w:val="9"/>
     <w:unhideWhenUsed/>
     <w:qFormat/>
+    <w:rPr>
+      <w:rFonts w:ascii="Cambria" w:hAnsi="Cambria"/>
+      <w:color w:val="000000"/>
+    </w:rPr>
   </w:style>
   <w:style w:styleId="FootnoteBlockText" w:type="paragraph">
     <w:name w:val="Footnote Block Text"/>
@@ -2587,6 +6005,10 @@
       <w:spacing w:after="100" w:before="100"/>
       <w:ind w:firstLine="0" w:left="480" w:right="480"/>
     </w:pPr>
+    <w:rPr>
+      <w:rFonts w:ascii="Cambria" w:hAnsi="Cambria"/>
+      <w:color w:val="000000"/>
+    </w:rPr>
   </w:style>
   <w:style w:default="1" w:styleId="DefaultParagraphFont" w:type="character">
     <w:name w:val="Default Paragraph Font"/>
@@ -2609,13 +6031,6 @@
       </w:tblCellMar>
     </w:tblPr>
     <w:tblStylePr w:type="firstRow">
-      <w:tblPr>
-        <w:jc w:val="left"/>
-        <w:tblInd w:type="dxa" w:w="0"/>
-      </w:tblPr>
-      <w:trPr>
-        <w:jc w:val="left"/>
-      </w:trPr>
       <w:tcPr>
         <w:tcBorders>
           <w:bottom w:val="single"/>
@@ -2634,12 +6049,18 @@
       <w:spacing w:after="0"/>
     </w:pPr>
     <w:rPr>
+      <w:rFonts w:ascii="Cambria" w:hAnsi="Cambria"/>
       <w:b/>
+      <w:color w:val="000000"/>
     </w:rPr>
   </w:style>
   <w:style w:customStyle="1" w:styleId="Definition" w:type="paragraph">
     <w:name w:val="Definition"/>
     <w:basedOn w:val="Normal"/>
+    <w:rPr>
+      <w:rFonts w:ascii="Cambria" w:hAnsi="Cambria"/>
+      <w:color w:val="000000"/>
+    </w:rPr>
   </w:style>
   <w:style w:styleId="Caption" w:type="paragraph">
     <w:name w:val="Caption"/>
@@ -2649,7 +6070,9 @@
       <w:spacing w:after="120" w:before="0"/>
     </w:pPr>
     <w:rPr>
+      <w:rFonts w:ascii="Cambria" w:hAnsi="Cambria"/>
       <w:i/>
+      <w:color w:val="000000"/>
     </w:rPr>
   </w:style>
   <w:style w:customStyle="1" w:styleId="TableCaption" w:type="paragraph">
@@ -2658,14 +6081,26 @@
     <w:pPr>
       <w:keepNext/>
     </w:pPr>
+    <w:rPr>
+      <w:rFonts w:ascii="Cambria" w:hAnsi="Cambria"/>
+      <w:color w:val="000000"/>
+    </w:rPr>
   </w:style>
   <w:style w:customStyle="1" w:styleId="ImageCaption" w:type="paragraph">
     <w:name w:val="Image Caption"/>
     <w:basedOn w:val="Caption"/>
+    <w:rPr>
+      <w:rFonts w:ascii="Cambria" w:hAnsi="Cambria"/>
+      <w:color w:val="000000"/>
+    </w:rPr>
   </w:style>
   <w:style w:customStyle="1" w:styleId="Figure" w:type="paragraph">
     <w:name w:val="Figure"/>
     <w:basedOn w:val="Normal"/>
+    <w:rPr>
+      <w:rFonts w:ascii="Cambria" w:hAnsi="Cambria"/>
+      <w:color w:val="000000"/>
+    </w:rPr>
   </w:style>
   <w:style w:customStyle="1" w:styleId="CaptionedFigure" w:type="paragraph">
     <w:name w:val="Captioned Figure"/>
@@ -2673,6 +6108,10 @@
     <w:pPr>
       <w:keepNext/>
     </w:pPr>
+    <w:rPr>
+      <w:rFonts w:ascii="Cambria" w:hAnsi="Cambria"/>
+      <w:color w:val="000000"/>
+    </w:rPr>
   </w:style>
   <w:style w:customStyle="1" w:styleId="BodyTextChar" w:type="character">
     <w:name w:val="Body Text Char"/>
@@ -2717,10 +6156,10 @@
       <w:outlineLvl w:val="9"/>
     </w:pPr>
     <w:rPr>
-      <w:rFonts w:asciiTheme="majorHAnsi" w:cstheme="majorBidi" w:eastAsiaTheme="majorEastAsia" w:hAnsiTheme="majorHAnsi"/>
+      <w:rFonts w:asciiTheme="majorHAnsi" w:cstheme="majorBidi" w:eastAsiaTheme="majorEastAsia" w:hAnsiTheme="majorHAnsi" w:ascii="Cambria" w:hAnsi="Cambria"/>
       <w:b w:val="0"/>
       <w:bCs w:val="0"/>
-      <w:color w:themeColor="accent1" w:themeShade="BF" w:val="365F91"/>
+      <w:color w:val="000000"/>
     </w:rPr>
   </w:style>
   <w:style w:type="paragraph" w:customStyle="1" w:styleId="SourceCode">
@@ -2730,6 +6169,10 @@
     <w:pPr>
       <w:wordWrap w:val="off"/>
     </w:pPr>
+    <w:rPr>
+      <w:rFonts w:ascii="Cambria" w:hAnsi="Cambria"/>
+      <w:color w:val="000000"/>
+    </w:rPr>
   </w:style>
   <w:style w:type="character" w:customStyle="1" w:styleId="KeywordTok">
     <w:name w:val="KeywordTok"/>

--- a/doc/empirical.docx
+++ b/doc/empirical.docx
@@ -463,7 +463,7 @@
         <w:pStyle w:val="FirstParagraph"/>
       </w:pPr>
       <w:r>
-        <w:t xml:space="preserve">All 361 fossil occurrences were retained in the formal-only climate analysis. PIP MAT estimates range from 14.1 °C at Republic to 21.6 °C at Cerrejon, and MAP estimates from 148 to 220 cm at the same sites. The practical non-phylogenetic comparison uses LM site sp+zero with imputation. Both methods use imputation for MAT and MAP.</w:t>
+        <w:t xml:space="preserve">All 361 fossil occurrences were retained in the formal-only climate analysis. PIP MAT estimates range from 14.1 °C at Republic to 21.6 °C at Cerrejon, and MAP estimates from 146 to 216 cm at the same sites. The practical non-phylogenetic comparison uses LM site sp+zero with imputation. Both methods use imputation for MAT and MAP.</w:t>
       </w:r>
     </w:p>
     <w:p>
@@ -482,7 +482,7 @@
         <w:t xml:space="preserve"> </w:t>
       </w:r>
       <w:r>
-        <w:t xml:space="preserve">Site-level climate estimates for 11 fossil floras. PIP uses occurrence-specific traits and ages with formal-only taxonomy; LM is the site sp+zero imputed baseline. n is the number of species-site occurrences contributing to each PIP estimate. MAP values are geometric means in cm.</w:t>
+        <w:t xml:space="preserve">Site-level climate estimates for 11 fossil floras. PIP uses occurrence-specific traits and ages with formal-only taxonomy; LM is the site sp+zero imputed baseline. n is the number of species-site occurrences contributing to each PIP estimate. PIP MAP values are geometric means in cm; LM predicts directly at site level.</w:t>
       </w:r>
     </w:p>
     <w:tbl>
@@ -3654,7 +3654,7 @@
                 <w:color w:val="000000"/>
                 <w:sz w:val="19"/>
               </w:rPr>
-              <w:t xml:space="preserve">153</w:t>
+              <w:t xml:space="preserve">16</w:t>
             </w:r>
           </w:p>
         </w:tc>
@@ -3819,7 +3819,7 @@
                 <w:color w:val="000000"/>
                 <w:sz w:val="19"/>
               </w:rPr>
-              <w:t xml:space="preserve">168</w:t>
+              <w:t xml:space="preserve">11</w:t>
             </w:r>
           </w:p>
         </w:tc>
@@ -3984,7 +3984,7 @@
                 <w:color w:val="000000"/>
                 <w:sz w:val="19"/>
               </w:rPr>
-              <w:t xml:space="preserve">161</w:t>
+              <w:t xml:space="preserve">13</w:t>
             </w:r>
           </w:p>
         </w:tc>
@@ -4149,7 +4149,7 @@
                 <w:color w:val="000000"/>
                 <w:sz w:val="19"/>
               </w:rPr>
-              <w:t xml:space="preserve">168</w:t>
+              <w:t xml:space="preserve">22</w:t>
             </w:r>
           </w:p>
         </w:tc>
@@ -4314,7 +4314,7 @@
                 <w:color w:val="000000"/>
                 <w:sz w:val="19"/>
               </w:rPr>
-              <w:t xml:space="preserve">161</w:t>
+              <w:t xml:space="preserve">4</w:t>
             </w:r>
           </w:p>
         </w:tc>
@@ -4479,7 +4479,7 @@
                 <w:color w:val="000000"/>
                 <w:sz w:val="19"/>
               </w:rPr>
-              <w:t xml:space="preserve">160</w:t>
+              <w:t xml:space="preserve">13</w:t>
             </w:r>
           </w:p>
         </w:tc>
@@ -4644,7 +4644,7 @@
                 <w:color w:val="000000"/>
                 <w:sz w:val="19"/>
               </w:rPr>
-              <w:t xml:space="preserve">216</w:t>
+              <w:t xml:space="preserve">24</w:t>
             </w:r>
           </w:p>
         </w:tc>
@@ -4809,7 +4809,7 @@
                 <w:color w:val="000000"/>
                 <w:sz w:val="19"/>
               </w:rPr>
-              <w:t xml:space="preserve">166</w:t>
+              <w:t xml:space="preserve">12</w:t>
             </w:r>
           </w:p>
         </w:tc>
@@ -4974,7 +4974,7 @@
                 <w:color w:val="000000"/>
                 <w:sz w:val="19"/>
               </w:rPr>
-              <w:t xml:space="preserve">168</w:t>
+              <w:t xml:space="preserve">71</w:t>
             </w:r>
           </w:p>
         </w:tc>
@@ -5139,7 +5139,7 @@
                 <w:color w:val="000000"/>
                 <w:sz w:val="19"/>
               </w:rPr>
-              <w:t xml:space="preserve">146</w:t>
+              <w:t xml:space="preserve">17</w:t>
             </w:r>
           </w:p>
         </w:tc>
@@ -5304,7 +5304,7 @@
                 <w:color w:val="000000"/>
                 <w:sz w:val="19"/>
               </w:rPr>
-              <w:t xml:space="preserve">149</w:t>
+              <w:t xml:space="preserve">16</w:t>
             </w:r>
           </w:p>
         </w:tc>
